--- a/David_Leads_Broker_Field_Guide_2026.docx
+++ b/David_Leads_Broker_Field_Guide_2026.docx
@@ -4,108 +4,32 @@
   <w:body>
     <w:p>
       <w:pPr>
-        <w:spacing w:before="720" w:after="160"/>
+        <w:spacing w:after="60"/>
       </w:pPr>
       <w:r>
         <w:rPr>
+          <w:rFonts w:ascii="Calibri" w:hAnsi="Calibri"/>
           <w:b/>
-          <w:color w:val="087F6A"/>
-          <w:sz w:val="18"/>
+          <w:color w:val="B78327"/>
+          <w:sz w:val="19"/>
         </w:rPr>
-        <w:t>LIVE PUBLIC-RECORD RESEARCH WORKSPACE</w:t>
+        <w:t>BROKER ENABLEMENT PACK</w:t>
       </w:r>
     </w:p>
     <w:p>
       <w:pPr>
         <w:pStyle w:val="Title"/>
-        <w:spacing w:after="160"/>
       </w:pPr>
       <w:r>
-        <w:rPr>
-          <w:color w:val="071522"/>
-          <w:sz w:val="68"/>
-        </w:rPr>
         <w:t>David Leads</w:t>
       </w:r>
     </w:p>
     <w:p>
       <w:pPr>
-        <w:spacing w:after="440"/>
+        <w:pStyle w:val="Subtitle"/>
       </w:pPr>
       <w:r>
-        <w:rPr>
-          <w:b/>
-          <w:color w:val="2E74B5"/>
-          <w:sz w:val="44"/>
-        </w:rPr>
-        <w:t>Broker Field Guide</w:t>
-      </w:r>
-    </w:p>
-    <w:tbl>
-      <w:tblPr>
-        <w:tblW w:type="auto" w:w="0"/>
-        <w:tblLayout w:type="fixed"/>
-        <w:tblLook w:firstColumn="1" w:firstRow="1" w:lastColumn="0" w:lastRow="0" w:noHBand="0" w:noVBand="1" w:val="04A0"/>
-      </w:tblPr>
-      <w:tblGrid>
-        <w:gridCol w:w="9360"/>
-      </w:tblGrid>
-      <w:tr>
-        <w:tc>
-          <w:tcPr>
-            <w:tcW w:type="dxa" w:w="9360"/>
-            <w:shd w:fill="071522"/>
-            <w:tcMar>
-              <w:top w:w="330" w:type="dxa"/>
-              <w:start w:w="360" w:type="dxa"/>
-              <w:bottom w:w="330" w:type="dxa"/>
-              <w:end w:w="360" w:type="dxa"/>
-            </w:tcMar>
-          </w:tcPr>
-          <w:p>
-            <w:pPr>
-              <w:spacing w:after="160"/>
-            </w:pPr>
-            <w:r>
-              <w:rPr>
-                <w:b/>
-                <w:color w:val="FFFFFF"/>
-                <w:sz w:val="48"/>
-              </w:rPr>
-              <w:t>Know who changed.</w:t>
-              <w:br/>
-              <w:t>Know why now.</w:t>
-            </w:r>
-          </w:p>
-          <w:p>
-            <w:pPr>
-              <w:spacing w:after="0"/>
-            </w:pPr>
-            <w:r>
-              <w:rPr>
-                <w:color w:val="DFF6FF"/>
-                <w:sz w:val="22"/>
-              </w:rPr>
-              <w:t>Use verified organization signals to decide what to research first—then confirm the facts and clear outreach before contacting anyone.</w:t>
-            </w:r>
-          </w:p>
-        </w:tc>
-        <w:trPr>
-          <w:tblHeader/>
-        </w:trPr>
-      </w:tr>
-    </w:tbl>
-    <w:p>
-      <w:pPr>
-        <w:spacing w:before="400" w:after="40"/>
-      </w:pPr>
-      <w:r>
-        <w:rPr>
-          <w:b/>
-          <w:color w:val="162433"/>
-          <w:sz w:val="24"/>
-        </w:rPr>
-        <w:t>Prepared for David Abraham</w:t>
+        <w:t>A plain-English field guide for Evidence-Backed Broker Research</w:t>
       </w:r>
     </w:p>
     <w:p>
@@ -114,87 +38,751 @@
       </w:pPr>
       <w:r>
         <w:rPr>
-          <w:color w:val="445568"/>
-          <w:sz w:val="20"/>
+          <w:rFonts w:ascii="Calibri" w:hAnsi="Calibri"/>
+          <w:b/>
+          <w:color w:val="5A6B7C"/>
+          <w:sz w:val="21"/>
         </w:rPr>
-        <w:t>Meeting edition · August 26, 2026</w:t>
+        <w:t>Prepared for David Abraham  |  Live state must be verified at demo time</w:t>
+      </w:r>
+    </w:p>
+    <w:p>
+      <w:pPr>
+        <w:spacing w:before="80" w:after="200" w:line="288" w:lineRule="auto"/>
+        <w:shd w:fill="E8F6F4" w:val="clear"/>
+        <w:pBdr>
+          <w:left w:val="single" w:sz="18" w:space="8" w:color="168F89"/>
+        </w:pBdr>
+        <w:ind w:left="180" w:right="120"/>
+      </w:pPr>
+      <w:r>
+        <w:rPr>
+          <w:rFonts w:ascii="Calibri" w:hAnsi="Calibri"/>
+          <w:b/>
+          <w:color w:val="0A2540"/>
+        </w:rPr>
+        <w:t xml:space="preserve">Start here: </w:t>
+      </w:r>
+      <w:r>
+        <w:rPr>
+          <w:rFonts w:ascii="Calibri" w:hAnsi="Calibri"/>
+          <w:color w:val="1F2933"/>
+        </w:rPr>
+        <w:t>Viewing the live research workspace does not require a username, password, or access key. Open the web address below in Chrome, Edge, Safari, or a phone browser.</w:t>
+      </w:r>
+    </w:p>
+    <w:p>
+      <w:pPr>
+        <w:spacing w:after="320"/>
+      </w:pPr>
+      <w:hyperlink r:id="rId11">
+        <w:r>
+          <w:rPr>
+            <w:color w:val="168F89"/>
+            <w:u w:val="single"/>
+            <w:b/>
+            <w:rFonts w:ascii="Calibri" w:hAnsi="Calibri"/>
+            <w:sz w:val="22"/>
+          </w:rPr>
+          <w:t>Open David Leads</w:t>
+        </w:r>
+      </w:hyperlink>
+    </w:p>
+    <w:p>
+      <w:pPr>
+        <w:pStyle w:val="Heading1"/>
+        <w:keepNext/>
+      </w:pPr>
+      <w:r>
+        <w:t>What David Leads does</w:t>
+      </w:r>
+    </w:p>
+    <w:p>
+      <w:pPr>
+        <w:spacing w:after="120" w:line="300" w:lineRule="auto"/>
+      </w:pPr>
+      <w:r>
+        <w:rPr>
+          <w:rFonts w:ascii="Calibri" w:hAnsi="Calibri"/>
+          <w:i w:val="0"/>
+          <w:color w:val="1F2933"/>
+        </w:rPr>
+        <w:t>It gathers current organization-level records from official public sources, shows the business event that changed, explains why the timing may deserve research, and links back to the source record. It is a research desk, not a purchased contact list.</w:t>
+      </w:r>
+    </w:p>
+    <w:p>
+      <w:pPr>
+        <w:spacing w:after="80" w:line="300" w:lineRule="auto"/>
+        <w:ind w:left="540" w:hanging="271"/>
+      </w:pPr>
+      <w:r>
+        <w:rPr>
+          <w:rFonts w:ascii="Calibri" w:hAnsi="Calibri"/>
+          <w:b w:val="0"/>
+          <w:color w:val="0A2540"/>
+        </w:rPr>
+        <w:t xml:space="preserve">• </w:t>
+      </w:r>
+      <w:r>
+        <w:rPr>
+          <w:rFonts w:ascii="Calibri" w:hAnsi="Calibri"/>
+          <w:color w:val="1F2933"/>
+        </w:rPr>
+        <w:t>Choose all 27 Eastern markets, a region, or one state.</w:t>
+      </w:r>
+    </w:p>
+    <w:p>
+      <w:pPr>
+        <w:spacing w:after="80" w:line="300" w:lineRule="auto"/>
+        <w:ind w:left="540" w:hanging="271"/>
+      </w:pPr>
+      <w:r>
+        <w:rPr>
+          <w:rFonts w:ascii="Calibri" w:hAnsi="Calibri"/>
+          <w:b w:val="0"/>
+          <w:color w:val="0A2540"/>
+        </w:rPr>
+        <w:t xml:space="preserve">• </w:t>
+      </w:r>
+      <w:r>
+        <w:rPr>
+          <w:rFonts w:ascii="Calibri" w:hAnsi="Calibri"/>
+          <w:color w:val="1F2933"/>
+        </w:rPr>
+        <w:t>See live business and facility records with source links and receipts.</w:t>
+      </w:r>
+    </w:p>
+    <w:p>
+      <w:pPr>
+        <w:spacing w:after="80" w:line="300" w:lineRule="auto"/>
+        <w:ind w:left="540" w:hanging="271"/>
+      </w:pPr>
+      <w:r>
+        <w:rPr>
+          <w:rFonts w:ascii="Calibri" w:hAnsi="Calibri"/>
+          <w:b w:val="0"/>
+          <w:color w:val="0A2540"/>
+        </w:rPr>
+        <w:t xml:space="preserve">• </w:t>
+      </w:r>
+      <w:r>
+        <w:rPr>
+          <w:rFonts w:ascii="Calibri" w:hAnsi="Calibri"/>
+          <w:color w:val="1F2933"/>
+        </w:rPr>
+        <w:t>Focus on the strongest timing signals before doing manual research.</w:t>
+      </w:r>
+    </w:p>
+    <w:p>
+      <w:pPr>
+        <w:spacing w:after="80" w:line="300" w:lineRule="auto"/>
+        <w:ind w:left="540" w:hanging="271"/>
+      </w:pPr>
+      <w:r>
+        <w:rPr>
+          <w:rFonts w:ascii="Calibri" w:hAnsi="Calibri"/>
+          <w:b w:val="0"/>
+          <w:color w:val="0A2540"/>
+        </w:rPr>
+        <w:t xml:space="preserve">• </w:t>
+      </w:r>
+      <w:r>
+        <w:rPr>
+          <w:rFonts w:ascii="Calibri" w:hAnsi="Calibri"/>
+          <w:color w:val="1F2933"/>
+        </w:rPr>
+        <w:t>Keep every outreach decision behind a human compliance check.</w:t>
+      </w:r>
+    </w:p>
+    <w:p>
+      <w:pPr>
+        <w:pStyle w:val="Heading2"/>
+        <w:keepNext/>
+      </w:pPr>
+      <w:r>
+        <w:t>Live release checklist</w:t>
+      </w:r>
+    </w:p>
+    <w:p>
+      <w:pPr>
+        <w:spacing w:after="120" w:line="300" w:lineRule="auto"/>
+      </w:pPr>
+      <w:r>
+        <w:rPr>
+          <w:rFonts w:ascii="Calibri" w:hAnsi="Calibri"/>
+          <w:i/>
+          <w:color w:val="5A6B7C"/>
+        </w:rPr>
+        <w:t>Do not reuse a dated count or source state. Read each value from the running release immediately before the demo.</w:t>
       </w:r>
     </w:p>
     <w:tbl>
       <w:tblPr>
-        <w:tblW w:type="auto" w:w="0"/>
+        <w:tblW w:type="dxa" w:w="9360"/>
         <w:tblLayout w:type="fixed"/>
         <w:tblLook w:firstColumn="1" w:firstRow="1" w:lastColumn="0" w:lastRow="0" w:noHBand="0" w:noVBand="1" w:val="04A0"/>
+        <w:jc w:val="left"/>
+        <w:tblInd w:w="120" w:type="dxa"/>
       </w:tblPr>
       <w:tblGrid>
-        <w:gridCol w:w="9360"/>
+        <w:gridCol w:w="2700"/>
+        <w:gridCol w:w="6660"/>
       </w:tblGrid>
       <w:tr>
+        <w:trPr>
+          <w:tblHeader w:val="true"/>
+          <w:cantSplit/>
+        </w:trPr>
         <w:tc>
           <w:tcPr>
-            <w:tcW w:type="dxa" w:w="9360"/>
+            <w:tcW w:type="dxa" w:w="2700"/>
             <w:vAlign w:val="center"/>
-            <w:shd w:fill="E7FBF5"/>
             <w:tcMar>
-              <w:top w:w="170" w:type="dxa"/>
-              <w:start w:w="220" w:type="dxa"/>
-              <w:bottom w:w="170" w:type="dxa"/>
-              <w:end w:w="220" w:type="dxa"/>
+              <w:top w:w="80" w:type="dxa"/>
+              <w:bottom w:w="80" w:type="dxa"/>
+              <w:start w:w="120" w:type="dxa"/>
+              <w:end w:w="120" w:type="dxa"/>
             </w:tcMar>
-            <w:tcBorders>
-              <w:start w:val="single" w:sz="28" w:color="087F6A"/>
-            </w:tcBorders>
+            <w:shd w:fill="0A2540" w:val="clear"/>
           </w:tcPr>
           <w:p>
             <w:pPr>
-              <w:spacing w:after="40"/>
+              <w:spacing w:after="0" w:line="276" w:lineRule="auto"/>
+              <w:jc w:val="left"/>
             </w:pPr>
             <w:r>
               <w:rPr>
+                <w:rFonts w:ascii="Calibri" w:hAnsi="Calibri"/>
                 <w:b/>
-                <w:color w:val="087F6A"/>
-                <w:sz w:val="16"/>
+                <w:color w:val="FFFFFF"/>
+                <w:sz w:val="21"/>
               </w:rPr>
-              <w:t>ACCESS</w:t>
+              <w:t>Check</w:t>
             </w:r>
           </w:p>
+        </w:tc>
+        <w:tc>
+          <w:tcPr>
+            <w:tcW w:type="dxa" w:w="6660"/>
+            <w:vAlign w:val="center"/>
+            <w:tcMar>
+              <w:top w:w="80" w:type="dxa"/>
+              <w:bottom w:w="80" w:type="dxa"/>
+              <w:start w:w="120" w:type="dxa"/>
+              <w:end w:w="120" w:type="dxa"/>
+            </w:tcMar>
+            <w:shd w:fill="0A2540" w:val="clear"/>
+          </w:tcPr>
           <w:p>
             <w:pPr>
-              <w:spacing w:after="0"/>
+              <w:spacing w:after="0" w:line="276" w:lineRule="auto"/>
+              <w:jc w:val="left"/>
             </w:pPr>
             <w:r>
               <w:rPr>
-                <w:color w:val="162433"/>
+                <w:rFonts w:ascii="Calibri" w:hAnsi="Calibri"/>
+                <w:b/>
+                <w:color w:val="FFFFFF"/>
                 <w:sz w:val="21"/>
               </w:rPr>
-              <w:t>No username, password, or access key is required to view the public research workspace. Private broker actions remain protected.</w:t>
+              <w:t>Required evidence</w:t>
             </w:r>
           </w:p>
         </w:tc>
+      </w:tr>
+      <w:tr>
         <w:trPr>
-          <w:tblHeader/>
+          <w:cantSplit/>
         </w:trPr>
+        <w:tc>
+          <w:tcPr>
+            <w:tcW w:type="dxa" w:w="2700"/>
+            <w:vAlign w:val="center"/>
+            <w:tcMar>
+              <w:top w:w="80" w:type="dxa"/>
+              <w:bottom w:w="80" w:type="dxa"/>
+              <w:start w:w="120" w:type="dxa"/>
+              <w:end w:w="120" w:type="dxa"/>
+            </w:tcMar>
+          </w:tcPr>
+          <w:p>
+            <w:pPr>
+              <w:spacing w:after="0" w:line="276" w:lineRule="auto"/>
+              <w:jc w:val="left"/>
+            </w:pPr>
+            <w:r>
+              <w:rPr>
+                <w:rFonts w:ascii="Calibri" w:hAnsi="Calibri"/>
+                <w:b/>
+                <w:color w:val="0A2540"/>
+                <w:sz w:val="21"/>
+              </w:rPr>
+              <w:t>Release identity</w:t>
+            </w:r>
+          </w:p>
+        </w:tc>
+        <w:tc>
+          <w:tcPr>
+            <w:tcW w:type="dxa" w:w="6660"/>
+            <w:vAlign w:val="center"/>
+            <w:tcMar>
+              <w:top w:w="80" w:type="dxa"/>
+              <w:bottom w:w="80" w:type="dxa"/>
+              <w:start w:w="120" w:type="dxa"/>
+              <w:end w:w="120" w:type="dxa"/>
+            </w:tcMar>
+          </w:tcPr>
+          <w:p>
+            <w:pPr>
+              <w:spacing w:after="0" w:line="276" w:lineRule="auto"/>
+              <w:jc w:val="left"/>
+            </w:pPr>
+            <w:r>
+              <w:rPr>
+                <w:rFonts w:ascii="Calibri" w:hAnsi="Calibri"/>
+                <w:b w:val="0"/>
+                <w:color w:val="1F2933"/>
+                <w:sz w:val="21"/>
+              </w:rPr>
+              <w:t>Match /api/build-info to the intended GitHub revision and release attestation.</w:t>
+            </w:r>
+          </w:p>
+        </w:tc>
+      </w:tr>
+      <w:tr>
+        <w:trPr>
+          <w:cantSplit/>
+        </w:trPr>
+        <w:tc>
+          <w:tcPr>
+            <w:tcW w:type="dxa" w:w="2700"/>
+            <w:shd w:fill="F5F8FB" w:val="clear"/>
+            <w:vAlign w:val="center"/>
+            <w:tcMar>
+              <w:top w:w="80" w:type="dxa"/>
+              <w:bottom w:w="80" w:type="dxa"/>
+              <w:start w:w="120" w:type="dxa"/>
+              <w:end w:w="120" w:type="dxa"/>
+            </w:tcMar>
+          </w:tcPr>
+          <w:p>
+            <w:pPr>
+              <w:spacing w:after="0" w:line="276" w:lineRule="auto"/>
+              <w:jc w:val="left"/>
+            </w:pPr>
+            <w:r>
+              <w:rPr>
+                <w:rFonts w:ascii="Calibri" w:hAnsi="Calibri"/>
+                <w:b/>
+                <w:color w:val="0A2540"/>
+                <w:sz w:val="21"/>
+              </w:rPr>
+              <w:t>Source health</w:t>
+            </w:r>
+          </w:p>
+        </w:tc>
+        <w:tc>
+          <w:tcPr>
+            <w:tcW w:type="dxa" w:w="6660"/>
+            <w:shd w:fill="F5F8FB" w:val="clear"/>
+            <w:vAlign w:val="center"/>
+            <w:tcMar>
+              <w:top w:w="80" w:type="dxa"/>
+              <w:bottom w:w="80" w:type="dxa"/>
+              <w:start w:w="120" w:type="dxa"/>
+              <w:end w:w="120" w:type="dxa"/>
+            </w:tcMar>
+          </w:tcPr>
+          <w:p>
+            <w:pPr>
+              <w:spacing w:after="0" w:line="276" w:lineRule="auto"/>
+              <w:jc w:val="left"/>
+            </w:pPr>
+            <w:r>
+              <w:rPr>
+                <w:rFonts w:ascii="Calibri" w:hAnsi="Calibri"/>
+                <w:b w:val="0"/>
+                <w:color w:val="1F2933"/>
+                <w:sz w:val="21"/>
+              </w:rPr>
+              <w:t>Read every LIVE, UNAVAILABLE, or NOT_APPLICABLE state from the current Market coverage panel.</w:t>
+            </w:r>
+          </w:p>
+        </w:tc>
+      </w:tr>
+      <w:tr>
+        <w:trPr>
+          <w:cantSplit/>
+        </w:trPr>
+        <w:tc>
+          <w:tcPr>
+            <w:tcW w:type="dxa" w:w="2700"/>
+            <w:vAlign w:val="center"/>
+            <w:tcMar>
+              <w:top w:w="80" w:type="dxa"/>
+              <w:bottom w:w="80" w:type="dxa"/>
+              <w:start w:w="120" w:type="dxa"/>
+              <w:end w:w="120" w:type="dxa"/>
+            </w:tcMar>
+          </w:tcPr>
+          <w:p>
+            <w:pPr>
+              <w:spacing w:after="0" w:line="276" w:lineRule="auto"/>
+              <w:jc w:val="left"/>
+            </w:pPr>
+            <w:r>
+              <w:rPr>
+                <w:rFonts w:ascii="Calibri" w:hAnsi="Calibri"/>
+                <w:b/>
+                <w:color w:val="0A2540"/>
+                <w:sz w:val="21"/>
+              </w:rPr>
+              <w:t>Records and samples</w:t>
+            </w:r>
+          </w:p>
+        </w:tc>
+        <w:tc>
+          <w:tcPr>
+            <w:tcW w:type="dxa" w:w="6660"/>
+            <w:vAlign w:val="center"/>
+            <w:tcMar>
+              <w:top w:w="80" w:type="dxa"/>
+              <w:bottom w:w="80" w:type="dxa"/>
+              <w:start w:w="120" w:type="dxa"/>
+              <w:end w:w="120" w:type="dxa"/>
+            </w:tcMar>
+          </w:tcPr>
+          <w:p>
+            <w:pPr>
+              <w:spacing w:after="0" w:line="276" w:lineRule="auto"/>
+              <w:jc w:val="left"/>
+            </w:pPr>
+            <w:r>
+              <w:rPr>
+                <w:rFonts w:ascii="Calibri" w:hAnsi="Calibri"/>
+                <w:b w:val="0"/>
+                <w:color w:val="1F2933"/>
+                <w:sz w:val="21"/>
+              </w:rPr>
+              <w:t>Treat the count as a current-pull observation; the active path must return no sample records.</w:t>
+            </w:r>
+          </w:p>
+        </w:tc>
+      </w:tr>
+      <w:tr>
+        <w:trPr>
+          <w:cantSplit/>
+        </w:trPr>
+        <w:tc>
+          <w:tcPr>
+            <w:tcW w:type="dxa" w:w="2700"/>
+            <w:shd w:fill="F5F8FB" w:val="clear"/>
+            <w:vAlign w:val="center"/>
+            <w:tcMar>
+              <w:top w:w="80" w:type="dxa"/>
+              <w:bottom w:w="80" w:type="dxa"/>
+              <w:start w:w="120" w:type="dxa"/>
+              <w:end w:w="120" w:type="dxa"/>
+            </w:tcMar>
+          </w:tcPr>
+          <w:p>
+            <w:pPr>
+              <w:spacing w:after="0" w:line="276" w:lineRule="auto"/>
+              <w:jc w:val="left"/>
+            </w:pPr>
+            <w:r>
+              <w:rPr>
+                <w:rFonts w:ascii="Calibri" w:hAnsi="Calibri"/>
+                <w:b/>
+                <w:color w:val="0A2540"/>
+                <w:sz w:val="21"/>
+              </w:rPr>
+              <w:t>Readiness</w:t>
+            </w:r>
+          </w:p>
+        </w:tc>
+        <w:tc>
+          <w:tcPr>
+            <w:tcW w:type="dxa" w:w="6660"/>
+            <w:shd w:fill="F5F8FB" w:val="clear"/>
+            <w:vAlign w:val="center"/>
+            <w:tcMar>
+              <w:top w:w="80" w:type="dxa"/>
+              <w:bottom w:w="80" w:type="dxa"/>
+              <w:start w:w="120" w:type="dxa"/>
+              <w:end w:w="120" w:type="dxa"/>
+            </w:tcMar>
+          </w:tcPr>
+          <w:p>
+            <w:pPr>
+              <w:spacing w:after="0" w:line="276" w:lineRule="auto"/>
+              <w:jc w:val="left"/>
+            </w:pPr>
+            <w:r>
+              <w:rPr>
+                <w:rFonts w:ascii="Calibri" w:hAnsi="Calibri"/>
+                <w:b w:val="0"/>
+                <w:color w:val="1F2933"/>
+                <w:sz w:val="21"/>
+              </w:rPr>
+              <w:t>Verify /healthz and /readyz; do not infer readiness from an HTTP 200 alone.</w:t>
+            </w:r>
+          </w:p>
+        </w:tc>
       </w:tr>
     </w:tbl>
     <w:p>
       <w:pPr>
-        <w:spacing w:after="0"/>
+        <w:pStyle w:val="Heading1"/>
+        <w:keepNext/>
       </w:pPr>
+      <w:r>
+        <w:t>Your first five minutes</w:t>
+      </w:r>
     </w:p>
     <w:p>
       <w:pPr>
-        <w:spacing w:before="160"/>
-        <w:jc w:val="center"/>
+        <w:spacing w:after="80" w:line="300" w:lineRule="auto"/>
+        <w:ind w:left="540" w:hanging="271"/>
       </w:pPr>
-      <w:hyperlink r:id="rId11">
-        <w:r>
-          <w:rPr>
-            <w:color w:val="2E74B5"/>
-            <w:u w:val="single"/>
-          </w:rPr>
-          <w:t>Open David Leads</w:t>
-        </w:r>
-      </w:hyperlink>
+      <w:r>
+        <w:rPr>
+          <w:rFonts w:ascii="Calibri" w:hAnsi="Calibri"/>
+          <w:b/>
+          <w:color w:val="0A2540"/>
+        </w:rPr>
+        <w:t xml:space="preserve">1. </w:t>
+      </w:r>
+      <w:r>
+        <w:rPr>
+          <w:rFonts w:ascii="Calibri" w:hAnsi="Calibri"/>
+          <w:color w:val="1F2933"/>
+        </w:rPr>
+        <w:t>Open the link. The research workspace loads without a login.</w:t>
+      </w:r>
+    </w:p>
+    <w:p>
+      <w:pPr>
+        <w:spacing w:after="80" w:line="300" w:lineRule="auto"/>
+        <w:ind w:left="540" w:hanging="271"/>
+      </w:pPr>
+      <w:r>
+        <w:rPr>
+          <w:rFonts w:ascii="Calibri" w:hAnsi="Calibri"/>
+          <w:b/>
+          <w:color w:val="0A2540"/>
+        </w:rPr>
+        <w:t xml:space="preserve">2. </w:t>
+      </w:r>
+      <w:r>
+        <w:rPr>
+          <w:rFonts w:ascii="Calibri" w:hAnsi="Calibri"/>
+          <w:color w:val="1F2933"/>
+        </w:rPr>
+        <w:t>Choose All East, a region, or one state. One state runs a deeper pull.</w:t>
+      </w:r>
+    </w:p>
+    <w:p>
+      <w:pPr>
+        <w:spacing w:after="80" w:line="300" w:lineRule="auto"/>
+        <w:ind w:left="540" w:hanging="271"/>
+      </w:pPr>
+      <w:r>
+        <w:rPr>
+          <w:rFonts w:ascii="Calibri" w:hAnsi="Calibri"/>
+          <w:b/>
+          <w:color w:val="0A2540"/>
+        </w:rPr>
+        <w:t xml:space="preserve">3. </w:t>
+      </w:r>
+      <w:r>
+        <w:rPr>
+          <w:rFonts w:ascii="Calibri" w:hAnsi="Calibri"/>
+          <w:color w:val="1F2933"/>
+        </w:rPr>
+        <w:t>Read the Broker brief near the top. It points to the strongest current timing pattern.</w:t>
+      </w:r>
+    </w:p>
+    <w:p>
+      <w:pPr>
+        <w:spacing w:after="80" w:line="300" w:lineRule="auto"/>
+        <w:ind w:left="540" w:hanging="271"/>
+      </w:pPr>
+      <w:r>
+        <w:rPr>
+          <w:rFonts w:ascii="Calibri" w:hAnsi="Calibri"/>
+          <w:b/>
+          <w:color w:val="0A2540"/>
+        </w:rPr>
+        <w:t xml:space="preserve">4. </w:t>
+      </w:r>
+      <w:r>
+        <w:rPr>
+          <w:rFonts w:ascii="Calibri" w:hAnsi="Calibri"/>
+          <w:color w:val="1F2933"/>
+        </w:rPr>
+        <w:t>Use the deal-moment buttons to narrow the list: life-plan timing, growth and awards, operational change, or needs research.</w:t>
+      </w:r>
+    </w:p>
+    <w:p>
+      <w:pPr>
+        <w:spacing w:after="80" w:line="300" w:lineRule="auto"/>
+        <w:ind w:left="540" w:hanging="271"/>
+      </w:pPr>
+      <w:r>
+        <w:rPr>
+          <w:rFonts w:ascii="Calibri" w:hAnsi="Calibri"/>
+          <w:b/>
+          <w:color w:val="0A2540"/>
+        </w:rPr>
+        <w:t xml:space="preserve">5. </w:t>
+      </w:r>
+      <w:r>
+        <w:rPr>
+          <w:rFonts w:ascii="Calibri" w:hAnsi="Calibri"/>
+          <w:color w:val="1F2933"/>
+        </w:rPr>
+        <w:t>Open an organization to see the public event, likely fit, evidence, limits, and the next research step.</w:t>
+      </w:r>
+    </w:p>
+    <w:p>
+      <w:pPr>
+        <w:spacing w:after="80" w:line="300" w:lineRule="auto"/>
+        <w:ind w:left="540" w:hanging="271"/>
+      </w:pPr>
+      <w:r>
+        <w:rPr>
+          <w:rFonts w:ascii="Calibri" w:hAnsi="Calibri"/>
+          <w:b/>
+          <w:color w:val="0A2540"/>
+        </w:rPr>
+        <w:t xml:space="preserve">6. </w:t>
+      </w:r>
+      <w:r>
+        <w:rPr>
+          <w:rFonts w:ascii="Calibri" w:hAnsi="Calibri"/>
+          <w:color w:val="1F2933"/>
+        </w:rPr>
+        <w:t>Open the official source before using any claim in a conversation.</w:t>
+      </w:r>
+    </w:p>
+    <w:p>
+      <w:pPr>
+        <w:pStyle w:val="Heading2"/>
+        <w:keepNext/>
+      </w:pPr>
+      <w:r>
+        <w:t>What the screen is telling you</w:t>
+      </w:r>
+    </w:p>
+    <w:p>
+      <w:pPr>
+        <w:spacing w:after="120" w:line="300" w:lineRule="auto"/>
+      </w:pPr>
+      <w:r>
+        <w:rPr>
+          <w:rFonts w:ascii="Calibri" w:hAnsi="Calibri"/>
+          <w:b/>
+          <w:color w:val="0A2540"/>
+        </w:rPr>
+        <w:t xml:space="preserve">Live organizations. </w:t>
+      </w:r>
+      <w:r>
+        <w:rPr>
+          <w:rFonts w:ascii="Calibri" w:hAnsi="Calibri"/>
+          <w:i w:val="0"/>
+          <w:color w:val="1F2933"/>
+        </w:rPr>
+        <w:t>The number of official records in the selected market. The count changes with the territory and source response.</w:t>
+      </w:r>
+    </w:p>
+    <w:p>
+      <w:pPr>
+        <w:spacing w:after="120" w:line="300" w:lineRule="auto"/>
+      </w:pPr>
+      <w:r>
+        <w:rPr>
+          <w:rFonts w:ascii="Calibri" w:hAnsi="Calibri"/>
+          <w:b/>
+          <w:color w:val="0A2540"/>
+        </w:rPr>
+        <w:t xml:space="preserve">Source coverage. </w:t>
+      </w:r>
+      <w:r>
+        <w:rPr>
+          <w:rFonts w:ascii="Calibri" w:hAnsi="Calibri"/>
+          <w:i w:val="0"/>
+          <w:color w:val="1F2933"/>
+        </w:rPr>
+        <w:t>How many source lanes answered live. An unavailable source remains visible; it is never replaced by a fake record.</w:t>
+      </w:r>
+    </w:p>
+    <w:p>
+      <w:pPr>
+        <w:spacing w:after="120" w:line="300" w:lineRule="auto"/>
+      </w:pPr>
+      <w:r>
+        <w:rPr>
+          <w:rFonts w:ascii="Calibri" w:hAnsi="Calibri"/>
+          <w:b/>
+          <w:color w:val="0A2540"/>
+        </w:rPr>
+        <w:t xml:space="preserve">Needs research. </w:t>
+      </w:r>
+      <w:r>
+        <w:rPr>
+          <w:rFonts w:ascii="Calibri" w:hAnsi="Calibri"/>
+          <w:i w:val="0"/>
+          <w:color w:val="1F2933"/>
+        </w:rPr>
+        <w:t>Records worth checking. This is not the number of people cleared for contact.</w:t>
+      </w:r>
+    </w:p>
+    <w:p>
+      <w:pPr>
+        <w:spacing w:after="120" w:line="300" w:lineRule="auto"/>
+      </w:pPr>
+      <w:r>
+        <w:rPr>
+          <w:rFonts w:ascii="Calibri" w:hAnsi="Calibri"/>
+          <w:b/>
+          <w:color w:val="0A2540"/>
+        </w:rPr>
+        <w:t xml:space="preserve">Timing window. </w:t>
+      </w:r>
+      <w:r>
+        <w:rPr>
+          <w:rFonts w:ascii="Calibri" w:hAnsi="Calibri"/>
+          <w:i w:val="0"/>
+          <w:color w:val="1F2933"/>
+        </w:rPr>
+        <w:t>A date or filing field that may make the organization worth researching now. It is not proof of a sale, renewal, dissatisfaction, or insurance need.</w:t>
+      </w:r>
+    </w:p>
+    <w:p>
+      <w:pPr>
+        <w:spacing w:before="80" w:after="200" w:line="288" w:lineRule="auto"/>
+        <w:shd w:fill="FFF7E6" w:val="clear"/>
+        <w:pBdr>
+          <w:left w:val="single" w:sz="18" w:space="8" w:color="168F89"/>
+        </w:pBdr>
+        <w:ind w:left="180" w:right="120"/>
+      </w:pPr>
+      <w:r>
+        <w:rPr>
+          <w:rFonts w:ascii="Calibri" w:hAnsi="Calibri"/>
+          <w:b/>
+          <w:color w:val="0A2540"/>
+        </w:rPr>
+        <w:t xml:space="preserve">The key distinction: </w:t>
+      </w:r>
+      <w:r>
+        <w:rPr>
+          <w:rFonts w:ascii="Calibri" w:hAnsi="Calibri"/>
+          <w:color w:val="1F2933"/>
+        </w:rPr>
+        <w:t>A visible public record is permission to research the organization. It is not permission to call, text, email, quote, or recommend a product.</w:t>
+      </w:r>
     </w:p>
     <w:p>
       <w:r>
@@ -204,550 +792,98 @@
     <w:p>
       <w:pPr>
         <w:pStyle w:val="Heading1"/>
+        <w:keepNext/>
       </w:pPr>
       <w:r>
-        <w:t>Open it in 30 seconds</w:t>
-      </w:r>
-    </w:p>
-    <w:p>
-      <w:r>
-        <w:rPr>
-          <w:b/>
-        </w:rPr>
-        <w:t xml:space="preserve">Application: </w:t>
-      </w:r>
-      <w:hyperlink r:id="rId11">
-        <w:r>
-          <w:rPr>
-            <w:color w:val="2E74B5"/>
-            <w:u w:val="single"/>
-          </w:rPr>
-          <w:t>David Leads public workspace</w:t>
-        </w:r>
-      </w:hyperlink>
-    </w:p>
-    <w:tbl>
-      <w:tblPr>
-        <w:tblW w:type="auto" w:w="0"/>
-        <w:tblLayout w:type="fixed"/>
-        <w:tblLook w:firstColumn="1" w:firstRow="1" w:lastColumn="0" w:lastRow="0" w:noHBand="0" w:noVBand="1" w:val="04A0"/>
-      </w:tblPr>
-      <w:tblGrid>
-        <w:gridCol w:w="720"/>
-        <w:gridCol w:w="8640"/>
-      </w:tblGrid>
-      <w:tr>
-        <w:tc>
-          <w:tcPr>
-            <w:tcW w:type="dxa" w:w="720"/>
-            <w:tcMar>
-              <w:top w:w="80" w:type="dxa"/>
-              <w:start w:w="80" w:type="dxa"/>
-              <w:bottom w:w="80" w:type="dxa"/>
-              <w:end w:w="80" w:type="dxa"/>
-            </w:tcMar>
-            <w:tcBorders>
-              <w:bottom w:val="single" w:sz="4" w:color="CAD8E3"/>
-            </w:tcBorders>
-            <w:vAlign w:val="center"/>
-            <w:shd w:fill="071522"/>
-          </w:tcPr>
-          <w:p>
-            <w:pPr>
-              <w:spacing w:after="0"/>
-              <w:jc w:val="center"/>
-            </w:pPr>
-            <w:r>
-              <w:rPr>
-                <w:b/>
-                <w:color w:val="FFFFFF"/>
-                <w:sz w:val="24"/>
-              </w:rPr>
-              <w:t>1</w:t>
-            </w:r>
-          </w:p>
-        </w:tc>
-        <w:tc>
-          <w:tcPr>
-            <w:tcW w:type="dxa" w:w="8640"/>
-            <w:tcMar>
-              <w:top w:w="80" w:type="dxa"/>
-              <w:start w:w="80" w:type="dxa"/>
-              <w:bottom w:w="80" w:type="dxa"/>
-              <w:end w:w="80" w:type="dxa"/>
-            </w:tcMar>
-            <w:tcBorders>
-              <w:bottom w:val="single" w:sz="4" w:color="CAD8E3"/>
-            </w:tcBorders>
-            <w:vAlign w:val="center"/>
-          </w:tcPr>
-          <w:p>
-            <w:pPr>
-              <w:spacing w:after="40"/>
-            </w:pPr>
-            <w:r>
-              <w:rPr>
-                <w:b/>
-                <w:color w:val="162433"/>
-                <w:sz w:val="21"/>
-              </w:rPr>
-              <w:t>Open the link</w:t>
-            </w:r>
-          </w:p>
-          <w:p>
-            <w:pPr>
-              <w:spacing w:after="0" w:line="276" w:lineRule="auto"/>
-            </w:pPr>
-            <w:r>
-              <w:rPr>
-                <w:color w:val="445568"/>
-                <w:sz w:val="19"/>
-              </w:rPr>
-              <w:t>The public broker view opens directly. There is no sign-in screen for research access.</w:t>
-            </w:r>
-          </w:p>
-        </w:tc>
-        <w:trPr>
-          <w:tblHeader/>
-        </w:trPr>
-      </w:tr>
-    </w:tbl>
-    <w:tbl>
-      <w:tblPr>
-        <w:tblW w:type="auto" w:w="0"/>
-        <w:tblLayout w:type="fixed"/>
-        <w:tblLook w:firstColumn="1" w:firstRow="1" w:lastColumn="0" w:lastRow="0" w:noHBand="0" w:noVBand="1" w:val="04A0"/>
-      </w:tblPr>
-      <w:tblGrid>
-        <w:gridCol w:w="720"/>
-        <w:gridCol w:w="8640"/>
-      </w:tblGrid>
-      <w:tr>
-        <w:tc>
-          <w:tcPr>
-            <w:tcW w:type="dxa" w:w="720"/>
-            <w:tcMar>
-              <w:top w:w="80" w:type="dxa"/>
-              <w:start w:w="80" w:type="dxa"/>
-              <w:bottom w:w="80" w:type="dxa"/>
-              <w:end w:w="80" w:type="dxa"/>
-            </w:tcMar>
-            <w:tcBorders>
-              <w:bottom w:val="single" w:sz="4" w:color="CAD8E3"/>
-            </w:tcBorders>
-            <w:vAlign w:val="center"/>
-            <w:shd w:fill="071522"/>
-          </w:tcPr>
-          <w:p>
-            <w:pPr>
-              <w:spacing w:after="0"/>
-              <w:jc w:val="center"/>
-            </w:pPr>
-            <w:r>
-              <w:rPr>
-                <w:b/>
-                <w:color w:val="FFFFFF"/>
-                <w:sz w:val="24"/>
-              </w:rPr>
-              <w:t>2</w:t>
-            </w:r>
-          </w:p>
-        </w:tc>
-        <w:tc>
-          <w:tcPr>
-            <w:tcW w:type="dxa" w:w="8640"/>
-            <w:tcMar>
-              <w:top w:w="80" w:type="dxa"/>
-              <w:start w:w="80" w:type="dxa"/>
-              <w:bottom w:w="80" w:type="dxa"/>
-              <w:end w:w="80" w:type="dxa"/>
-            </w:tcMar>
-            <w:tcBorders>
-              <w:bottom w:val="single" w:sz="4" w:color="CAD8E3"/>
-            </w:tcBorders>
-            <w:vAlign w:val="center"/>
-          </w:tcPr>
-          <w:p>
-            <w:pPr>
-              <w:spacing w:after="40"/>
-            </w:pPr>
-            <w:r>
-              <w:rPr>
-                <w:b/>
-                <w:color w:val="162433"/>
-                <w:sz w:val="21"/>
-              </w:rPr>
-              <w:t>Check the status line</w:t>
-            </w:r>
-          </w:p>
-          <w:p>
-            <w:pPr>
-              <w:spacing w:after="0" w:line="276" w:lineRule="auto"/>
-            </w:pPr>
-            <w:r>
-              <w:rPr>
-                <w:color w:val="445568"/>
-                <w:sz w:val="19"/>
-              </w:rPr>
-              <w:t>Look for a live-source count. A source that is unavailable stays visible as unavailable; it is not replaced with a sample lead.</w:t>
-            </w:r>
-          </w:p>
-        </w:tc>
-        <w:trPr>
-          <w:tblHeader/>
-        </w:trPr>
-      </w:tr>
-    </w:tbl>
-    <w:tbl>
-      <w:tblPr>
-        <w:tblW w:type="auto" w:w="0"/>
-        <w:tblLayout w:type="fixed"/>
-        <w:tblLook w:firstColumn="1" w:firstRow="1" w:lastColumn="0" w:lastRow="0" w:noHBand="0" w:noVBand="1" w:val="04A0"/>
-      </w:tblPr>
-      <w:tblGrid>
-        <w:gridCol w:w="720"/>
-        <w:gridCol w:w="8640"/>
-      </w:tblGrid>
-      <w:tr>
-        <w:tc>
-          <w:tcPr>
-            <w:tcW w:type="dxa" w:w="720"/>
-            <w:tcMar>
-              <w:top w:w="80" w:type="dxa"/>
-              <w:start w:w="80" w:type="dxa"/>
-              <w:bottom w:w="80" w:type="dxa"/>
-              <w:end w:w="80" w:type="dxa"/>
-            </w:tcMar>
-            <w:tcBorders>
-              <w:bottom w:val="single" w:sz="4" w:color="CAD8E3"/>
-            </w:tcBorders>
-            <w:vAlign w:val="center"/>
-            <w:shd w:fill="071522"/>
-          </w:tcPr>
-          <w:p>
-            <w:pPr>
-              <w:spacing w:after="0"/>
-              <w:jc w:val="center"/>
-            </w:pPr>
-            <w:r>
-              <w:rPr>
-                <w:b/>
-                <w:color w:val="FFFFFF"/>
-                <w:sz w:val="24"/>
-              </w:rPr>
-              <w:t>3</w:t>
-            </w:r>
-          </w:p>
-        </w:tc>
-        <w:tc>
-          <w:tcPr>
-            <w:tcW w:type="dxa" w:w="8640"/>
-            <w:tcMar>
-              <w:top w:w="80" w:type="dxa"/>
-              <w:start w:w="80" w:type="dxa"/>
-              <w:bottom w:w="80" w:type="dxa"/>
-              <w:end w:w="80" w:type="dxa"/>
-            </w:tcMar>
-            <w:tcBorders>
-              <w:bottom w:val="single" w:sz="4" w:color="CAD8E3"/>
-            </w:tcBorders>
-            <w:vAlign w:val="center"/>
-          </w:tcPr>
-          <w:p>
-            <w:pPr>
-              <w:spacing w:after="40"/>
-            </w:pPr>
-            <w:r>
-              <w:rPr>
-                <w:b/>
-                <w:color w:val="162433"/>
-                <w:sz w:val="21"/>
-              </w:rPr>
-              <w:t>Choose a territory</w:t>
-            </w:r>
-          </w:p>
-          <w:p>
-            <w:pPr>
-              <w:spacing w:after="0" w:line="276" w:lineRule="auto"/>
-            </w:pPr>
-            <w:r>
-              <w:rPr>
-                <w:color w:val="445568"/>
-                <w:sz w:val="19"/>
-              </w:rPr>
-              <w:t>Select All East, a region, or one state. The state selector uses full names so it works quickly on desktop and mobile.</w:t>
-            </w:r>
-          </w:p>
-        </w:tc>
-        <w:trPr>
-          <w:tblHeader/>
-        </w:trPr>
-      </w:tr>
-    </w:tbl>
-    <w:tbl>
-      <w:tblPr>
-        <w:tblW w:type="auto" w:w="0"/>
-        <w:tblLayout w:type="fixed"/>
-        <w:tblLook w:firstColumn="1" w:firstRow="1" w:lastColumn="0" w:lastRow="0" w:noHBand="0" w:noVBand="1" w:val="04A0"/>
-      </w:tblPr>
-      <w:tblGrid>
-        <w:gridCol w:w="720"/>
-        <w:gridCol w:w="8640"/>
-      </w:tblGrid>
-      <w:tr>
-        <w:tc>
-          <w:tcPr>
-            <w:tcW w:type="dxa" w:w="720"/>
-            <w:tcMar>
-              <w:top w:w="80" w:type="dxa"/>
-              <w:start w:w="80" w:type="dxa"/>
-              <w:bottom w:w="80" w:type="dxa"/>
-              <w:end w:w="80" w:type="dxa"/>
-            </w:tcMar>
-            <w:tcBorders>
-              <w:bottom w:val="single" w:sz="4" w:color="CAD8E3"/>
-            </w:tcBorders>
-            <w:vAlign w:val="center"/>
-            <w:shd w:fill="071522"/>
-          </w:tcPr>
-          <w:p>
-            <w:pPr>
-              <w:spacing w:after="0"/>
-              <w:jc w:val="center"/>
-            </w:pPr>
-            <w:r>
-              <w:rPr>
-                <w:b/>
-                <w:color w:val="FFFFFF"/>
-                <w:sz w:val="24"/>
-              </w:rPr>
-              <w:t>4</w:t>
-            </w:r>
-          </w:p>
-        </w:tc>
-        <w:tc>
-          <w:tcPr>
-            <w:tcW w:type="dxa" w:w="8640"/>
-            <w:tcMar>
-              <w:top w:w="80" w:type="dxa"/>
-              <w:start w:w="80" w:type="dxa"/>
-              <w:bottom w:w="80" w:type="dxa"/>
-              <w:end w:w="80" w:type="dxa"/>
-            </w:tcMar>
-            <w:tcBorders>
-              <w:bottom w:val="single" w:sz="4" w:color="CAD8E3"/>
-            </w:tcBorders>
-            <w:vAlign w:val="center"/>
-          </w:tcPr>
-          <w:p>
-            <w:pPr>
-              <w:spacing w:after="40"/>
-            </w:pPr>
-            <w:r>
-              <w:rPr>
-                <w:b/>
-                <w:color w:val="162433"/>
-                <w:sz w:val="21"/>
-              </w:rPr>
-              <w:t>Open one account</w:t>
-            </w:r>
-          </w:p>
-          <w:p>
-            <w:pPr>
-              <w:spacing w:after="0" w:line="276" w:lineRule="auto"/>
-            </w:pPr>
-            <w:r>
-              <w:rPr>
-                <w:color w:val="445568"/>
-                <w:sz w:val="19"/>
-              </w:rPr>
-              <w:t>Read the verified signal, timing, likely fit, source, limitations, and next action before deciding whether it deserves deeper research.</w:t>
-            </w:r>
-          </w:p>
-        </w:tc>
-        <w:trPr>
-          <w:tblHeader/>
-        </w:trPr>
-      </w:tr>
-    </w:tbl>
-    <w:tbl>
-      <w:tblPr>
-        <w:tblW w:type="auto" w:w="0"/>
-        <w:tblLayout w:type="fixed"/>
-        <w:tblLook w:firstColumn="1" w:firstRow="1" w:lastColumn="0" w:lastRow="0" w:noHBand="0" w:noVBand="1" w:val="04A0"/>
-      </w:tblPr>
-      <w:tblGrid>
-        <w:gridCol w:w="9360"/>
-      </w:tblGrid>
-      <w:tr>
-        <w:tc>
-          <w:tcPr>
-            <w:tcW w:type="dxa" w:w="9360"/>
-            <w:vAlign w:val="center"/>
-            <w:shd w:fill="DFF6FF"/>
-            <w:tcMar>
-              <w:top w:w="170" w:type="dxa"/>
-              <w:start w:w="220" w:type="dxa"/>
-              <w:bottom w:w="170" w:type="dxa"/>
-              <w:end w:w="220" w:type="dxa"/>
-            </w:tcMar>
-            <w:tcBorders>
-              <w:start w:val="single" w:sz="28" w:color="2E74B5"/>
-            </w:tcBorders>
-          </w:tcPr>
-          <w:p>
-            <w:pPr>
-              <w:spacing w:after="40"/>
-            </w:pPr>
-            <w:r>
-              <w:rPr>
-                <w:b/>
-                <w:color w:val="2E74B5"/>
-                <w:sz w:val="16"/>
-              </w:rPr>
-              <w:t>WHAT THIS IS</w:t>
-            </w:r>
-          </w:p>
-          <w:p>
-            <w:pPr>
-              <w:spacing w:after="0"/>
-            </w:pPr>
-            <w:r>
-              <w:rPr>
-                <w:color w:val="162433"/>
-                <w:sz w:val="21"/>
-              </w:rPr>
-              <w:t>A research queue built from official organization-level records. It helps David prioritize verification. It is not a purchased contact list and it does not grant permission to call or email.</w:t>
-            </w:r>
-          </w:p>
-        </w:tc>
-        <w:trPr>
-          <w:tblHeader/>
-        </w:trPr>
-      </w:tr>
-    </w:tbl>
-    <w:p>
-      <w:pPr>
-        <w:spacing w:after="0"/>
-      </w:pPr>
-    </w:p>
-    <w:p>
-      <w:pPr>
-        <w:pStyle w:val="Heading1"/>
-      </w:pPr>
-      <w:r>
-        <w:t>The daily 10-minute workflow</w:t>
+        <w:t>How to use one opportunity</w:t>
       </w:r>
     </w:p>
     <w:p>
       <w:pPr>
         <w:pStyle w:val="Heading2"/>
+        <w:keepNext/>
       </w:pPr>
       <w:r>
-        <w:t>1. Choose where to work</w:t>
+        <w:t>1. Verify the moment</w:t>
       </w:r>
     </w:p>
     <w:p>
+      <w:pPr>
+        <w:spacing w:after="120" w:line="300" w:lineRule="auto"/>
+      </w:pPr>
       <w:r>
-        <w:t>Start with one state for the sharpest list, or use a region to compare markets.</w:t>
+        <w:rPr>
+          <w:rFonts w:ascii="Calibri" w:hAnsi="Calibri"/>
+          <w:i w:val="0"/>
+          <w:color w:val="1F2933"/>
+        </w:rPr>
+        <w:t>Open the official source and confirm the organization name, date, location, and the exact event shown. If the record cannot be confirmed, stop and mark it for later research.</w:t>
       </w:r>
     </w:p>
     <w:p>
       <w:pPr>
         <w:pStyle w:val="Heading2"/>
+        <w:keepNext/>
       </w:pPr>
       <w:r>
-        <w:t>2. Read the broker brief</w:t>
+        <w:t>2. Qualify the fit</w:t>
       </w:r>
     </w:p>
     <w:p>
+      <w:pPr>
+        <w:spacing w:after="120" w:line="300" w:lineRule="auto"/>
+      </w:pPr>
       <w:r>
-        <w:t>The brief summarizes the strongest timing pattern in the current official-source pull.</w:t>
+        <w:rPr>
+          <w:rFonts w:ascii="Calibri" w:hAnsi="Calibri"/>
+          <w:i w:val="0"/>
+          <w:color w:val="1F2933"/>
+        </w:rPr>
+        <w:t>Visit the organization's own website. Understand what it does, whether the public event appears relevant, and whether a business-published channel exists. Treat the suggested product fit as a question to investigate, not an answer.</w:t>
       </w:r>
     </w:p>
     <w:p>
       <w:pPr>
         <w:pStyle w:val="Heading2"/>
+        <w:keepNext/>
       </w:pPr>
       <w:r>
-        <w:t>3. Filter by the reason to act</w:t>
+        <w:t>3. Clear outreach</w:t>
       </w:r>
     </w:p>
     <w:p>
+      <w:pPr>
+        <w:spacing w:after="120" w:line="300" w:lineRule="auto"/>
+      </w:pPr>
       <w:r>
-        <w:t>Use the deal-moment filters: life-plan timing, growth and awards, operational change, or needs research.</w:t>
+        <w:rPr>
+          <w:rFonts w:ascii="Calibri" w:hAnsi="Calibri"/>
+          <w:i w:val="0"/>
+          <w:color w:val="1F2933"/>
+        </w:rPr>
+        <w:t>Before contact, complete the required suppression, licensing, state-rule, purpose, and channel checks in the protected broker workflow. The public workspace intentionally keeps call-ready at zero.</w:t>
       </w:r>
     </w:p>
     <w:p>
       <w:pPr>
         <w:pStyle w:val="Heading2"/>
+        <w:keepNext/>
       </w:pPr>
       <w:r>
-        <w:t>4. Inspect the evidence</w:t>
-      </w:r>
-    </w:p>
-    <w:p>
-      <w:r>
-        <w:t>Open the account drawer and follow the official-source link. Confirm the organization and the reported event.</w:t>
-      </w:r>
-    </w:p>
-    <w:p>
-      <w:pPr>
-        <w:pStyle w:val="Heading2"/>
-      </w:pPr>
-      <w:r>
-        <w:t>5. Qualify the fit</w:t>
-      </w:r>
-    </w:p>
-    <w:p>
-      <w:r>
-        <w:t>Use the organization’s own website to understand operations and locate a business-published channel.</w:t>
-      </w:r>
-    </w:p>
-    <w:p>
-      <w:pPr>
-        <w:pStyle w:val="Heading2"/>
-      </w:pPr>
-      <w:r>
-        <w:t>6. Clear outreach</w:t>
-      </w:r>
-    </w:p>
-    <w:p>
-      <w:r>
-        <w:t>Before a call or email, complete licensing, suppression, state-rule, purpose, and channel checks in the protected workflow.</w:t>
-      </w:r>
-    </w:p>
-    <w:p>
-      <w:pPr>
-        <w:pStyle w:val="Heading2"/>
-      </w:pPr>
-      <w:r>
-        <w:t>7. Record the real outcome</w:t>
-      </w:r>
-    </w:p>
-    <w:p>
-      <w:r>
-        <w:t>Keep factual notes, disposition, and any do-not-contact request in the protected broker system—not in the public screen.</w:t>
-      </w:r>
-    </w:p>
-    <w:p>
-      <w:pPr>
-        <w:pStyle w:val="Heading1"/>
-      </w:pPr>
-      <w:r>
-        <w:t>What each screen is for</w:t>
+        <w:t>Read the record correctly</w:t>
       </w:r>
     </w:p>
     <w:tbl>
       <w:tblPr>
-        <w:tblW w:type="auto" w:w="0"/>
+        <w:tblW w:type="dxa" w:w="9360"/>
         <w:tblLayout w:type="fixed"/>
         <w:tblLook w:firstColumn="1" w:firstRow="1" w:lastColumn="0" w:lastRow="0" w:noHBand="0" w:noVBand="1" w:val="04A0"/>
+        <w:jc w:val="left"/>
+        <w:tblInd w:w="120" w:type="dxa"/>
       </w:tblPr>
       <w:tblGrid>
-        <w:gridCol w:w="3120"/>
-        <w:gridCol w:w="3120"/>
-        <w:gridCol w:w="3120"/>
+        <w:gridCol w:w="2700"/>
+        <w:gridCol w:w="6660"/>
       </w:tblGrid>
       <w:tr>
         <w:trPr>
@@ -755,76 +891,57 @@
         </w:trPr>
         <w:tc>
           <w:tcPr>
-            <w:tcW w:type="dxa" w:w="1800"/>
-            <w:shd w:fill="071522"/>
+            <w:tcW w:type="dxa" w:w="2700"/>
+            <w:vAlign w:val="center"/>
             <w:tcMar>
-              <w:top w:w="130" w:type="dxa"/>
+              <w:top w:w="80" w:type="dxa"/>
+              <w:bottom w:w="80" w:type="dxa"/>
               <w:start w:w="120" w:type="dxa"/>
-              <w:bottom w:w="130" w:type="dxa"/>
               <w:end w:w="120" w:type="dxa"/>
             </w:tcMar>
+            <w:shd w:fill="0A2540" w:val="clear"/>
           </w:tcPr>
           <w:p>
             <w:pPr>
-              <w:spacing w:after="0"/>
+              <w:spacing w:after="0" w:line="276" w:lineRule="auto"/>
+              <w:jc w:val="left"/>
             </w:pPr>
             <w:r>
               <w:rPr>
+                <w:rFonts w:ascii="Calibri" w:hAnsi="Calibri"/>
                 <w:b/>
                 <w:color w:val="FFFFFF"/>
-                <w:sz w:val="18"/>
+                <w:sz w:val="21"/>
               </w:rPr>
-              <w:t>Screen</w:t>
+              <w:t>Label</w:t>
             </w:r>
           </w:p>
         </w:tc>
         <w:tc>
           <w:tcPr>
-            <w:tcW w:type="dxa" w:w="3240"/>
-            <w:shd w:fill="071522"/>
+            <w:tcW w:type="dxa" w:w="6660"/>
+            <w:vAlign w:val="center"/>
             <w:tcMar>
-              <w:top w:w="130" w:type="dxa"/>
+              <w:top w:w="80" w:type="dxa"/>
+              <w:bottom w:w="80" w:type="dxa"/>
               <w:start w:w="120" w:type="dxa"/>
-              <w:bottom w:w="130" w:type="dxa"/>
               <w:end w:w="120" w:type="dxa"/>
             </w:tcMar>
+            <w:shd w:fill="0A2540" w:val="clear"/>
           </w:tcPr>
           <w:p>
             <w:pPr>
-              <w:spacing w:after="0"/>
+              <w:spacing w:after="0" w:line="276" w:lineRule="auto"/>
+              <w:jc w:val="left"/>
             </w:pPr>
             <w:r>
               <w:rPr>
+                <w:rFonts w:ascii="Calibri" w:hAnsi="Calibri"/>
                 <w:b/>
                 <w:color w:val="FFFFFF"/>
-                <w:sz w:val="18"/>
+                <w:sz w:val="21"/>
               </w:rPr>
-              <w:t>Question it answers</w:t>
-            </w:r>
-          </w:p>
-        </w:tc>
-        <w:tc>
-          <w:tcPr>
-            <w:tcW w:type="dxa" w:w="4320"/>
-            <w:shd w:fill="071522"/>
-            <w:tcMar>
-              <w:top w:w="130" w:type="dxa"/>
-              <w:start w:w="120" w:type="dxa"/>
-              <w:bottom w:w="130" w:type="dxa"/>
-              <w:end w:w="120" w:type="dxa"/>
-            </w:tcMar>
-          </w:tcPr>
-          <w:p>
-            <w:pPr>
-              <w:spacing w:after="0"/>
-            </w:pPr>
-            <w:r>
-              <w:rPr>
-                <w:b/>
-                <w:color w:val="FFFFFF"/>
-                <w:sz w:val="18"/>
-              </w:rPr>
-              <w:t>Use it when</w:t>
+              <w:t>Plain-English meaning</w:t>
             </w:r>
           </w:p>
         </w:tc>
@@ -832,79 +949,55 @@
       <w:tr>
         <w:tc>
           <w:tcPr>
-            <w:tcW w:type="dxa" w:w="1800"/>
+            <w:tcW w:type="dxa" w:w="2700"/>
+            <w:vAlign w:val="center"/>
             <w:tcMar>
-              <w:top w:w="130" w:type="dxa"/>
+              <w:top w:w="80" w:type="dxa"/>
+              <w:bottom w:w="80" w:type="dxa"/>
               <w:start w:w="120" w:type="dxa"/>
-              <w:bottom w:w="130" w:type="dxa"/>
               <w:end w:w="120" w:type="dxa"/>
             </w:tcMar>
-            <w:tcBorders>
-              <w:bottom w:val="single" w:sz="4" w:color="CAD8E3"/>
-            </w:tcBorders>
           </w:tcPr>
           <w:p>
             <w:pPr>
-              <w:spacing w:after="0"/>
+              <w:spacing w:after="0" w:line="276" w:lineRule="auto"/>
+              <w:jc w:val="left"/>
             </w:pPr>
             <w:r>
               <w:rPr>
-                <w:color w:val="162433"/>
-                <w:sz w:val="18"/>
+                <w:rFonts w:ascii="Calibri" w:hAnsi="Calibri"/>
+                <w:b/>
+                <w:color w:val="0A2540"/>
+                <w:sz w:val="21"/>
               </w:rPr>
-              <w:t>Broker view</w:t>
+              <w:t>Source-verified business moment</w:t>
             </w:r>
           </w:p>
         </w:tc>
         <w:tc>
           <w:tcPr>
-            <w:tcW w:type="dxa" w:w="3240"/>
+            <w:tcW w:type="dxa" w:w="6660"/>
+            <w:vAlign w:val="center"/>
             <w:tcMar>
-              <w:top w:w="130" w:type="dxa"/>
+              <w:top w:w="80" w:type="dxa"/>
+              <w:bottom w:w="80" w:type="dxa"/>
               <w:start w:w="120" w:type="dxa"/>
-              <w:bottom w:w="130" w:type="dxa"/>
               <w:end w:w="120" w:type="dxa"/>
             </w:tcMar>
-            <w:tcBorders>
-              <w:bottom w:val="single" w:sz="4" w:color="CAD8E3"/>
-            </w:tcBorders>
           </w:tcPr>
           <w:p>
             <w:pPr>
-              <w:spacing w:after="0"/>
+              <w:spacing w:after="0" w:line="276" w:lineRule="auto"/>
+              <w:jc w:val="left"/>
             </w:pPr>
             <w:r>
               <w:rPr>
-                <w:color w:val="162433"/>
-                <w:sz w:val="18"/>
+                <w:rFonts w:ascii="Calibri" w:hAnsi="Calibri"/>
+                <w:b w:val="0"/>
+                <w:color w:val="1F2933"/>
+                <w:sz w:val="21"/>
               </w:rPr>
-              <w:t>Who changed, and why might now matter?</w:t>
-            </w:r>
-          </w:p>
-        </w:tc>
-        <w:tc>
-          <w:tcPr>
-            <w:tcW w:type="dxa" w:w="4320"/>
-            <w:tcMar>
-              <w:top w:w="130" w:type="dxa"/>
-              <w:start w:w="120" w:type="dxa"/>
-              <w:bottom w:w="130" w:type="dxa"/>
-              <w:end w:w="120" w:type="dxa"/>
-            </w:tcMar>
-            <w:tcBorders>
-              <w:bottom w:val="single" w:sz="4" w:color="CAD8E3"/>
-            </w:tcBorders>
-          </w:tcPr>
-          <w:p>
-            <w:pPr>
-              <w:spacing w:after="0"/>
-            </w:pPr>
-            <w:r>
-              <w:rPr>
-                <w:color w:val="162433"/>
-                <w:sz w:val="18"/>
-              </w:rPr>
-              <w:t>Starting the day, narrowing a state, and reviewing account evidence.</w:t>
+              <w:t>The fact returned by the official source.</w:t>
             </w:r>
           </w:p>
         </w:tc>
@@ -912,79 +1005,57 @@
       <w:tr>
         <w:tc>
           <w:tcPr>
-            <w:tcW w:type="dxa" w:w="1800"/>
+            <w:tcW w:type="dxa" w:w="2700"/>
+            <w:shd w:fill="F5F8FB" w:val="clear"/>
+            <w:vAlign w:val="center"/>
             <w:tcMar>
-              <w:top w:w="130" w:type="dxa"/>
+              <w:top w:w="80" w:type="dxa"/>
+              <w:bottom w:w="80" w:type="dxa"/>
               <w:start w:w="120" w:type="dxa"/>
-              <w:bottom w:w="130" w:type="dxa"/>
               <w:end w:w="120" w:type="dxa"/>
             </w:tcMar>
-            <w:tcBorders>
-              <w:bottom w:val="single" w:sz="4" w:color="CAD8E3"/>
-            </w:tcBorders>
           </w:tcPr>
           <w:p>
             <w:pPr>
-              <w:spacing w:after="0"/>
+              <w:spacing w:after="0" w:line="276" w:lineRule="auto"/>
+              <w:jc w:val="left"/>
             </w:pPr>
             <w:r>
               <w:rPr>
-                <w:color w:val="162433"/>
-                <w:sz w:val="18"/>
+                <w:rFonts w:ascii="Calibri" w:hAnsi="Calibri"/>
+                <w:b/>
+                <w:color w:val="0A2540"/>
+                <w:sz w:val="21"/>
               </w:rPr>
-              <w:t>Market coverage</w:t>
+              <w:t>Why now</w:t>
             </w:r>
           </w:p>
         </w:tc>
         <w:tc>
           <w:tcPr>
-            <w:tcW w:type="dxa" w:w="3240"/>
+            <w:tcW w:type="dxa" w:w="6660"/>
+            <w:shd w:fill="F5F8FB" w:val="clear"/>
+            <w:vAlign w:val="center"/>
             <w:tcMar>
-              <w:top w:w="130" w:type="dxa"/>
+              <w:top w:w="80" w:type="dxa"/>
+              <w:bottom w:w="80" w:type="dxa"/>
               <w:start w:w="120" w:type="dxa"/>
-              <w:bottom w:w="130" w:type="dxa"/>
               <w:end w:w="120" w:type="dxa"/>
             </w:tcMar>
-            <w:tcBorders>
-              <w:bottom w:val="single" w:sz="4" w:color="CAD8E3"/>
-            </w:tcBorders>
           </w:tcPr>
           <w:p>
             <w:pPr>
-              <w:spacing w:after="0"/>
+              <w:spacing w:after="0" w:line="276" w:lineRule="auto"/>
+              <w:jc w:val="left"/>
             </w:pPr>
             <w:r>
               <w:rPr>
-                <w:color w:val="162433"/>
-                <w:sz w:val="18"/>
+                <w:rFonts w:ascii="Calibri" w:hAnsi="Calibri"/>
+                <w:b w:val="0"/>
+                <w:color w:val="1F2933"/>
+                <w:sz w:val="21"/>
               </w:rPr>
-              <w:t>Which states and sources returned current records?</w:t>
-            </w:r>
-          </w:p>
-        </w:tc>
-        <w:tc>
-          <w:tcPr>
-            <w:tcW w:type="dxa" w:w="4320"/>
-            <w:tcMar>
-              <w:top w:w="130" w:type="dxa"/>
-              <w:start w:w="120" w:type="dxa"/>
-              <w:bottom w:w="130" w:type="dxa"/>
-              <w:end w:w="120" w:type="dxa"/>
-            </w:tcMar>
-            <w:tcBorders>
-              <w:bottom w:val="single" w:sz="4" w:color="CAD8E3"/>
-            </w:tcBorders>
-          </w:tcPr>
-          <w:p>
-            <w:pPr>
-              <w:spacing w:after="0"/>
-            </w:pPr>
-            <w:r>
-              <w:rPr>
-                <w:color w:val="162433"/>
-                <w:sz w:val="18"/>
-              </w:rPr>
-              <w:t>Comparing territory depth or checking a source outage.</w:t>
+              <w:t>Why the event may deserve timely research.</w:t>
             </w:r>
           </w:p>
         </w:tc>
@@ -992,79 +1063,2179 @@
       <w:tr>
         <w:tc>
           <w:tcPr>
-            <w:tcW w:type="dxa" w:w="1800"/>
+            <w:tcW w:type="dxa" w:w="2700"/>
+            <w:vAlign w:val="center"/>
             <w:tcMar>
-              <w:top w:w="130" w:type="dxa"/>
+              <w:top w:w="80" w:type="dxa"/>
+              <w:bottom w:w="80" w:type="dxa"/>
               <w:start w:w="120" w:type="dxa"/>
-              <w:bottom w:w="130" w:type="dxa"/>
               <w:end w:w="120" w:type="dxa"/>
             </w:tcMar>
-            <w:tcBorders>
-              <w:bottom w:val="single" w:sz="4" w:color="CAD8E3"/>
-            </w:tcBorders>
           </w:tcPr>
           <w:p>
             <w:pPr>
-              <w:spacing w:after="0"/>
+              <w:spacing w:after="0" w:line="276" w:lineRule="auto"/>
+              <w:jc w:val="left"/>
             </w:pPr>
             <w:r>
               <w:rPr>
-                <w:color w:val="162433"/>
-                <w:sz w:val="18"/>
+                <w:rFonts w:ascii="Calibri" w:hAnsi="Calibri"/>
+                <w:b/>
+                <w:color w:val="0A2540"/>
+                <w:sz w:val="21"/>
               </w:rPr>
-              <w:t>Investor view</w:t>
+              <w:t>Likely fit</w:t>
             </w:r>
           </w:p>
         </w:tc>
         <w:tc>
           <w:tcPr>
-            <w:tcW w:type="dxa" w:w="3240"/>
+            <w:tcW w:type="dxa" w:w="6660"/>
+            <w:vAlign w:val="center"/>
             <w:tcMar>
-              <w:top w:w="130" w:type="dxa"/>
+              <w:top w:w="80" w:type="dxa"/>
+              <w:bottom w:w="80" w:type="dxa"/>
               <w:start w:w="120" w:type="dxa"/>
-              <w:bottom w:w="130" w:type="dxa"/>
               <w:end w:w="120" w:type="dxa"/>
             </w:tcMar>
-            <w:tcBorders>
-              <w:bottom w:val="single" w:sz="4" w:color="CAD8E3"/>
-            </w:tcBorders>
           </w:tcPr>
           <w:p>
             <w:pPr>
-              <w:spacing w:after="0"/>
+              <w:spacing w:after="0" w:line="276" w:lineRule="auto"/>
+              <w:jc w:val="left"/>
             </w:pPr>
             <w:r>
               <w:rPr>
-                <w:color w:val="162433"/>
-                <w:sz w:val="18"/>
+                <w:rFonts w:ascii="Calibri" w:hAnsi="Calibri"/>
+                <w:b w:val="0"/>
+                <w:color w:val="1F2933"/>
+                <w:sz w:val="21"/>
               </w:rPr>
-              <w:t>Can the product’s claims be checked?</w:t>
+              <w:t>A business question to investigate, not advice or eligibility.</w:t>
+            </w:r>
+          </w:p>
+        </w:tc>
+      </w:tr>
+      <w:tr>
+        <w:tc>
+          <w:tcPr>
+            <w:tcW w:type="dxa" w:w="2700"/>
+            <w:shd w:fill="F5F8FB" w:val="clear"/>
+            <w:vAlign w:val="center"/>
+            <w:tcMar>
+              <w:top w:w="80" w:type="dxa"/>
+              <w:bottom w:w="80" w:type="dxa"/>
+              <w:start w:w="120" w:type="dxa"/>
+              <w:end w:w="120" w:type="dxa"/>
+            </w:tcMar>
+          </w:tcPr>
+          <w:p>
+            <w:pPr>
+              <w:spacing w:after="0" w:line="276" w:lineRule="auto"/>
+              <w:jc w:val="left"/>
+            </w:pPr>
+            <w:r>
+              <w:rPr>
+                <w:rFonts w:ascii="Calibri" w:hAnsi="Calibri"/>
+                <w:b/>
+                <w:color w:val="0A2540"/>
+                <w:sz w:val="21"/>
+              </w:rPr>
+              <w:t>Evidence</w:t>
             </w:r>
           </w:p>
         </w:tc>
         <w:tc>
           <w:tcPr>
-            <w:tcW w:type="dxa" w:w="4320"/>
+            <w:tcW w:type="dxa" w:w="6660"/>
+            <w:shd w:fill="F5F8FB" w:val="clear"/>
+            <w:vAlign w:val="center"/>
             <w:tcMar>
-              <w:top w:w="130" w:type="dxa"/>
+              <w:top w:w="80" w:type="dxa"/>
+              <w:bottom w:w="80" w:type="dxa"/>
               <w:start w:w="120" w:type="dxa"/>
-              <w:bottom w:w="130" w:type="dxa"/>
               <w:end w:w="120" w:type="dxa"/>
             </w:tcMar>
-            <w:tcBorders>
-              <w:bottom w:val="single" w:sz="4" w:color="CAD8E3"/>
-            </w:tcBorders>
           </w:tcPr>
           <w:p>
             <w:pPr>
-              <w:spacing w:after="0"/>
+              <w:spacing w:after="0" w:line="276" w:lineRule="auto"/>
+              <w:jc w:val="left"/>
             </w:pPr>
             <w:r>
               <w:rPr>
-                <w:color w:val="162433"/>
-                <w:sz w:val="18"/>
+                <w:rFonts w:ascii="Calibri" w:hAnsi="Calibri"/>
+                <w:b w:val="0"/>
+                <w:color w:val="1F2933"/>
+                <w:sz w:val="21"/>
               </w:rPr>
-              <w:t>Explaining live sources, product boundaries, and what is measured.</w:t>
+              <w:t>The source link, record ID, and receipt attached to the item.</w:t>
+            </w:r>
+          </w:p>
+        </w:tc>
+      </w:tr>
+      <w:tr>
+        <w:tc>
+          <w:tcPr>
+            <w:tcW w:type="dxa" w:w="2700"/>
+            <w:vAlign w:val="center"/>
+            <w:tcMar>
+              <w:top w:w="80" w:type="dxa"/>
+              <w:bottom w:w="80" w:type="dxa"/>
+              <w:start w:w="120" w:type="dxa"/>
+              <w:end w:w="120" w:type="dxa"/>
+            </w:tcMar>
+          </w:tcPr>
+          <w:p>
+            <w:pPr>
+              <w:spacing w:after="0" w:line="276" w:lineRule="auto"/>
+              <w:jc w:val="left"/>
+            </w:pPr>
+            <w:r>
+              <w:rPr>
+                <w:rFonts w:ascii="Calibri" w:hAnsi="Calibri"/>
+                <w:b/>
+                <w:color w:val="0A2540"/>
+                <w:sz w:val="21"/>
+              </w:rPr>
+              <w:t>Limitations</w:t>
+            </w:r>
+          </w:p>
+        </w:tc>
+        <w:tc>
+          <w:tcPr>
+            <w:tcW w:type="dxa" w:w="6660"/>
+            <w:vAlign w:val="center"/>
+            <w:tcMar>
+              <w:top w:w="80" w:type="dxa"/>
+              <w:bottom w:w="80" w:type="dxa"/>
+              <w:start w:w="120" w:type="dxa"/>
+              <w:end w:w="120" w:type="dxa"/>
+            </w:tcMar>
+          </w:tcPr>
+          <w:p>
+            <w:pPr>
+              <w:spacing w:after="0" w:line="276" w:lineRule="auto"/>
+              <w:jc w:val="left"/>
+            </w:pPr>
+            <w:r>
+              <w:rPr>
+                <w:rFonts w:ascii="Calibri" w:hAnsi="Calibri"/>
+                <w:b w:val="0"/>
+                <w:color w:val="1F2933"/>
+                <w:sz w:val="21"/>
+              </w:rPr>
+              <w:t>What the public record does not prove.</w:t>
+            </w:r>
+          </w:p>
+        </w:tc>
+      </w:tr>
+      <w:tr>
+        <w:tc>
+          <w:tcPr>
+            <w:tcW w:type="dxa" w:w="2700"/>
+            <w:shd w:fill="F5F8FB" w:val="clear"/>
+            <w:vAlign w:val="center"/>
+            <w:tcMar>
+              <w:top w:w="80" w:type="dxa"/>
+              <w:bottom w:w="80" w:type="dxa"/>
+              <w:start w:w="120" w:type="dxa"/>
+              <w:end w:w="120" w:type="dxa"/>
+            </w:tcMar>
+          </w:tcPr>
+          <w:p>
+            <w:pPr>
+              <w:spacing w:after="0" w:line="276" w:lineRule="auto"/>
+              <w:jc w:val="left"/>
+            </w:pPr>
+            <w:r>
+              <w:rPr>
+                <w:rFonts w:ascii="Calibri" w:hAnsi="Calibri"/>
+                <w:b/>
+                <w:color w:val="0A2540"/>
+                <w:sz w:val="21"/>
+              </w:rPr>
+              <w:t>Call ready</w:t>
+            </w:r>
+          </w:p>
+        </w:tc>
+        <w:tc>
+          <w:tcPr>
+            <w:tcW w:type="dxa" w:w="6660"/>
+            <w:shd w:fill="F5F8FB" w:val="clear"/>
+            <w:vAlign w:val="center"/>
+            <w:tcMar>
+              <w:top w:w="80" w:type="dxa"/>
+              <w:bottom w:w="80" w:type="dxa"/>
+              <w:start w:w="120" w:type="dxa"/>
+              <w:end w:w="120" w:type="dxa"/>
+            </w:tcMar>
+          </w:tcPr>
+          <w:p>
+            <w:pPr>
+              <w:spacing w:after="0" w:line="276" w:lineRule="auto"/>
+              <w:jc w:val="left"/>
+            </w:pPr>
+            <w:r>
+              <w:rPr>
+                <w:rFonts w:ascii="Calibri" w:hAnsi="Calibri"/>
+                <w:b w:val="0"/>
+                <w:color w:val="1F2933"/>
+                <w:sz w:val="21"/>
+              </w:rPr>
+              <w:t>Whether outreach checks have passed. Public view stays at zero.</w:t>
+            </w:r>
+          </w:p>
+        </w:tc>
+      </w:tr>
+    </w:tbl>
+    <w:p>
+      <w:r>
+        <w:br w:type="page"/>
+      </w:r>
+    </w:p>
+    <w:p>
+      <w:pPr>
+        <w:pStyle w:val="Heading1"/>
+        <w:keepNext/>
+      </w:pPr>
+      <w:r>
+        <w:t>Where the live records come from</w:t>
+      </w:r>
+    </w:p>
+    <w:p>
+      <w:pPr>
+        <w:spacing w:after="120" w:line="300" w:lineRule="auto"/>
+      </w:pPr>
+      <w:r>
+        <w:rPr>
+          <w:rFonts w:ascii="Calibri" w:hAnsi="Calibri"/>
+          <w:i w:val="0"/>
+          <w:color w:val="1F2933"/>
+        </w:rPr>
+        <w:t>The application checks official public sources independently. Each lane reports LIVE, UNAVAILABLE, or NOT APPLICABLE for the selected market.</w:t>
+      </w:r>
+    </w:p>
+    <w:tbl>
+      <w:tblPr>
+        <w:tblW w:type="dxa" w:w="9360"/>
+        <w:tblLayout w:type="fixed"/>
+        <w:tblLook w:firstColumn="1" w:firstRow="1" w:lastColumn="0" w:lastRow="0" w:noHBand="0" w:noVBand="1" w:val="04A0"/>
+        <w:jc w:val="left"/>
+        <w:tblInd w:w="120" w:type="dxa"/>
+      </w:tblPr>
+      <w:tblGrid>
+        <w:gridCol w:w="3150"/>
+        <w:gridCol w:w="1650"/>
+        <w:gridCol w:w="4560"/>
+      </w:tblGrid>
+      <w:tr>
+        <w:trPr>
+          <w:tblHeader w:val="true"/>
+        </w:trPr>
+        <w:tc>
+          <w:tcPr>
+            <w:tcW w:type="dxa" w:w="3150"/>
+            <w:vAlign w:val="center"/>
+            <w:tcMar>
+              <w:top w:w="80" w:type="dxa"/>
+              <w:bottom w:w="80" w:type="dxa"/>
+              <w:start w:w="120" w:type="dxa"/>
+              <w:end w:w="120" w:type="dxa"/>
+            </w:tcMar>
+            <w:shd w:fill="0A2540" w:val="clear"/>
+          </w:tcPr>
+          <w:p>
+            <w:pPr>
+              <w:spacing w:after="0" w:line="276" w:lineRule="auto"/>
+              <w:jc w:val="left"/>
+            </w:pPr>
+            <w:r>
+              <w:rPr>
+                <w:rFonts w:ascii="Calibri" w:hAnsi="Calibri"/>
+                <w:b/>
+                <w:color w:val="FFFFFF"/>
+                <w:sz w:val="20"/>
+              </w:rPr>
+              <w:t>Official source</w:t>
+            </w:r>
+          </w:p>
+        </w:tc>
+        <w:tc>
+          <w:tcPr>
+            <w:tcW w:type="dxa" w:w="1650"/>
+            <w:vAlign w:val="center"/>
+            <w:tcMar>
+              <w:top w:w="80" w:type="dxa"/>
+              <w:bottom w:w="80" w:type="dxa"/>
+              <w:start w:w="120" w:type="dxa"/>
+              <w:end w:w="120" w:type="dxa"/>
+            </w:tcMar>
+            <w:shd w:fill="0A2540" w:val="clear"/>
+          </w:tcPr>
+          <w:p>
+            <w:pPr>
+              <w:spacing w:after="0" w:line="276" w:lineRule="auto"/>
+              <w:jc w:val="left"/>
+            </w:pPr>
+            <w:r>
+              <w:rPr>
+                <w:rFonts w:ascii="Calibri" w:hAnsi="Calibri"/>
+                <w:b/>
+                <w:color w:val="FFFFFF"/>
+                <w:sz w:val="20"/>
+              </w:rPr>
+              <w:t>State at demo time</w:t>
+            </w:r>
+          </w:p>
+        </w:tc>
+        <w:tc>
+          <w:tcPr>
+            <w:tcW w:type="dxa" w:w="4560"/>
+            <w:vAlign w:val="center"/>
+            <w:tcMar>
+              <w:top w:w="80" w:type="dxa"/>
+              <w:bottom w:w="80" w:type="dxa"/>
+              <w:start w:w="120" w:type="dxa"/>
+              <w:end w:w="120" w:type="dxa"/>
+            </w:tcMar>
+            <w:shd w:fill="0A2540" w:val="clear"/>
+          </w:tcPr>
+          <w:p>
+            <w:pPr>
+              <w:spacing w:after="0" w:line="276" w:lineRule="auto"/>
+              <w:jc w:val="left"/>
+            </w:pPr>
+            <w:r>
+              <w:rPr>
+                <w:rFonts w:ascii="Calibri" w:hAnsi="Calibri"/>
+                <w:b/>
+                <w:color w:val="FFFFFF"/>
+                <w:sz w:val="20"/>
+              </w:rPr>
+              <w:t>What it can show</w:t>
+            </w:r>
+          </w:p>
+        </w:tc>
+      </w:tr>
+      <w:tr>
+        <w:tc>
+          <w:tcPr>
+            <w:tcW w:type="dxa" w:w="3150"/>
+            <w:vAlign w:val="center"/>
+            <w:tcMar>
+              <w:top w:w="80" w:type="dxa"/>
+              <w:bottom w:w="80" w:type="dxa"/>
+              <w:start w:w="120" w:type="dxa"/>
+              <w:end w:w="120" w:type="dxa"/>
+            </w:tcMar>
+          </w:tcPr>
+          <w:p>
+            <w:pPr>
+              <w:spacing w:after="0" w:line="276" w:lineRule="auto"/>
+              <w:jc w:val="left"/>
+            </w:pPr>
+            <w:r>
+              <w:rPr>
+                <w:rFonts w:ascii="Calibri" w:hAnsi="Calibri"/>
+                <w:b/>
+                <w:color w:val="0A2540"/>
+                <w:sz w:val="20"/>
+              </w:rPr>
+              <w:t>U.S. Department of Labor Form 5500</w:t>
+            </w:r>
+          </w:p>
+        </w:tc>
+        <w:tc>
+          <w:tcPr>
+            <w:tcW w:type="dxa" w:w="1650"/>
+            <w:vAlign w:val="center"/>
+            <w:tcMar>
+              <w:top w:w="80" w:type="dxa"/>
+              <w:bottom w:w="80" w:type="dxa"/>
+              <w:start w:w="120" w:type="dxa"/>
+              <w:end w:w="120" w:type="dxa"/>
+            </w:tcMar>
+          </w:tcPr>
+          <w:p>
+            <w:pPr>
+              <w:spacing w:after="0" w:line="276" w:lineRule="auto"/>
+              <w:jc w:val="left"/>
+            </w:pPr>
+            <w:r>
+              <w:rPr>
+                <w:rFonts w:ascii="Calibri" w:hAnsi="Calibri"/>
+                <w:b/>
+                <w:color w:val="B78327"/>
+                <w:sz w:val="20"/>
+              </w:rPr>
+              <w:t>READ RUNTIME</w:t>
+            </w:r>
+          </w:p>
+        </w:tc>
+        <w:tc>
+          <w:tcPr>
+            <w:tcW w:type="dxa" w:w="4560"/>
+            <w:vAlign w:val="center"/>
+            <w:tcMar>
+              <w:top w:w="80" w:type="dxa"/>
+              <w:bottom w:w="80" w:type="dxa"/>
+              <w:start w:w="120" w:type="dxa"/>
+              <w:end w:w="120" w:type="dxa"/>
+            </w:tcMar>
+          </w:tcPr>
+          <w:p>
+            <w:pPr>
+              <w:spacing w:after="0" w:line="276" w:lineRule="auto"/>
+              <w:jc w:val="left"/>
+            </w:pPr>
+            <w:r>
+              <w:rPr>
+                <w:rFonts w:ascii="Calibri" w:hAnsi="Calibri"/>
+                <w:b w:val="0"/>
+                <w:color w:val="1F2933"/>
+                <w:sz w:val="20"/>
+              </w:rPr>
+              <w:t>Benefit-plan filings and reported plan or policy timing fields.</w:t>
+            </w:r>
+          </w:p>
+        </w:tc>
+      </w:tr>
+      <w:tr>
+        <w:tc>
+          <w:tcPr>
+            <w:tcW w:type="dxa" w:w="3150"/>
+            <w:shd w:fill="F5F8FB" w:val="clear"/>
+            <w:vAlign w:val="center"/>
+            <w:tcMar>
+              <w:top w:w="80" w:type="dxa"/>
+              <w:bottom w:w="80" w:type="dxa"/>
+              <w:start w:w="120" w:type="dxa"/>
+              <w:end w:w="120" w:type="dxa"/>
+            </w:tcMar>
+          </w:tcPr>
+          <w:p>
+            <w:pPr>
+              <w:spacing w:after="0" w:line="276" w:lineRule="auto"/>
+              <w:jc w:val="left"/>
+            </w:pPr>
+            <w:r>
+              <w:rPr>
+                <w:rFonts w:ascii="Calibri" w:hAnsi="Calibri"/>
+                <w:b/>
+                <w:color w:val="0A2540"/>
+                <w:sz w:val="20"/>
+              </w:rPr>
+              <w:t>FMCSA Company Census</w:t>
+            </w:r>
+          </w:p>
+        </w:tc>
+        <w:tc>
+          <w:tcPr>
+            <w:tcW w:type="dxa" w:w="1650"/>
+            <w:shd w:fill="F5F8FB" w:val="clear"/>
+            <w:vAlign w:val="center"/>
+            <w:tcMar>
+              <w:top w:w="80" w:type="dxa"/>
+              <w:bottom w:w="80" w:type="dxa"/>
+              <w:start w:w="120" w:type="dxa"/>
+              <w:end w:w="120" w:type="dxa"/>
+            </w:tcMar>
+          </w:tcPr>
+          <w:p>
+            <w:pPr>
+              <w:spacing w:after="0" w:line="276" w:lineRule="auto"/>
+              <w:jc w:val="left"/>
+            </w:pPr>
+            <w:r>
+              <w:rPr>
+                <w:rFonts w:ascii="Calibri" w:hAnsi="Calibri"/>
+                <w:b/>
+                <w:color w:val="B78327"/>
+                <w:sz w:val="20"/>
+              </w:rPr>
+              <w:t>READ RUNTIME</w:t>
+            </w:r>
+          </w:p>
+        </w:tc>
+        <w:tc>
+          <w:tcPr>
+            <w:tcW w:type="dxa" w:w="4560"/>
+            <w:shd w:fill="F5F8FB" w:val="clear"/>
+            <w:vAlign w:val="center"/>
+            <w:tcMar>
+              <w:top w:w="80" w:type="dxa"/>
+              <w:bottom w:w="80" w:type="dxa"/>
+              <w:start w:w="120" w:type="dxa"/>
+              <w:end w:w="120" w:type="dxa"/>
+            </w:tcMar>
+          </w:tcPr>
+          <w:p>
+            <w:pPr>
+              <w:spacing w:after="0" w:line="276" w:lineRule="auto"/>
+              <w:jc w:val="left"/>
+            </w:pPr>
+            <w:r>
+              <w:rPr>
+                <w:rFonts w:ascii="Calibri" w:hAnsi="Calibri"/>
+                <w:b w:val="0"/>
+                <w:color w:val="1F2933"/>
+                <w:sz w:val="20"/>
+              </w:rPr>
+              <w:t>Organization-level carrier registration activity.</w:t>
+            </w:r>
+          </w:p>
+        </w:tc>
+      </w:tr>
+      <w:tr>
+        <w:tc>
+          <w:tcPr>
+            <w:tcW w:type="dxa" w:w="3150"/>
+            <w:vAlign w:val="center"/>
+            <w:tcMar>
+              <w:top w:w="80" w:type="dxa"/>
+              <w:bottom w:w="80" w:type="dxa"/>
+              <w:start w:w="120" w:type="dxa"/>
+              <w:end w:w="120" w:type="dxa"/>
+            </w:tcMar>
+          </w:tcPr>
+          <w:p>
+            <w:pPr>
+              <w:spacing w:after="0" w:line="276" w:lineRule="auto"/>
+              <w:jc w:val="left"/>
+            </w:pPr>
+            <w:r>
+              <w:rPr>
+                <w:rFonts w:ascii="Calibri" w:hAnsi="Calibri"/>
+                <w:b/>
+                <w:color w:val="0A2540"/>
+                <w:sz w:val="20"/>
+              </w:rPr>
+              <w:t>USAspending</w:t>
+            </w:r>
+          </w:p>
+        </w:tc>
+        <w:tc>
+          <w:tcPr>
+            <w:tcW w:type="dxa" w:w="1650"/>
+            <w:vAlign w:val="center"/>
+            <w:tcMar>
+              <w:top w:w="80" w:type="dxa"/>
+              <w:bottom w:w="80" w:type="dxa"/>
+              <w:start w:w="120" w:type="dxa"/>
+              <w:end w:w="120" w:type="dxa"/>
+            </w:tcMar>
+          </w:tcPr>
+          <w:p>
+            <w:pPr>
+              <w:spacing w:after="0" w:line="276" w:lineRule="auto"/>
+              <w:jc w:val="left"/>
+            </w:pPr>
+            <w:r>
+              <w:rPr>
+                <w:rFonts w:ascii="Calibri" w:hAnsi="Calibri"/>
+                <w:b/>
+                <w:color w:val="B78327"/>
+                <w:sz w:val="20"/>
+              </w:rPr>
+              <w:t>READ RUNTIME</w:t>
+            </w:r>
+          </w:p>
+        </w:tc>
+        <w:tc>
+          <w:tcPr>
+            <w:tcW w:type="dxa" w:w="4560"/>
+            <w:vAlign w:val="center"/>
+            <w:tcMar>
+              <w:top w:w="80" w:type="dxa"/>
+              <w:bottom w:w="80" w:type="dxa"/>
+              <w:start w:w="120" w:type="dxa"/>
+              <w:end w:w="120" w:type="dxa"/>
+            </w:tcMar>
+          </w:tcPr>
+          <w:p>
+            <w:pPr>
+              <w:spacing w:after="0" w:line="276" w:lineRule="auto"/>
+              <w:jc w:val="left"/>
+            </w:pPr>
+            <w:r>
+              <w:rPr>
+                <w:rFonts w:ascii="Calibri" w:hAnsi="Calibri"/>
+                <w:b w:val="0"/>
+                <w:color w:val="1F2933"/>
+                <w:sz w:val="20"/>
+              </w:rPr>
+              <w:t>Federal contract activity in the current query window.</w:t>
+            </w:r>
+          </w:p>
+        </w:tc>
+      </w:tr>
+      <w:tr>
+        <w:tc>
+          <w:tcPr>
+            <w:tcW w:type="dxa" w:w="3150"/>
+            <w:shd w:fill="F5F8FB" w:val="clear"/>
+            <w:vAlign w:val="center"/>
+            <w:tcMar>
+              <w:top w:w="80" w:type="dxa"/>
+              <w:bottom w:w="80" w:type="dxa"/>
+              <w:start w:w="120" w:type="dxa"/>
+              <w:end w:w="120" w:type="dxa"/>
+            </w:tcMar>
+          </w:tcPr>
+          <w:p>
+            <w:pPr>
+              <w:spacing w:after="0" w:line="276" w:lineRule="auto"/>
+              <w:jc w:val="left"/>
+            </w:pPr>
+            <w:r>
+              <w:rPr>
+                <w:rFonts w:ascii="Calibri" w:hAnsi="Calibri"/>
+                <w:b/>
+                <w:color w:val="0A2540"/>
+                <w:sz w:val="20"/>
+              </w:rPr>
+              <w:t>EPA ECHO</w:t>
+            </w:r>
+          </w:p>
+        </w:tc>
+        <w:tc>
+          <w:tcPr>
+            <w:tcW w:type="dxa" w:w="1650"/>
+            <w:shd w:fill="F5F8FB" w:val="clear"/>
+            <w:vAlign w:val="center"/>
+            <w:tcMar>
+              <w:top w:w="80" w:type="dxa"/>
+              <w:bottom w:w="80" w:type="dxa"/>
+              <w:start w:w="120" w:type="dxa"/>
+              <w:end w:w="120" w:type="dxa"/>
+            </w:tcMar>
+          </w:tcPr>
+          <w:p>
+            <w:pPr>
+              <w:spacing w:after="0" w:line="276" w:lineRule="auto"/>
+              <w:jc w:val="left"/>
+            </w:pPr>
+            <w:r>
+              <w:rPr>
+                <w:rFonts w:ascii="Calibri" w:hAnsi="Calibri"/>
+                <w:b/>
+                <w:color w:val="B78327"/>
+                <w:sz w:val="20"/>
+              </w:rPr>
+              <w:t>READ RUNTIME</w:t>
+            </w:r>
+          </w:p>
+        </w:tc>
+        <w:tc>
+          <w:tcPr>
+            <w:tcW w:type="dxa" w:w="4560"/>
+            <w:shd w:fill="F5F8FB" w:val="clear"/>
+            <w:vAlign w:val="center"/>
+            <w:tcMar>
+              <w:top w:w="80" w:type="dxa"/>
+              <w:bottom w:w="80" w:type="dxa"/>
+              <w:start w:w="120" w:type="dxa"/>
+              <w:end w:w="120" w:type="dxa"/>
+            </w:tcMar>
+          </w:tcPr>
+          <w:p>
+            <w:pPr>
+              <w:spacing w:after="0" w:line="276" w:lineRule="auto"/>
+              <w:jc w:val="left"/>
+            </w:pPr>
+            <w:r>
+              <w:rPr>
+                <w:rFonts w:ascii="Calibri" w:hAnsi="Calibri"/>
+                <w:b w:val="0"/>
+                <w:color w:val="1F2933"/>
+                <w:sz w:val="20"/>
+              </w:rPr>
+              <w:t>Organization and facility compliance-monitoring activity.</w:t>
+            </w:r>
+          </w:p>
+        </w:tc>
+      </w:tr>
+      <w:tr>
+        <w:tc>
+          <w:tcPr>
+            <w:tcW w:type="dxa" w:w="3150"/>
+            <w:vAlign w:val="center"/>
+            <w:tcMar>
+              <w:top w:w="80" w:type="dxa"/>
+              <w:bottom w:w="80" w:type="dxa"/>
+              <w:start w:w="120" w:type="dxa"/>
+              <w:end w:w="120" w:type="dxa"/>
+            </w:tcMar>
+          </w:tcPr>
+          <w:p>
+            <w:pPr>
+              <w:spacing w:after="0" w:line="276" w:lineRule="auto"/>
+              <w:jc w:val="left"/>
+            </w:pPr>
+            <w:r>
+              <w:rPr>
+                <w:rFonts w:ascii="Calibri" w:hAnsi="Calibri"/>
+                <w:b/>
+                <w:color w:val="0A2540"/>
+                <w:sz w:val="20"/>
+              </w:rPr>
+              <w:t>FCC ULS</w:t>
+            </w:r>
+          </w:p>
+        </w:tc>
+        <w:tc>
+          <w:tcPr>
+            <w:tcW w:type="dxa" w:w="1650"/>
+            <w:vAlign w:val="center"/>
+            <w:tcMar>
+              <w:top w:w="80" w:type="dxa"/>
+              <w:bottom w:w="80" w:type="dxa"/>
+              <w:start w:w="120" w:type="dxa"/>
+              <w:end w:w="120" w:type="dxa"/>
+            </w:tcMar>
+          </w:tcPr>
+          <w:p>
+            <w:pPr>
+              <w:spacing w:after="0" w:line="276" w:lineRule="auto"/>
+              <w:jc w:val="left"/>
+            </w:pPr>
+            <w:r>
+              <w:rPr>
+                <w:rFonts w:ascii="Calibri" w:hAnsi="Calibri"/>
+                <w:b/>
+                <w:color w:val="B78327"/>
+                <w:sz w:val="20"/>
+              </w:rPr>
+              <w:t>READ RUNTIME</w:t>
+            </w:r>
+          </w:p>
+        </w:tc>
+        <w:tc>
+          <w:tcPr>
+            <w:tcW w:type="dxa" w:w="4560"/>
+            <w:vAlign w:val="center"/>
+            <w:tcMar>
+              <w:top w:w="80" w:type="dxa"/>
+              <w:bottom w:w="80" w:type="dxa"/>
+              <w:start w:w="120" w:type="dxa"/>
+              <w:end w:w="120" w:type="dxa"/>
+            </w:tcMar>
+          </w:tcPr>
+          <w:p>
+            <w:pPr>
+              <w:spacing w:after="0" w:line="276" w:lineRule="auto"/>
+              <w:jc w:val="left"/>
+            </w:pPr>
+            <w:r>
+              <w:rPr>
+                <w:rFonts w:ascii="Calibri" w:hAnsi="Calibri"/>
+                <w:b w:val="0"/>
+                <w:color w:val="1F2933"/>
+                <w:sz w:val="20"/>
+              </w:rPr>
+              <w:t>Organization wireless-license activity when the source answers.</w:t>
+            </w:r>
+          </w:p>
+        </w:tc>
+      </w:tr>
+      <w:tr>
+        <w:tc>
+          <w:tcPr>
+            <w:tcW w:type="dxa" w:w="3150"/>
+            <w:shd w:fill="F5F8FB" w:val="clear"/>
+            <w:vAlign w:val="center"/>
+            <w:tcMar>
+              <w:top w:w="80" w:type="dxa"/>
+              <w:bottom w:w="80" w:type="dxa"/>
+              <w:start w:w="120" w:type="dxa"/>
+              <w:end w:w="120" w:type="dxa"/>
+            </w:tcMar>
+          </w:tcPr>
+          <w:p>
+            <w:pPr>
+              <w:spacing w:after="0" w:line="276" w:lineRule="auto"/>
+              <w:jc w:val="left"/>
+            </w:pPr>
+            <w:r>
+              <w:rPr>
+                <w:rFonts w:ascii="Calibri" w:hAnsi="Calibri"/>
+                <w:b/>
+                <w:color w:val="0A2540"/>
+                <w:sz w:val="20"/>
+              </w:rPr>
+              <w:t>Chicago business licenses</w:t>
+            </w:r>
+          </w:p>
+        </w:tc>
+        <w:tc>
+          <w:tcPr>
+            <w:tcW w:type="dxa" w:w="1650"/>
+            <w:shd w:fill="F5F8FB" w:val="clear"/>
+            <w:vAlign w:val="center"/>
+            <w:tcMar>
+              <w:top w:w="80" w:type="dxa"/>
+              <w:bottom w:w="80" w:type="dxa"/>
+              <w:start w:w="120" w:type="dxa"/>
+              <w:end w:w="120" w:type="dxa"/>
+            </w:tcMar>
+          </w:tcPr>
+          <w:p>
+            <w:pPr>
+              <w:spacing w:after="0" w:line="276" w:lineRule="auto"/>
+              <w:jc w:val="left"/>
+            </w:pPr>
+            <w:r>
+              <w:rPr>
+                <w:rFonts w:ascii="Calibri" w:hAnsi="Calibri"/>
+                <w:b/>
+                <w:color w:val="B78327"/>
+                <w:sz w:val="20"/>
+              </w:rPr>
+              <w:t>READ RUNTIME</w:t>
+            </w:r>
+          </w:p>
+        </w:tc>
+        <w:tc>
+          <w:tcPr>
+            <w:tcW w:type="dxa" w:w="4560"/>
+            <w:shd w:fill="F5F8FB" w:val="clear"/>
+            <w:vAlign w:val="center"/>
+            <w:tcMar>
+              <w:top w:w="80" w:type="dxa"/>
+              <w:bottom w:w="80" w:type="dxa"/>
+              <w:start w:w="120" w:type="dxa"/>
+              <w:end w:w="120" w:type="dxa"/>
+            </w:tcMar>
+          </w:tcPr>
+          <w:p>
+            <w:pPr>
+              <w:spacing w:after="0" w:line="276" w:lineRule="auto"/>
+              <w:jc w:val="left"/>
+            </w:pPr>
+            <w:r>
+              <w:rPr>
+                <w:rFonts w:ascii="Calibri" w:hAnsi="Calibri"/>
+                <w:b w:val="0"/>
+                <w:color w:val="1F2933"/>
+                <w:sz w:val="20"/>
+              </w:rPr>
+              <w:t>New active business-license records when applicable.</w:t>
+            </w:r>
+          </w:p>
+        </w:tc>
+      </w:tr>
+      <w:tr>
+        <w:tc>
+          <w:tcPr>
+            <w:tcW w:type="dxa" w:w="3150"/>
+            <w:vAlign w:val="center"/>
+            <w:tcMar>
+              <w:top w:w="80" w:type="dxa"/>
+              <w:bottom w:w="80" w:type="dxa"/>
+              <w:start w:w="120" w:type="dxa"/>
+              <w:end w:w="120" w:type="dxa"/>
+            </w:tcMar>
+          </w:tcPr>
+          <w:p>
+            <w:pPr>
+              <w:spacing w:after="0" w:line="276" w:lineRule="auto"/>
+              <w:jc w:val="left"/>
+            </w:pPr>
+            <w:r>
+              <w:rPr>
+                <w:rFonts w:ascii="Calibri" w:hAnsi="Calibri"/>
+                <w:b/>
+                <w:color w:val="0A2540"/>
+                <w:sz w:val="20"/>
+              </w:rPr>
+              <w:t>SAM.gov entity updates</w:t>
+            </w:r>
+          </w:p>
+        </w:tc>
+        <w:tc>
+          <w:tcPr>
+            <w:tcW w:type="dxa" w:w="1650"/>
+            <w:vAlign w:val="center"/>
+            <w:tcMar>
+              <w:top w:w="80" w:type="dxa"/>
+              <w:bottom w:w="80" w:type="dxa"/>
+              <w:start w:w="120" w:type="dxa"/>
+              <w:end w:w="120" w:type="dxa"/>
+            </w:tcMar>
+          </w:tcPr>
+          <w:p>
+            <w:pPr>
+              <w:spacing w:after="0" w:line="276" w:lineRule="auto"/>
+              <w:jc w:val="left"/>
+            </w:pPr>
+            <w:r>
+              <w:rPr>
+                <w:rFonts w:ascii="Calibri" w:hAnsi="Calibri"/>
+                <w:b/>
+                <w:color w:val="B78327"/>
+                <w:sz w:val="20"/>
+              </w:rPr>
+              <w:t>READ RUNTIME</w:t>
+            </w:r>
+          </w:p>
+        </w:tc>
+        <w:tc>
+          <w:tcPr>
+            <w:tcW w:type="dxa" w:w="4560"/>
+            <w:vAlign w:val="center"/>
+            <w:tcMar>
+              <w:top w:w="80" w:type="dxa"/>
+              <w:bottom w:w="80" w:type="dxa"/>
+              <w:start w:w="120" w:type="dxa"/>
+              <w:end w:w="120" w:type="dxa"/>
+            </w:tcMar>
+          </w:tcPr>
+          <w:p>
+            <w:pPr>
+              <w:spacing w:after="0" w:line="276" w:lineRule="auto"/>
+              <w:jc w:val="left"/>
+            </w:pPr>
+            <w:r>
+              <w:rPr>
+                <w:rFonts w:ascii="Calibri" w:hAnsi="Calibri"/>
+                <w:b w:val="0"/>
+                <w:color w:val="1F2933"/>
+                <w:sz w:val="20"/>
+              </w:rPr>
+              <w:t>Active entity updates when the source and credential are available.</w:t>
+            </w:r>
+          </w:p>
+        </w:tc>
+      </w:tr>
+    </w:tbl>
+    <w:p>
+      <w:pPr>
+        <w:pStyle w:val="Heading2"/>
+        <w:keepNext/>
+      </w:pPr>
+      <w:r>
+        <w:t>What is deliberately excluded</w:t>
+      </w:r>
+    </w:p>
+    <w:p>
+      <w:pPr>
+        <w:spacing w:after="80" w:line="300" w:lineRule="auto"/>
+        <w:ind w:left="540" w:hanging="271"/>
+      </w:pPr>
+      <w:r>
+        <w:rPr>
+          <w:rFonts w:ascii="Calibri" w:hAnsi="Calibri"/>
+          <w:b w:val="0"/>
+          <w:color w:val="0A2540"/>
+        </w:rPr>
+        <w:t xml:space="preserve">• </w:t>
+      </w:r>
+      <w:r>
+        <w:rPr>
+          <w:rFonts w:ascii="Calibri" w:hAnsi="Calibri"/>
+          <w:color w:val="1F2933"/>
+        </w:rPr>
+        <w:t>Personal social-media profiles, private contacts, and hidden contact enrichment.</w:t>
+      </w:r>
+    </w:p>
+    <w:p>
+      <w:pPr>
+        <w:spacing w:after="80" w:line="300" w:lineRule="auto"/>
+        <w:ind w:left="540" w:hanging="271"/>
+      </w:pPr>
+      <w:r>
+        <w:rPr>
+          <w:rFonts w:ascii="Calibri" w:hAnsi="Calibri"/>
+          <w:b w:val="0"/>
+          <w:color w:val="0A2540"/>
+        </w:rPr>
+        <w:t xml:space="preserve">• </w:t>
+      </w:r>
+      <w:r>
+        <w:rPr>
+          <w:rFonts w:ascii="Calibri" w:hAnsi="Calibri"/>
+          <w:color w:val="1F2933"/>
+        </w:rPr>
+        <w:t>Health, age, race, religion, family status, wealth, or insurability inferences.</w:t>
+      </w:r>
+    </w:p>
+    <w:p>
+      <w:pPr>
+        <w:spacing w:after="80" w:line="300" w:lineRule="auto"/>
+        <w:ind w:left="540" w:hanging="271"/>
+      </w:pPr>
+      <w:r>
+        <w:rPr>
+          <w:rFonts w:ascii="Calibri" w:hAnsi="Calibri"/>
+          <w:b w:val="0"/>
+          <w:color w:val="0A2540"/>
+        </w:rPr>
+        <w:t xml:space="preserve">• </w:t>
+      </w:r>
+      <w:r>
+        <w:rPr>
+          <w:rFonts w:ascii="Calibri" w:hAnsi="Calibri"/>
+          <w:color w:val="1F2933"/>
+        </w:rPr>
+        <w:t>Named filing signers, administrators, donors, or executives used as personal leads.</w:t>
+      </w:r>
+    </w:p>
+    <w:p>
+      <w:pPr>
+        <w:spacing w:after="80" w:line="300" w:lineRule="auto"/>
+        <w:ind w:left="540" w:hanging="271"/>
+      </w:pPr>
+      <w:r>
+        <w:rPr>
+          <w:rFonts w:ascii="Calibri" w:hAnsi="Calibri"/>
+          <w:b w:val="0"/>
+          <w:color w:val="0A2540"/>
+        </w:rPr>
+        <w:t xml:space="preserve">• </w:t>
+      </w:r>
+      <w:r>
+        <w:rPr>
+          <w:rFonts w:ascii="Calibri" w:hAnsi="Calibri"/>
+          <w:color w:val="1F2933"/>
+        </w:rPr>
+        <w:t>Automatic contact permission, automatic quoting, or an underwriting conclusion.</w:t>
+      </w:r>
+    </w:p>
+    <w:p>
+      <w:r>
+        <w:br w:type="page"/>
+      </w:r>
+    </w:p>
+    <w:p>
+      <w:pPr>
+        <w:pStyle w:val="Heading1"/>
+        <w:keepNext/>
+      </w:pPr>
+      <w:r>
+        <w:t>A practical daily routine</w:t>
+      </w:r>
+    </w:p>
+    <w:p>
+      <w:pPr>
+        <w:pStyle w:val="Heading2"/>
+        <w:keepNext/>
+      </w:pPr>
+      <w:r>
+        <w:t>Morning: choose the research queue</w:t>
+      </w:r>
+    </w:p>
+    <w:p>
+      <w:pPr>
+        <w:spacing w:after="80" w:line="300" w:lineRule="auto"/>
+        <w:ind w:left="540" w:hanging="271"/>
+      </w:pPr>
+      <w:r>
+        <w:rPr>
+          <w:rFonts w:ascii="Calibri" w:hAnsi="Calibri"/>
+          <w:b w:val="0"/>
+          <w:color w:val="0A2540"/>
+        </w:rPr>
+        <w:t xml:space="preserve">• </w:t>
+      </w:r>
+      <w:r>
+        <w:rPr>
+          <w:rFonts w:ascii="Calibri" w:hAnsi="Calibri"/>
+          <w:color w:val="1F2933"/>
+        </w:rPr>
+        <w:t>Open the Broker view and check the release stamp.</w:t>
+      </w:r>
+    </w:p>
+    <w:p>
+      <w:pPr>
+        <w:spacing w:after="80" w:line="300" w:lineRule="auto"/>
+        <w:ind w:left="540" w:hanging="271"/>
+      </w:pPr>
+      <w:r>
+        <w:rPr>
+          <w:rFonts w:ascii="Calibri" w:hAnsi="Calibri"/>
+          <w:b w:val="0"/>
+          <w:color w:val="0A2540"/>
+        </w:rPr>
+        <w:t xml:space="preserve">• </w:t>
+      </w:r>
+      <w:r>
+        <w:rPr>
+          <w:rFonts w:ascii="Calibri" w:hAnsi="Calibri"/>
+          <w:color w:val="1F2933"/>
+        </w:rPr>
+        <w:t>Choose your state or region; start with one state for depth.</w:t>
+      </w:r>
+    </w:p>
+    <w:p>
+      <w:pPr>
+        <w:spacing w:after="80" w:line="300" w:lineRule="auto"/>
+        <w:ind w:left="540" w:hanging="271"/>
+      </w:pPr>
+      <w:r>
+        <w:rPr>
+          <w:rFonts w:ascii="Calibri" w:hAnsi="Calibri"/>
+          <w:b w:val="0"/>
+          <w:color w:val="0A2540"/>
+        </w:rPr>
+        <w:t xml:space="preserve">• </w:t>
+      </w:r>
+      <w:r>
+        <w:rPr>
+          <w:rFonts w:ascii="Calibri" w:hAnsi="Calibri"/>
+          <w:color w:val="1F2933"/>
+        </w:rPr>
+        <w:t>Read the Broker brief and pick five organizations to verify.</w:t>
+      </w:r>
+    </w:p>
+    <w:p>
+      <w:pPr>
+        <w:spacing w:after="80" w:line="300" w:lineRule="auto"/>
+        <w:ind w:left="540" w:hanging="271"/>
+      </w:pPr>
+      <w:r>
+        <w:rPr>
+          <w:rFonts w:ascii="Calibri" w:hAnsi="Calibri"/>
+          <w:b w:val="0"/>
+          <w:color w:val="0A2540"/>
+        </w:rPr>
+        <w:t xml:space="preserve">• </w:t>
+      </w:r>
+      <w:r>
+        <w:rPr>
+          <w:rFonts w:ascii="Calibri" w:hAnsi="Calibri"/>
+          <w:color w:val="1F2933"/>
+        </w:rPr>
+        <w:t>Open every official source before writing a note.</w:t>
+      </w:r>
+    </w:p>
+    <w:p>
+      <w:pPr>
+        <w:pStyle w:val="Heading2"/>
+        <w:keepNext/>
+      </w:pPr>
+      <w:r>
+        <w:t>Research block: turn records into qualified questions</w:t>
+      </w:r>
+    </w:p>
+    <w:p>
+      <w:pPr>
+        <w:spacing w:after="80" w:line="300" w:lineRule="auto"/>
+        <w:ind w:left="540" w:hanging="271"/>
+      </w:pPr>
+      <w:r>
+        <w:rPr>
+          <w:rFonts w:ascii="Calibri" w:hAnsi="Calibri"/>
+          <w:b w:val="0"/>
+          <w:color w:val="0A2540"/>
+        </w:rPr>
+        <w:t xml:space="preserve">• </w:t>
+      </w:r>
+      <w:r>
+        <w:rPr>
+          <w:rFonts w:ascii="Calibri" w:hAnsi="Calibri"/>
+          <w:color w:val="1F2933"/>
+        </w:rPr>
+        <w:t>Confirm the organization and event on the official record.</w:t>
+      </w:r>
+    </w:p>
+    <w:p>
+      <w:pPr>
+        <w:spacing w:after="80" w:line="300" w:lineRule="auto"/>
+        <w:ind w:left="540" w:hanging="271"/>
+      </w:pPr>
+      <w:r>
+        <w:rPr>
+          <w:rFonts w:ascii="Calibri" w:hAnsi="Calibri"/>
+          <w:b w:val="0"/>
+          <w:color w:val="0A2540"/>
+        </w:rPr>
+        <w:t xml:space="preserve">• </w:t>
+      </w:r>
+      <w:r>
+        <w:rPr>
+          <w:rFonts w:ascii="Calibri" w:hAnsi="Calibri"/>
+          <w:color w:val="1F2933"/>
+        </w:rPr>
+        <w:t>Check the organization's own website for current operations and a business-published channel.</w:t>
+      </w:r>
+    </w:p>
+    <w:p>
+      <w:pPr>
+        <w:spacing w:after="80" w:line="300" w:lineRule="auto"/>
+        <w:ind w:left="540" w:hanging="271"/>
+      </w:pPr>
+      <w:r>
+        <w:rPr>
+          <w:rFonts w:ascii="Calibri" w:hAnsi="Calibri"/>
+          <w:b w:val="0"/>
+          <w:color w:val="0A2540"/>
+        </w:rPr>
+        <w:t xml:space="preserve">• </w:t>
+      </w:r>
+      <w:r>
+        <w:rPr>
+          <w:rFonts w:ascii="Calibri" w:hAnsi="Calibri"/>
+          <w:color w:val="1F2933"/>
+        </w:rPr>
+        <w:t>Write down what is known, what is inferred, and what remains unknown.</w:t>
+      </w:r>
+    </w:p>
+    <w:p>
+      <w:pPr>
+        <w:spacing w:after="80" w:line="300" w:lineRule="auto"/>
+        <w:ind w:left="540" w:hanging="271"/>
+      </w:pPr>
+      <w:r>
+        <w:rPr>
+          <w:rFonts w:ascii="Calibri" w:hAnsi="Calibri"/>
+          <w:b w:val="0"/>
+          <w:color w:val="0A2540"/>
+        </w:rPr>
+        <w:t xml:space="preserve">• </w:t>
+      </w:r>
+      <w:r>
+        <w:rPr>
+          <w:rFonts w:ascii="Calibri" w:hAnsi="Calibri"/>
+          <w:color w:val="1F2933"/>
+        </w:rPr>
+        <w:t>Do not copy sensitive person-level fields into your notes.</w:t>
+      </w:r>
+    </w:p>
+    <w:p>
+      <w:pPr>
+        <w:pStyle w:val="Heading2"/>
+        <w:keepNext/>
+      </w:pPr>
+      <w:r>
+        <w:t>Before any outreach</w:t>
+      </w:r>
+    </w:p>
+    <w:p>
+      <w:pPr>
+        <w:spacing w:after="80" w:line="300" w:lineRule="auto"/>
+        <w:ind w:left="540" w:hanging="271"/>
+      </w:pPr>
+      <w:r>
+        <w:rPr>
+          <w:rFonts w:ascii="Calibri" w:hAnsi="Calibri"/>
+          <w:b w:val="0"/>
+          <w:color w:val="0A2540"/>
+        </w:rPr>
+        <w:t xml:space="preserve">• </w:t>
+      </w:r>
+      <w:r>
+        <w:rPr>
+          <w:rFonts w:ascii="Calibri" w:hAnsi="Calibri"/>
+          <w:b/>
+          <w:color w:val="0A2540"/>
+        </w:rPr>
+        <w:t xml:space="preserve">Check: </w:t>
+      </w:r>
+      <w:r>
+        <w:rPr>
+          <w:rFonts w:ascii="Calibri" w:hAnsi="Calibri"/>
+          <w:color w:val="1F2933"/>
+        </w:rPr>
+        <w:t>The organization and event were verified.</w:t>
+      </w:r>
+    </w:p>
+    <w:p>
+      <w:pPr>
+        <w:spacing w:after="80" w:line="300" w:lineRule="auto"/>
+        <w:ind w:left="540" w:hanging="271"/>
+      </w:pPr>
+      <w:r>
+        <w:rPr>
+          <w:rFonts w:ascii="Calibri" w:hAnsi="Calibri"/>
+          <w:b w:val="0"/>
+          <w:color w:val="0A2540"/>
+        </w:rPr>
+        <w:t xml:space="preserve">• </w:t>
+      </w:r>
+      <w:r>
+        <w:rPr>
+          <w:rFonts w:ascii="Calibri" w:hAnsi="Calibri"/>
+          <w:b/>
+          <w:color w:val="0A2540"/>
+        </w:rPr>
+        <w:t xml:space="preserve">Check: </w:t>
+      </w:r>
+      <w:r>
+        <w:rPr>
+          <w:rFonts w:ascii="Calibri" w:hAnsi="Calibri"/>
+          <w:color w:val="1F2933"/>
+        </w:rPr>
+        <w:t>The channel was published by the business itself.</w:t>
+      </w:r>
+    </w:p>
+    <w:p>
+      <w:pPr>
+        <w:spacing w:after="80" w:line="300" w:lineRule="auto"/>
+        <w:ind w:left="540" w:hanging="271"/>
+      </w:pPr>
+      <w:r>
+        <w:rPr>
+          <w:rFonts w:ascii="Calibri" w:hAnsi="Calibri"/>
+          <w:b w:val="0"/>
+          <w:color w:val="0A2540"/>
+        </w:rPr>
+        <w:t xml:space="preserve">• </w:t>
+      </w:r>
+      <w:r>
+        <w:rPr>
+          <w:rFonts w:ascii="Calibri" w:hAnsi="Calibri"/>
+          <w:b/>
+          <w:color w:val="0A2540"/>
+        </w:rPr>
+        <w:t xml:space="preserve">Check: </w:t>
+      </w:r>
+      <w:r>
+        <w:rPr>
+          <w:rFonts w:ascii="Calibri" w:hAnsi="Calibri"/>
+          <w:color w:val="1F2933"/>
+        </w:rPr>
+        <w:t>Suppression and Do-Not-Contact checks passed.</w:t>
+      </w:r>
+    </w:p>
+    <w:p>
+      <w:pPr>
+        <w:spacing w:after="80" w:line="300" w:lineRule="auto"/>
+        <w:ind w:left="540" w:hanging="271"/>
+      </w:pPr>
+      <w:r>
+        <w:rPr>
+          <w:rFonts w:ascii="Calibri" w:hAnsi="Calibri"/>
+          <w:b w:val="0"/>
+          <w:color w:val="0A2540"/>
+        </w:rPr>
+        <w:t xml:space="preserve">• </w:t>
+      </w:r>
+      <w:r>
+        <w:rPr>
+          <w:rFonts w:ascii="Calibri" w:hAnsi="Calibri"/>
+          <w:b/>
+          <w:color w:val="0A2540"/>
+        </w:rPr>
+        <w:t xml:space="preserve">Check: </w:t>
+      </w:r>
+      <w:r>
+        <w:rPr>
+          <w:rFonts w:ascii="Calibri" w:hAnsi="Calibri"/>
+          <w:color w:val="1F2933"/>
+        </w:rPr>
+        <w:t>Licensing and state rules were checked.</w:t>
+      </w:r>
+    </w:p>
+    <w:p>
+      <w:pPr>
+        <w:spacing w:after="80" w:line="300" w:lineRule="auto"/>
+        <w:ind w:left="540" w:hanging="271"/>
+      </w:pPr>
+      <w:r>
+        <w:rPr>
+          <w:rFonts w:ascii="Calibri" w:hAnsi="Calibri"/>
+          <w:b w:val="0"/>
+          <w:color w:val="0A2540"/>
+        </w:rPr>
+        <w:t xml:space="preserve">• </w:t>
+      </w:r>
+      <w:r>
+        <w:rPr>
+          <w:rFonts w:ascii="Calibri" w:hAnsi="Calibri"/>
+          <w:b/>
+          <w:color w:val="0A2540"/>
+        </w:rPr>
+        <w:t xml:space="preserve">Check: </w:t>
+      </w:r>
+      <w:r>
+        <w:rPr>
+          <w:rFonts w:ascii="Calibri" w:hAnsi="Calibri"/>
+          <w:color w:val="1F2933"/>
+        </w:rPr>
+        <w:t>The purpose and product discussion are permitted.</w:t>
+      </w:r>
+    </w:p>
+    <w:p>
+      <w:pPr>
+        <w:spacing w:after="80" w:line="300" w:lineRule="auto"/>
+        <w:ind w:left="540" w:hanging="271"/>
+      </w:pPr>
+      <w:r>
+        <w:rPr>
+          <w:rFonts w:ascii="Calibri" w:hAnsi="Calibri"/>
+          <w:b w:val="0"/>
+          <w:color w:val="0A2540"/>
+        </w:rPr>
+        <w:t xml:space="preserve">• </w:t>
+      </w:r>
+      <w:r>
+        <w:rPr>
+          <w:rFonts w:ascii="Calibri" w:hAnsi="Calibri"/>
+          <w:b/>
+          <w:color w:val="0A2540"/>
+        </w:rPr>
+        <w:t xml:space="preserve">Check: </w:t>
+      </w:r>
+      <w:r>
+        <w:rPr>
+          <w:rFonts w:ascii="Calibri" w:hAnsi="Calibri"/>
+          <w:color w:val="1F2933"/>
+        </w:rPr>
+        <w:t>The record does not rely on a sample or unavailable source.</w:t>
+      </w:r>
+    </w:p>
+    <w:p>
+      <w:pPr>
+        <w:spacing w:before="80" w:after="200" w:line="288" w:lineRule="auto"/>
+        <w:shd w:fill="FFF7E6" w:val="clear"/>
+        <w:pBdr>
+          <w:left w:val="single" w:sz="18" w:space="8" w:color="168F89"/>
+        </w:pBdr>
+        <w:ind w:left="180" w:right="120"/>
+      </w:pPr>
+      <w:r>
+        <w:rPr>
+          <w:rFonts w:ascii="Calibri" w:hAnsi="Calibri"/>
+          <w:b/>
+          <w:color w:val="0A2540"/>
+        </w:rPr>
+        <w:t xml:space="preserve">If any check is missing: </w:t>
+      </w:r>
+      <w:r>
+        <w:rPr>
+          <w:rFonts w:ascii="Calibri" w:hAnsi="Calibri"/>
+          <w:color w:val="1F2933"/>
+        </w:rPr>
+        <w:t>Do more research or stop. The application is designed to make uncertainty visible, not to push every record into a call list.</w:t>
+      </w:r>
+    </w:p>
+    <w:p>
+      <w:r>
+        <w:br w:type="page"/>
+      </w:r>
+    </w:p>
+    <w:p>
+      <w:pPr>
+        <w:pStyle w:val="Heading1"/>
+        <w:keepNext/>
+      </w:pPr>
+      <w:r>
+        <w:t>Five-minute meeting walkthrough</w:t>
+      </w:r>
+    </w:p>
+    <w:p>
+      <w:pPr>
+        <w:spacing w:after="120" w:line="300" w:lineRule="auto"/>
+      </w:pPr>
+      <w:r>
+        <w:rPr>
+          <w:rFonts w:ascii="Calibri" w:hAnsi="Calibri"/>
+          <w:i/>
+          <w:color w:val="5A6B7C"/>
+        </w:rPr>
+        <w:t>Use this sequence when showing David Leads to a broker, manager, or investor.</w:t>
+      </w:r>
+    </w:p>
+    <w:p>
+      <w:pPr>
+        <w:spacing w:after="80" w:line="300" w:lineRule="auto"/>
+        <w:ind w:left="540" w:hanging="271"/>
+      </w:pPr>
+      <w:r>
+        <w:rPr>
+          <w:rFonts w:ascii="Calibri" w:hAnsi="Calibri"/>
+          <w:b/>
+          <w:color w:val="0A2540"/>
+        </w:rPr>
+        <w:t xml:space="preserve">1. </w:t>
+      </w:r>
+      <w:r>
+        <w:rPr>
+          <w:rFonts w:ascii="Calibri" w:hAnsi="Calibri"/>
+          <w:color w:val="1F2933"/>
+        </w:rPr>
+        <w:t>Open the app and say: 'This is live organization research from official public records, not a contact list.'</w:t>
+      </w:r>
+    </w:p>
+    <w:p>
+      <w:pPr>
+        <w:spacing w:after="80" w:line="300" w:lineRule="auto"/>
+        <w:ind w:left="540" w:hanging="271"/>
+      </w:pPr>
+      <w:r>
+        <w:rPr>
+          <w:rFonts w:ascii="Calibri" w:hAnsi="Calibri"/>
+          <w:b/>
+          <w:color w:val="0A2540"/>
+        </w:rPr>
+        <w:t xml:space="preserve">2. </w:t>
+      </w:r>
+      <w:r>
+        <w:rPr>
+          <w:rFonts w:ascii="Calibri" w:hAnsi="Calibri"/>
+          <w:color w:val="1F2933"/>
+        </w:rPr>
+        <w:t>Show the 27-state territory selector and focus New York.</w:t>
+      </w:r>
+    </w:p>
+    <w:p>
+      <w:pPr>
+        <w:spacing w:after="80" w:line="300" w:lineRule="auto"/>
+        <w:ind w:left="540" w:hanging="271"/>
+      </w:pPr>
+      <w:r>
+        <w:rPr>
+          <w:rFonts w:ascii="Calibri" w:hAnsi="Calibri"/>
+          <w:b/>
+          <w:color w:val="0A2540"/>
+        </w:rPr>
+        <w:t xml:space="preserve">3. </w:t>
+      </w:r>
+      <w:r>
+        <w:rPr>
+          <w:rFonts w:ascii="Calibri" w:hAnsi="Calibri"/>
+          <w:color w:val="1F2933"/>
+        </w:rPr>
+        <w:t>Point to Live organizations, Source coverage, and Needs research. Explain that unavailable sources stay visible.</w:t>
+      </w:r>
+    </w:p>
+    <w:p>
+      <w:pPr>
+        <w:spacing w:after="80" w:line="300" w:lineRule="auto"/>
+        <w:ind w:left="540" w:hanging="271"/>
+      </w:pPr>
+      <w:r>
+        <w:rPr>
+          <w:rFonts w:ascii="Calibri" w:hAnsi="Calibri"/>
+          <w:b/>
+          <w:color w:val="0A2540"/>
+        </w:rPr>
+        <w:t xml:space="preserve">4. </w:t>
+      </w:r>
+      <w:r>
+        <w:rPr>
+          <w:rFonts w:ascii="Calibri" w:hAnsi="Calibri"/>
+          <w:color w:val="1F2933"/>
+        </w:rPr>
+        <w:t>Open one organization. Read the event, why now, official source, and limitations.</w:t>
+      </w:r>
+    </w:p>
+    <w:p>
+      <w:pPr>
+        <w:spacing w:after="80" w:line="300" w:lineRule="auto"/>
+        <w:ind w:left="540" w:hanging="271"/>
+      </w:pPr>
+      <w:r>
+        <w:rPr>
+          <w:rFonts w:ascii="Calibri" w:hAnsi="Calibri"/>
+          <w:b/>
+          <w:color w:val="0A2540"/>
+        </w:rPr>
+        <w:t xml:space="preserve">5. </w:t>
+      </w:r>
+      <w:r>
+        <w:rPr>
+          <w:rFonts w:ascii="Calibri" w:hAnsi="Calibri"/>
+          <w:color w:val="1F2933"/>
+        </w:rPr>
+        <w:t>Show the receipt or proof link. Explain that the public record can be checked before use.</w:t>
+      </w:r>
+    </w:p>
+    <w:p>
+      <w:pPr>
+        <w:spacing w:after="80" w:line="300" w:lineRule="auto"/>
+        <w:ind w:left="540" w:hanging="271"/>
+      </w:pPr>
+      <w:r>
+        <w:rPr>
+          <w:rFonts w:ascii="Calibri" w:hAnsi="Calibri"/>
+          <w:b/>
+          <w:color w:val="0A2540"/>
+        </w:rPr>
+        <w:t xml:space="preserve">6. </w:t>
+      </w:r>
+      <w:r>
+        <w:rPr>
+          <w:rFonts w:ascii="Calibri" w:hAnsi="Calibri"/>
+          <w:color w:val="1F2933"/>
+        </w:rPr>
+        <w:t>End with the contact gate: research is public; outreach still requires protected human clearance.</w:t>
+      </w:r>
+    </w:p>
+    <w:p>
+      <w:pPr>
+        <w:pStyle w:val="Heading2"/>
+        <w:keepNext/>
+      </w:pPr>
+      <w:r>
+        <w:t>A simple opening line</w:t>
+      </w:r>
+    </w:p>
+    <w:p>
+      <w:pPr>
+        <w:spacing w:before="80" w:after="200" w:line="288" w:lineRule="auto"/>
+        <w:shd w:fill="E8EEF5" w:val="clear"/>
+        <w:pBdr>
+          <w:left w:val="single" w:sz="18" w:space="8" w:color="168F89"/>
+        </w:pBdr>
+        <w:ind w:left="180" w:right="120"/>
+      </w:pPr>
+      <w:r>
+        <w:rPr>
+          <w:rFonts w:ascii="Calibri" w:hAnsi="Calibri"/>
+          <w:b/>
+          <w:color w:val="0A2540"/>
+        </w:rPr>
+        <w:t xml:space="preserve">Say: </w:t>
+      </w:r>
+      <w:r>
+        <w:rPr>
+          <w:rFonts w:ascii="Calibri" w:hAnsi="Calibri"/>
+          <w:color w:val="1F2933"/>
+        </w:rPr>
+        <w:t>David Leads helps you decide which organizations to research first, why the timing may matter, and exactly which official record to verify before a compliant conversation.</w:t>
+      </w:r>
+    </w:p>
+    <w:p>
+      <w:pPr>
+        <w:pStyle w:val="Heading2"/>
+        <w:keepNext/>
+      </w:pPr>
+      <w:r>
+        <w:t>What not to claim</w:t>
+      </w:r>
+    </w:p>
+    <w:p>
+      <w:pPr>
+        <w:spacing w:after="80" w:line="300" w:lineRule="auto"/>
+        <w:ind w:left="540" w:hanging="271"/>
+      </w:pPr>
+      <w:r>
+        <w:rPr>
+          <w:rFonts w:ascii="Calibri" w:hAnsi="Calibri"/>
+          <w:b w:val="0"/>
+          <w:color w:val="0A2540"/>
+        </w:rPr>
+        <w:t xml:space="preserve">• </w:t>
+      </w:r>
+      <w:r>
+        <w:rPr>
+          <w:rFonts w:ascii="Calibri" w:hAnsi="Calibri"/>
+          <w:color w:val="1F2933"/>
+        </w:rPr>
+        <w:t>Do not say every record is a lead ready to call.</w:t>
+      </w:r>
+    </w:p>
+    <w:p>
+      <w:pPr>
+        <w:spacing w:after="80" w:line="300" w:lineRule="auto"/>
+        <w:ind w:left="540" w:hanging="271"/>
+      </w:pPr>
+      <w:r>
+        <w:rPr>
+          <w:rFonts w:ascii="Calibri" w:hAnsi="Calibri"/>
+          <w:b w:val="0"/>
+          <w:color w:val="0A2540"/>
+        </w:rPr>
+        <w:t xml:space="preserve">• </w:t>
+      </w:r>
+      <w:r>
+        <w:rPr>
+          <w:rFonts w:ascii="Calibri" w:hAnsi="Calibri"/>
+          <w:color w:val="1F2933"/>
+        </w:rPr>
+        <w:t>Do not say a filing proves need, dissatisfaction, renewal, eligibility, or buying intent.</w:t>
+      </w:r>
+    </w:p>
+    <w:p>
+      <w:pPr>
+        <w:spacing w:after="80" w:line="300" w:lineRule="auto"/>
+        <w:ind w:left="540" w:hanging="271"/>
+      </w:pPr>
+      <w:r>
+        <w:rPr>
+          <w:rFonts w:ascii="Calibri" w:hAnsi="Calibri"/>
+          <w:b w:val="0"/>
+          <w:color w:val="0A2540"/>
+        </w:rPr>
+        <w:t xml:space="preserve">• </w:t>
+      </w:r>
+      <w:r>
+        <w:rPr>
+          <w:rFonts w:ascii="Calibri" w:hAnsi="Calibri"/>
+          <w:color w:val="1F2933"/>
+        </w:rPr>
+        <w:t>Do not say a product fit is a recommendation or quote.</w:t>
+      </w:r>
+    </w:p>
+    <w:p>
+      <w:pPr>
+        <w:spacing w:after="80" w:line="300" w:lineRule="auto"/>
+        <w:ind w:left="540" w:hanging="271"/>
+      </w:pPr>
+      <w:r>
+        <w:rPr>
+          <w:rFonts w:ascii="Calibri" w:hAnsi="Calibri"/>
+          <w:b w:val="0"/>
+          <w:color w:val="0A2540"/>
+        </w:rPr>
+        <w:t xml:space="preserve">• </w:t>
+      </w:r>
+      <w:r>
+        <w:rPr>
+          <w:rFonts w:ascii="Calibri" w:hAnsi="Calibri"/>
+          <w:color w:val="1F2933"/>
+        </w:rPr>
+        <w:t>Do not say the system uses private profiles or secret contact data.</w:t>
+      </w:r>
+    </w:p>
+    <w:p>
+      <w:pPr>
+        <w:spacing w:after="80" w:line="300" w:lineRule="auto"/>
+        <w:ind w:left="540" w:hanging="271"/>
+      </w:pPr>
+      <w:r>
+        <w:rPr>
+          <w:rFonts w:ascii="Calibri" w:hAnsi="Calibri"/>
+          <w:b w:val="0"/>
+          <w:color w:val="0A2540"/>
+        </w:rPr>
+        <w:t xml:space="preserve">• </w:t>
+      </w:r>
+      <w:r>
+        <w:rPr>
+          <w:rFonts w:ascii="Calibri" w:hAnsi="Calibri"/>
+          <w:color w:val="1F2933"/>
+        </w:rPr>
+        <w:t>Do not call a source LIVE if the coverage panel says UNAVAILABLE.</w:t>
+      </w:r>
+    </w:p>
+    <w:p>
+      <w:r>
+        <w:br w:type="page"/>
+      </w:r>
+    </w:p>
+    <w:p>
+      <w:pPr>
+        <w:pStyle w:val="Heading1"/>
+        <w:keepNext/>
+      </w:pPr>
+      <w:r>
+        <w:t>If something looks wrong</w:t>
+      </w:r>
+    </w:p>
+    <w:tbl>
+      <w:tblPr>
+        <w:tblW w:type="dxa" w:w="9360"/>
+        <w:tblLayout w:type="fixed"/>
+        <w:tblLook w:firstColumn="1" w:firstRow="1" w:lastColumn="0" w:lastRow="0" w:noHBand="0" w:noVBand="1" w:val="04A0"/>
+        <w:jc w:val="left"/>
+        <w:tblInd w:w="120" w:type="dxa"/>
+      </w:tblPr>
+      <w:tblGrid>
+        <w:gridCol w:w="3150"/>
+        <w:gridCol w:w="6210"/>
+      </w:tblGrid>
+      <w:tr>
+        <w:trPr>
+          <w:tblHeader w:val="true"/>
+        </w:trPr>
+        <w:tc>
+          <w:tcPr>
+            <w:tcW w:type="dxa" w:w="3150"/>
+            <w:vAlign w:val="center"/>
+            <w:tcMar>
+              <w:top w:w="80" w:type="dxa"/>
+              <w:bottom w:w="80" w:type="dxa"/>
+              <w:start w:w="120" w:type="dxa"/>
+              <w:end w:w="120" w:type="dxa"/>
+            </w:tcMar>
+            <w:shd w:fill="0A2540" w:val="clear"/>
+          </w:tcPr>
+          <w:p>
+            <w:pPr>
+              <w:spacing w:after="0" w:line="276" w:lineRule="auto"/>
+              <w:jc w:val="left"/>
+            </w:pPr>
+            <w:r>
+              <w:rPr>
+                <w:rFonts w:ascii="Calibri" w:hAnsi="Calibri"/>
+                <w:b/>
+                <w:color w:val="FFFFFF"/>
+                <w:sz w:val="21"/>
+              </w:rPr>
+              <w:t>What you see</w:t>
+            </w:r>
+          </w:p>
+        </w:tc>
+        <w:tc>
+          <w:tcPr>
+            <w:tcW w:type="dxa" w:w="6210"/>
+            <w:vAlign w:val="center"/>
+            <w:tcMar>
+              <w:top w:w="80" w:type="dxa"/>
+              <w:bottom w:w="80" w:type="dxa"/>
+              <w:start w:w="120" w:type="dxa"/>
+              <w:end w:w="120" w:type="dxa"/>
+            </w:tcMar>
+            <w:shd w:fill="0A2540" w:val="clear"/>
+          </w:tcPr>
+          <w:p>
+            <w:pPr>
+              <w:spacing w:after="0" w:line="276" w:lineRule="auto"/>
+              <w:jc w:val="left"/>
+            </w:pPr>
+            <w:r>
+              <w:rPr>
+                <w:rFonts w:ascii="Calibri" w:hAnsi="Calibri"/>
+                <w:b/>
+                <w:color w:val="FFFFFF"/>
+                <w:sz w:val="21"/>
+              </w:rPr>
+              <w:t>What to do</w:t>
+            </w:r>
+          </w:p>
+        </w:tc>
+      </w:tr>
+      <w:tr>
+        <w:tc>
+          <w:tcPr>
+            <w:tcW w:type="dxa" w:w="3150"/>
+            <w:vAlign w:val="center"/>
+            <w:tcMar>
+              <w:top w:w="80" w:type="dxa"/>
+              <w:bottom w:w="80" w:type="dxa"/>
+              <w:start w:w="120" w:type="dxa"/>
+              <w:end w:w="120" w:type="dxa"/>
+            </w:tcMar>
+          </w:tcPr>
+          <w:p>
+            <w:pPr>
+              <w:spacing w:after="0" w:line="276" w:lineRule="auto"/>
+              <w:jc w:val="left"/>
+            </w:pPr>
+            <w:r>
+              <w:rPr>
+                <w:rFonts w:ascii="Calibri" w:hAnsi="Calibri"/>
+                <w:b/>
+                <w:color w:val="0A2540"/>
+                <w:sz w:val="21"/>
+              </w:rPr>
+              <w:t>The page is still opening</w:t>
+            </w:r>
+          </w:p>
+        </w:tc>
+        <w:tc>
+          <w:tcPr>
+            <w:tcW w:type="dxa" w:w="6210"/>
+            <w:vAlign w:val="center"/>
+            <w:tcMar>
+              <w:top w:w="80" w:type="dxa"/>
+              <w:bottom w:w="80" w:type="dxa"/>
+              <w:start w:w="120" w:type="dxa"/>
+              <w:end w:w="120" w:type="dxa"/>
+            </w:tcMar>
+          </w:tcPr>
+          <w:p>
+            <w:pPr>
+              <w:spacing w:after="0" w:line="276" w:lineRule="auto"/>
+              <w:jc w:val="left"/>
+            </w:pPr>
+            <w:r>
+              <w:rPr>
+                <w:rFonts w:ascii="Calibri" w:hAnsi="Calibri"/>
+                <w:b w:val="0"/>
+                <w:color w:val="1F2933"/>
+                <w:sz w:val="21"/>
+              </w:rPr>
+              <w:t>Wait for the opening screen to disappear, then refresh once.</w:t>
+            </w:r>
+          </w:p>
+        </w:tc>
+      </w:tr>
+      <w:tr>
+        <w:tc>
+          <w:tcPr>
+            <w:tcW w:type="dxa" w:w="3150"/>
+            <w:shd w:fill="F5F8FB" w:val="clear"/>
+            <w:vAlign w:val="center"/>
+            <w:tcMar>
+              <w:top w:w="80" w:type="dxa"/>
+              <w:bottom w:w="80" w:type="dxa"/>
+              <w:start w:w="120" w:type="dxa"/>
+              <w:end w:w="120" w:type="dxa"/>
+            </w:tcMar>
+          </w:tcPr>
+          <w:p>
+            <w:pPr>
+              <w:spacing w:after="0" w:line="276" w:lineRule="auto"/>
+              <w:jc w:val="left"/>
+            </w:pPr>
+            <w:r>
+              <w:rPr>
+                <w:rFonts w:ascii="Calibri" w:hAnsi="Calibri"/>
+                <w:b/>
+                <w:color w:val="0A2540"/>
+                <w:sz w:val="21"/>
+              </w:rPr>
+              <w:t>A source says UNAVAILABLE</w:t>
+            </w:r>
+          </w:p>
+        </w:tc>
+        <w:tc>
+          <w:tcPr>
+            <w:tcW w:type="dxa" w:w="6210"/>
+            <w:shd w:fill="F5F8FB" w:val="clear"/>
+            <w:vAlign w:val="center"/>
+            <w:tcMar>
+              <w:top w:w="80" w:type="dxa"/>
+              <w:bottom w:w="80" w:type="dxa"/>
+              <w:start w:w="120" w:type="dxa"/>
+              <w:end w:w="120" w:type="dxa"/>
+            </w:tcMar>
+          </w:tcPr>
+          <w:p>
+            <w:pPr>
+              <w:spacing w:after="0" w:line="276" w:lineRule="auto"/>
+              <w:jc w:val="left"/>
+            </w:pPr>
+            <w:r>
+              <w:rPr>
+                <w:rFonts w:ascii="Calibri" w:hAnsi="Calibri"/>
+                <w:b w:val="0"/>
+                <w:color w:val="1F2933"/>
+                <w:sz w:val="21"/>
+              </w:rPr>
+              <w:t>Use another live source or return later. Do not treat the outage as a zero or a live result.</w:t>
+            </w:r>
+          </w:p>
+        </w:tc>
+      </w:tr>
+      <w:tr>
+        <w:tc>
+          <w:tcPr>
+            <w:tcW w:type="dxa" w:w="3150"/>
+            <w:vAlign w:val="center"/>
+            <w:tcMar>
+              <w:top w:w="80" w:type="dxa"/>
+              <w:bottom w:w="80" w:type="dxa"/>
+              <w:start w:w="120" w:type="dxa"/>
+              <w:end w:w="120" w:type="dxa"/>
+            </w:tcMar>
+          </w:tcPr>
+          <w:p>
+            <w:pPr>
+              <w:spacing w:after="0" w:line="276" w:lineRule="auto"/>
+              <w:jc w:val="left"/>
+            </w:pPr>
+            <w:r>
+              <w:rPr>
+                <w:rFonts w:ascii="Calibri" w:hAnsi="Calibri"/>
+                <w:b/>
+                <w:color w:val="0A2540"/>
+                <w:sz w:val="21"/>
+              </w:rPr>
+              <w:t>A state has few records</w:t>
+            </w:r>
+          </w:p>
+        </w:tc>
+        <w:tc>
+          <w:tcPr>
+            <w:tcW w:type="dxa" w:w="6210"/>
+            <w:vAlign w:val="center"/>
+            <w:tcMar>
+              <w:top w:w="80" w:type="dxa"/>
+              <w:bottom w:w="80" w:type="dxa"/>
+              <w:start w:w="120" w:type="dxa"/>
+              <w:end w:w="120" w:type="dxa"/>
+            </w:tcMar>
+          </w:tcPr>
+          <w:p>
+            <w:pPr>
+              <w:spacing w:after="0" w:line="276" w:lineRule="auto"/>
+              <w:jc w:val="left"/>
+            </w:pPr>
+            <w:r>
+              <w:rPr>
+                <w:rFonts w:ascii="Calibri" w:hAnsi="Calibri"/>
+                <w:b w:val="0"/>
+                <w:color w:val="1F2933"/>
+                <w:sz w:val="21"/>
+              </w:rPr>
+              <w:t>Select that one state to run the deeper state-specific pull.</w:t>
+            </w:r>
+          </w:p>
+        </w:tc>
+      </w:tr>
+      <w:tr>
+        <w:tc>
+          <w:tcPr>
+            <w:tcW w:type="dxa" w:w="3150"/>
+            <w:shd w:fill="F5F8FB" w:val="clear"/>
+            <w:vAlign w:val="center"/>
+            <w:tcMar>
+              <w:top w:w="80" w:type="dxa"/>
+              <w:bottom w:w="80" w:type="dxa"/>
+              <w:start w:w="120" w:type="dxa"/>
+              <w:end w:w="120" w:type="dxa"/>
+            </w:tcMar>
+          </w:tcPr>
+          <w:p>
+            <w:pPr>
+              <w:spacing w:after="0" w:line="276" w:lineRule="auto"/>
+              <w:jc w:val="left"/>
+            </w:pPr>
+            <w:r>
+              <w:rPr>
+                <w:rFonts w:ascii="Calibri" w:hAnsi="Calibri"/>
+                <w:b/>
+                <w:color w:val="0A2540"/>
+                <w:sz w:val="21"/>
+              </w:rPr>
+              <w:t>The count changed</w:t>
+            </w:r>
+          </w:p>
+        </w:tc>
+        <w:tc>
+          <w:tcPr>
+            <w:tcW w:type="dxa" w:w="6210"/>
+            <w:shd w:fill="F5F8FB" w:val="clear"/>
+            <w:vAlign w:val="center"/>
+            <w:tcMar>
+              <w:top w:w="80" w:type="dxa"/>
+              <w:bottom w:w="80" w:type="dxa"/>
+              <w:start w:w="120" w:type="dxa"/>
+              <w:end w:w="120" w:type="dxa"/>
+            </w:tcMar>
+          </w:tcPr>
+          <w:p>
+            <w:pPr>
+              <w:spacing w:after="0" w:line="276" w:lineRule="auto"/>
+              <w:jc w:val="left"/>
+            </w:pPr>
+            <w:r>
+              <w:rPr>
+                <w:rFonts w:ascii="Calibri" w:hAnsi="Calibri"/>
+                <w:b w:val="0"/>
+                <w:color w:val="1F2933"/>
+                <w:sz w:val="21"/>
+              </w:rPr>
+              <w:t>That is expected. Counts follow current public-source responses and the chosen territory.</w:t>
+            </w:r>
+          </w:p>
+        </w:tc>
+      </w:tr>
+      <w:tr>
+        <w:tc>
+          <w:tcPr>
+            <w:tcW w:type="dxa" w:w="3150"/>
+            <w:vAlign w:val="center"/>
+            <w:tcMar>
+              <w:top w:w="80" w:type="dxa"/>
+              <w:bottom w:w="80" w:type="dxa"/>
+              <w:start w:w="120" w:type="dxa"/>
+              <w:end w:w="120" w:type="dxa"/>
+            </w:tcMar>
+          </w:tcPr>
+          <w:p>
+            <w:pPr>
+              <w:spacing w:after="0" w:line="276" w:lineRule="auto"/>
+              <w:jc w:val="left"/>
+            </w:pPr>
+            <w:r>
+              <w:rPr>
+                <w:rFonts w:ascii="Calibri" w:hAnsi="Calibri"/>
+                <w:b/>
+                <w:color w:val="0A2540"/>
+                <w:sz w:val="21"/>
+              </w:rPr>
+              <w:t>A record looks surprising</w:t>
+            </w:r>
+          </w:p>
+        </w:tc>
+        <w:tc>
+          <w:tcPr>
+            <w:tcW w:type="dxa" w:w="6210"/>
+            <w:vAlign w:val="center"/>
+            <w:tcMar>
+              <w:top w:w="80" w:type="dxa"/>
+              <w:bottom w:w="80" w:type="dxa"/>
+              <w:start w:w="120" w:type="dxa"/>
+              <w:end w:w="120" w:type="dxa"/>
+            </w:tcMar>
+          </w:tcPr>
+          <w:p>
+            <w:pPr>
+              <w:spacing w:after="0" w:line="276" w:lineRule="auto"/>
+              <w:jc w:val="left"/>
+            </w:pPr>
+            <w:r>
+              <w:rPr>
+                <w:rFonts w:ascii="Calibri" w:hAnsi="Calibri"/>
+                <w:b w:val="0"/>
+                <w:color w:val="1F2933"/>
+                <w:sz w:val="21"/>
+              </w:rPr>
+              <w:t>Open the official source and confirm it. If it cannot be confirmed, do not use it.</w:t>
+            </w:r>
+          </w:p>
+        </w:tc>
+      </w:tr>
+      <w:tr>
+        <w:tc>
+          <w:tcPr>
+            <w:tcW w:type="dxa" w:w="3150"/>
+            <w:shd w:fill="F5F8FB" w:val="clear"/>
+            <w:vAlign w:val="center"/>
+            <w:tcMar>
+              <w:top w:w="80" w:type="dxa"/>
+              <w:bottom w:w="80" w:type="dxa"/>
+              <w:start w:w="120" w:type="dxa"/>
+              <w:end w:w="120" w:type="dxa"/>
+            </w:tcMar>
+          </w:tcPr>
+          <w:p>
+            <w:pPr>
+              <w:spacing w:after="0" w:line="276" w:lineRule="auto"/>
+              <w:jc w:val="left"/>
+            </w:pPr>
+            <w:r>
+              <w:rPr>
+                <w:rFonts w:ascii="Calibri" w:hAnsi="Calibri"/>
+                <w:b/>
+                <w:color w:val="0A2540"/>
+                <w:sz w:val="21"/>
+              </w:rPr>
+              <w:t>You need saved notes or outreach actions</w:t>
+            </w:r>
+          </w:p>
+        </w:tc>
+        <w:tc>
+          <w:tcPr>
+            <w:tcW w:type="dxa" w:w="6210"/>
+            <w:shd w:fill="F5F8FB" w:val="clear"/>
+            <w:vAlign w:val="center"/>
+            <w:tcMar>
+              <w:top w:w="80" w:type="dxa"/>
+              <w:bottom w:w="80" w:type="dxa"/>
+              <w:start w:w="120" w:type="dxa"/>
+              <w:end w:w="120" w:type="dxa"/>
+            </w:tcMar>
+          </w:tcPr>
+          <w:p>
+            <w:pPr>
+              <w:spacing w:after="0" w:line="276" w:lineRule="auto"/>
+              <w:jc w:val="left"/>
+            </w:pPr>
+            <w:r>
+              <w:rPr>
+                <w:rFonts w:ascii="Calibri" w:hAnsi="Calibri"/>
+                <w:b w:val="0"/>
+                <w:color w:val="1F2933"/>
+                <w:sz w:val="21"/>
+              </w:rPr>
+              <w:t>Those functions belong in the protected broker workflow and are not exposed in the public research view.</w:t>
             </w:r>
           </w:p>
         </w:tc>
@@ -1073,1755 +3244,56 @@
     <w:p>
       <w:pPr>
         <w:pStyle w:val="Heading1"/>
+        <w:keepNext/>
       </w:pPr>
       <w:r>
-        <w:t>How to read an account card</w:t>
+        <w:t>The one rule to remember</w:t>
       </w:r>
     </w:p>
     <w:p>
       <w:pPr>
-        <w:pStyle w:val="ListBullet"/>
+        <w:spacing w:before="80" w:after="200" w:line="288" w:lineRule="auto"/>
+        <w:shd w:fill="E8F6F4" w:val="clear"/>
+        <w:pBdr>
+          <w:left w:val="single" w:sz="18" w:space="8" w:color="168F89"/>
+        </w:pBdr>
+        <w:ind w:left="180" w:right="120"/>
       </w:pPr>
       <w:r>
         <w:rPr>
+          <w:rFonts w:ascii="Calibri" w:hAnsi="Calibri"/>
           <w:b/>
+          <w:color w:val="0A2540"/>
         </w:rPr>
-        <w:t xml:space="preserve">Verified deal moment: </w:t>
+        <w:t xml:space="preserve">Use David Leads to decide what to research first. </w:t>
       </w:r>
       <w:r>
-        <w:t>The exact organization-level fact returned by an official source.</w:t>
+        <w:rPr>
+          <w:rFonts w:ascii="Calibri" w:hAnsi="Calibri"/>
+          <w:color w:val="1F2933"/>
+        </w:rPr>
+        <w:t>Use the official record to verify why. Use the protected clearance process to decide whether contact is permitted.</w:t>
       </w:r>
     </w:p>
     <w:p>
       <w:pPr>
-        <w:pStyle w:val="ListBullet"/>
+        <w:spacing w:after="120" w:line="300" w:lineRule="auto"/>
       </w:pPr>
       <w:r>
         <w:rPr>
-          <w:b/>
+          <w:rFonts w:ascii="Calibri" w:hAnsi="Calibri"/>
+          <w:i/>
+          <w:color w:val="5A6B7C"/>
         </w:rPr>
-        <w:t xml:space="preserve">Timing: </w:t>
-      </w:r>
-      <w:r>
-        <w:t>A research window—not proof of a renewal, dissatisfaction, or buying decision.</w:t>
+        <w:t>Public organization data only. No passwords or access keys are printed in this guide.</w:t>
       </w:r>
     </w:p>
-    <w:p>
-      <w:pPr>
-        <w:pStyle w:val="ListBullet"/>
-      </w:pPr>
-      <w:r>
-        <w:rPr>
-          <w:b/>
-        </w:rPr>
-        <w:t xml:space="preserve">Likely fit: </w:t>
-      </w:r>
-      <w:r>
-        <w:t>A reason to investigate. It is not a recommendation, quote, eligibility decision, or underwriting conclusion.</w:t>
-      </w:r>
-    </w:p>
-    <w:p>
-      <w:pPr>
-        <w:pStyle w:val="ListBullet"/>
-      </w:pPr>
-      <w:r>
-        <w:rPr>
-          <w:b/>
-        </w:rPr>
-        <w:t xml:space="preserve">Evidence: </w:t>
-      </w:r>
-      <w:r>
-        <w:t>The official record and the fields that support the timing signal.</w:t>
-      </w:r>
-    </w:p>
-    <w:p>
-      <w:pPr>
-        <w:pStyle w:val="ListBullet"/>
-      </w:pPr>
-      <w:r>
-        <w:rPr>
-          <w:b/>
-        </w:rPr>
-        <w:t xml:space="preserve">Source status: </w:t>
-      </w:r>
-      <w:r>
-        <w:t>LIVE means the source answered this pull. UNAVAILABLE means it did not. NOT APPLICABLE means the source was not expected for that request.</w:t>
-      </w:r>
-    </w:p>
-    <w:p>
-      <w:pPr>
-        <w:pStyle w:val="ListBullet"/>
-      </w:pPr>
-      <w:r>
-        <w:rPr>
-          <w:b/>
-        </w:rPr>
-        <w:t xml:space="preserve">Cleared to contact: </w:t>
-      </w:r>
-      <w:r>
-        <w:t>This stays at zero in the public view by design. Contact permission comes only from a separate, protected clearance decision.</w:t>
-      </w:r>
-    </w:p>
-    <w:tbl>
-      <w:tblPr>
-        <w:tblW w:type="auto" w:w="0"/>
-        <w:tblLayout w:type="fixed"/>
-        <w:tblLook w:firstColumn="1" w:firstRow="1" w:lastColumn="0" w:lastRow="0" w:noHBand="0" w:noVBand="1" w:val="04A0"/>
-      </w:tblPr>
-      <w:tblGrid>
-        <w:gridCol w:w="9360"/>
-      </w:tblGrid>
-      <w:tr>
-        <w:tc>
-          <w:tcPr>
-            <w:tcW w:type="dxa" w:w="9360"/>
-            <w:vAlign w:val="center"/>
-            <w:shd w:fill="E7FBF5"/>
-            <w:tcMar>
-              <w:top w:w="170" w:type="dxa"/>
-              <w:start w:w="220" w:type="dxa"/>
-              <w:bottom w:w="170" w:type="dxa"/>
-              <w:end w:w="220" w:type="dxa"/>
-            </w:tcMar>
-            <w:tcBorders>
-              <w:start w:val="single" w:sz="28" w:color="087F6A"/>
-            </w:tcBorders>
-          </w:tcPr>
-          <w:p>
-            <w:pPr>
-              <w:spacing w:after="40"/>
-            </w:pPr>
-            <w:r>
-              <w:rPr>
-                <w:b/>
-                <w:color w:val="087F6A"/>
-                <w:sz w:val="16"/>
-              </w:rPr>
-              <w:t>THE SIMPLE RULE</w:t>
-            </w:r>
-          </w:p>
-          <w:p>
-            <w:pPr>
-              <w:spacing w:after="0"/>
-            </w:pPr>
-            <w:r>
-              <w:rPr>
-                <w:color w:val="162433"/>
-                <w:sz w:val="21"/>
-              </w:rPr>
-              <w:t>Use David Leads to decide what to research first. Use the official record to verify why. Use the protected clearance process to decide whether contact is permitted.</w:t>
-            </w:r>
-          </w:p>
-        </w:tc>
-        <w:trPr>
-          <w:tblHeader/>
-        </w:trPr>
-      </w:tr>
-    </w:tbl>
-    <w:p>
-      <w:pPr>
-        <w:spacing w:after="0"/>
-      </w:pPr>
-    </w:p>
-    <w:p>
-      <w:pPr>
-        <w:pStyle w:val="Heading1"/>
-      </w:pPr>
-      <w:r>
-        <w:t>What the live sources tell you</w:t>
-      </w:r>
-    </w:p>
-    <w:p>
-      <w:r>
-        <w:t>Each source contributes a different kind of organization-level change. Counts move as public records and source availability change.</w:t>
-      </w:r>
-    </w:p>
-    <w:tbl>
-      <w:tblPr>
-        <w:tblW w:type="auto" w:w="0"/>
-        <w:tblLayout w:type="fixed"/>
-        <w:tblLook w:firstColumn="1" w:firstRow="1" w:lastColumn="0" w:lastRow="0" w:noHBand="0" w:noVBand="1" w:val="04A0"/>
-      </w:tblPr>
-      <w:tblGrid>
-        <w:gridCol w:w="3120"/>
-        <w:gridCol w:w="3120"/>
-        <w:gridCol w:w="3120"/>
-      </w:tblGrid>
-      <w:tr>
-        <w:trPr>
-          <w:tblHeader w:val="true"/>
-        </w:trPr>
-        <w:tc>
-          <w:tcPr>
-            <w:tcW w:type="dxa" w:w="2376"/>
-            <w:shd w:fill="071522"/>
-            <w:tcMar>
-              <w:top w:w="130" w:type="dxa"/>
-              <w:start w:w="120" w:type="dxa"/>
-              <w:bottom w:w="130" w:type="dxa"/>
-              <w:end w:w="120" w:type="dxa"/>
-            </w:tcMar>
-          </w:tcPr>
-          <w:p>
-            <w:pPr>
-              <w:spacing w:after="0"/>
-            </w:pPr>
-            <w:r>
-              <w:rPr>
-                <w:b/>
-                <w:color w:val="FFFFFF"/>
-                <w:sz w:val="17"/>
-              </w:rPr>
-              <w:t>Official source</w:t>
-            </w:r>
-          </w:p>
-        </w:tc>
-        <w:tc>
-          <w:tcPr>
-            <w:tcW w:type="dxa" w:w="3240"/>
-            <w:shd w:fill="071522"/>
-            <w:tcMar>
-              <w:top w:w="130" w:type="dxa"/>
-              <w:start w:w="120" w:type="dxa"/>
-              <w:bottom w:w="130" w:type="dxa"/>
-              <w:end w:w="120" w:type="dxa"/>
-            </w:tcMar>
-          </w:tcPr>
-          <w:p>
-            <w:pPr>
-              <w:spacing w:after="0"/>
-            </w:pPr>
-            <w:r>
-              <w:rPr>
-                <w:b/>
-                <w:color w:val="FFFFFF"/>
-                <w:sz w:val="17"/>
-              </w:rPr>
-              <w:t>What is observed</w:t>
-            </w:r>
-          </w:p>
-        </w:tc>
-        <w:tc>
-          <w:tcPr>
-            <w:tcW w:type="dxa" w:w="3744"/>
-            <w:shd w:fill="071522"/>
-            <w:tcMar>
-              <w:top w:w="130" w:type="dxa"/>
-              <w:start w:w="120" w:type="dxa"/>
-              <w:bottom w:w="130" w:type="dxa"/>
-              <w:end w:w="120" w:type="dxa"/>
-            </w:tcMar>
-          </w:tcPr>
-          <w:p>
-            <w:pPr>
-              <w:spacing w:after="0"/>
-            </w:pPr>
-            <w:r>
-              <w:rPr>
-                <w:b/>
-                <w:color w:val="FFFFFF"/>
-                <w:sz w:val="17"/>
-              </w:rPr>
-              <w:t>How David can use it</w:t>
-            </w:r>
-          </w:p>
-        </w:tc>
-      </w:tr>
-      <w:tr>
-        <w:tc>
-          <w:tcPr>
-            <w:tcW w:type="dxa" w:w="3120"/>
-            <w:tcMar>
-              <w:top w:w="110" w:type="dxa"/>
-              <w:start w:w="120" w:type="dxa"/>
-              <w:bottom w:w="110" w:type="dxa"/>
-              <w:end w:w="120" w:type="dxa"/>
-            </w:tcMar>
-            <w:tcBorders>
-              <w:bottom w:val="single" w:sz="4" w:color="CAD8E3"/>
-            </w:tcBorders>
-            <w:vAlign w:val="center"/>
-          </w:tcPr>
-          <w:p>
-            <w:pPr>
-              <w:spacing w:after="0"/>
-            </w:pPr>
-            <w:r>
-              <w:rPr>
-                <w:color w:val="162433"/>
-                <w:sz w:val="17"/>
-              </w:rPr>
-              <w:t>U.S. Department of Labor — Form 5500</w:t>
-            </w:r>
-          </w:p>
-        </w:tc>
-        <w:tc>
-          <w:tcPr>
-            <w:tcW w:type="dxa" w:w="3120"/>
-            <w:tcMar>
-              <w:top w:w="110" w:type="dxa"/>
-              <w:start w:w="120" w:type="dxa"/>
-              <w:bottom w:w="110" w:type="dxa"/>
-              <w:end w:w="120" w:type="dxa"/>
-            </w:tcMar>
-            <w:tcBorders>
-              <w:bottom w:val="single" w:sz="4" w:color="CAD8E3"/>
-            </w:tcBorders>
-            <w:vAlign w:val="center"/>
-          </w:tcPr>
-          <w:p>
-            <w:pPr>
-              <w:spacing w:after="0"/>
-            </w:pPr>
-            <w:r>
-              <w:rPr>
-                <w:color w:val="162433"/>
-                <w:sz w:val="17"/>
-              </w:rPr>
-              <w:t>A reported group-life benefit and plan period for an organization.</w:t>
-            </w:r>
-          </w:p>
-        </w:tc>
-        <w:tc>
-          <w:tcPr>
-            <w:tcW w:type="dxa" w:w="3120"/>
-            <w:tcMar>
-              <w:top w:w="110" w:type="dxa"/>
-              <w:start w:w="120" w:type="dxa"/>
-              <w:bottom w:w="110" w:type="dxa"/>
-              <w:end w:w="120" w:type="dxa"/>
-            </w:tcMar>
-            <w:tcBorders>
-              <w:bottom w:val="single" w:sz="4" w:color="CAD8E3"/>
-            </w:tcBorders>
-            <w:vAlign w:val="center"/>
-          </w:tcPr>
-          <w:p>
-            <w:pPr>
-              <w:spacing w:after="0"/>
-            </w:pPr>
-            <w:r>
-              <w:rPr>
-                <w:color w:val="162433"/>
-                <w:sz w:val="17"/>
-              </w:rPr>
-              <w:t>Research a benefits-timing conversation after confirming the filing.</w:t>
-            </w:r>
-          </w:p>
-        </w:tc>
-      </w:tr>
-      <w:tr>
-        <w:tc>
-          <w:tcPr>
-            <w:tcW w:type="dxa" w:w="3120"/>
-            <w:tcMar>
-              <w:top w:w="110" w:type="dxa"/>
-              <w:start w:w="120" w:type="dxa"/>
-              <w:bottom w:w="110" w:type="dxa"/>
-              <w:end w:w="120" w:type="dxa"/>
-            </w:tcMar>
-            <w:tcBorders>
-              <w:bottom w:val="single" w:sz="4" w:color="CAD8E3"/>
-            </w:tcBorders>
-            <w:vAlign w:val="center"/>
-          </w:tcPr>
-          <w:p>
-            <w:pPr>
-              <w:spacing w:after="0"/>
-            </w:pPr>
-            <w:r>
-              <w:rPr>
-                <w:color w:val="162433"/>
-                <w:sz w:val="17"/>
-              </w:rPr>
-              <w:t>Federal Motor Carrier Safety Administration</w:t>
-            </w:r>
-          </w:p>
-        </w:tc>
-        <w:tc>
-          <w:tcPr>
-            <w:tcW w:type="dxa" w:w="3120"/>
-            <w:tcMar>
-              <w:top w:w="110" w:type="dxa"/>
-              <w:start w:w="120" w:type="dxa"/>
-              <w:bottom w:w="110" w:type="dxa"/>
-              <w:end w:w="120" w:type="dxa"/>
-            </w:tcMar>
-            <w:tcBorders>
-              <w:bottom w:val="single" w:sz="4" w:color="CAD8E3"/>
-            </w:tcBorders>
-            <w:vAlign w:val="center"/>
-          </w:tcPr>
-          <w:p>
-            <w:pPr>
-              <w:spacing w:after="0"/>
-            </w:pPr>
-            <w:r>
-              <w:rPr>
-                <w:color w:val="162433"/>
-                <w:sz w:val="17"/>
-              </w:rPr>
-              <w:t>A recent carrier-entity registration or change.</w:t>
-            </w:r>
-          </w:p>
-        </w:tc>
-        <w:tc>
-          <w:tcPr>
-            <w:tcW w:type="dxa" w:w="3120"/>
-            <w:tcMar>
-              <w:top w:w="110" w:type="dxa"/>
-              <w:start w:w="120" w:type="dxa"/>
-              <w:bottom w:w="110" w:type="dxa"/>
-              <w:end w:w="120" w:type="dxa"/>
-            </w:tcMar>
-            <w:tcBorders>
-              <w:bottom w:val="single" w:sz="4" w:color="CAD8E3"/>
-            </w:tcBorders>
-            <w:vAlign w:val="center"/>
-          </w:tcPr>
-          <w:p>
-            <w:pPr>
-              <w:spacing w:after="0"/>
-            </w:pPr>
-            <w:r>
-              <w:rPr>
-                <w:color w:val="162433"/>
-                <w:sz w:val="17"/>
-              </w:rPr>
-              <w:t>Research business growth or operational change; do not use crash or safety data.</w:t>
-            </w:r>
-          </w:p>
-        </w:tc>
-      </w:tr>
-      <w:tr>
-        <w:tc>
-          <w:tcPr>
-            <w:tcW w:type="dxa" w:w="3120"/>
-            <w:tcMar>
-              <w:top w:w="110" w:type="dxa"/>
-              <w:start w:w="120" w:type="dxa"/>
-              <w:bottom w:w="110" w:type="dxa"/>
-              <w:end w:w="120" w:type="dxa"/>
-            </w:tcMar>
-            <w:tcBorders>
-              <w:bottom w:val="single" w:sz="4" w:color="CAD8E3"/>
-            </w:tcBorders>
-            <w:vAlign w:val="center"/>
-          </w:tcPr>
-          <w:p>
-            <w:pPr>
-              <w:spacing w:after="0"/>
-            </w:pPr>
-            <w:r>
-              <w:rPr>
-                <w:color w:val="162433"/>
-                <w:sz w:val="17"/>
-              </w:rPr>
-              <w:t>USAspending.gov</w:t>
-            </w:r>
-          </w:p>
-        </w:tc>
-        <w:tc>
-          <w:tcPr>
-            <w:tcW w:type="dxa" w:w="3120"/>
-            <w:tcMar>
-              <w:top w:w="110" w:type="dxa"/>
-              <w:start w:w="120" w:type="dxa"/>
-              <w:bottom w:w="110" w:type="dxa"/>
-              <w:end w:w="120" w:type="dxa"/>
-            </w:tcMar>
-            <w:tcBorders>
-              <w:bottom w:val="single" w:sz="4" w:color="CAD8E3"/>
-            </w:tcBorders>
-            <w:vAlign w:val="center"/>
-          </w:tcPr>
-          <w:p>
-            <w:pPr>
-              <w:spacing w:after="0"/>
-            </w:pPr>
-            <w:r>
-              <w:rPr>
-                <w:color w:val="162433"/>
-                <w:sz w:val="17"/>
-              </w:rPr>
-              <w:t>Recent federal contract activity tied to an organization.</w:t>
-            </w:r>
-          </w:p>
-        </w:tc>
-        <w:tc>
-          <w:tcPr>
-            <w:tcW w:type="dxa" w:w="3120"/>
-            <w:tcMar>
-              <w:top w:w="110" w:type="dxa"/>
-              <w:start w:w="120" w:type="dxa"/>
-              <w:bottom w:w="110" w:type="dxa"/>
-              <w:end w:w="120" w:type="dxa"/>
-            </w:tcMar>
-            <w:tcBorders>
-              <w:bottom w:val="single" w:sz="4" w:color="CAD8E3"/>
-            </w:tcBorders>
-            <w:vAlign w:val="center"/>
-          </w:tcPr>
-          <w:p>
-            <w:pPr>
-              <w:spacing w:after="0"/>
-            </w:pPr>
-            <w:r>
-              <w:rPr>
-                <w:color w:val="162433"/>
-                <w:sz w:val="17"/>
-              </w:rPr>
-              <w:t>Research growth, new obligations, or changing protection needs.</w:t>
-            </w:r>
-          </w:p>
-        </w:tc>
-      </w:tr>
-      <w:tr>
-        <w:tc>
-          <w:tcPr>
-            <w:tcW w:type="dxa" w:w="3120"/>
-            <w:tcMar>
-              <w:top w:w="110" w:type="dxa"/>
-              <w:start w:w="120" w:type="dxa"/>
-              <w:bottom w:w="110" w:type="dxa"/>
-              <w:end w:w="120" w:type="dxa"/>
-            </w:tcMar>
-            <w:tcBorders>
-              <w:bottom w:val="single" w:sz="4" w:color="CAD8E3"/>
-            </w:tcBorders>
-            <w:vAlign w:val="center"/>
-          </w:tcPr>
-          <w:p>
-            <w:pPr>
-              <w:spacing w:after="0"/>
-            </w:pPr>
-            <w:r>
-              <w:rPr>
-                <w:color w:val="162433"/>
-                <w:sz w:val="17"/>
-              </w:rPr>
-              <w:t>Environmental Protection Agency — ECHO</w:t>
-            </w:r>
-          </w:p>
-        </w:tc>
-        <w:tc>
-          <w:tcPr>
-            <w:tcW w:type="dxa" w:w="3120"/>
-            <w:tcMar>
-              <w:top w:w="110" w:type="dxa"/>
-              <w:start w:w="120" w:type="dxa"/>
-              <w:bottom w:w="110" w:type="dxa"/>
-              <w:end w:w="120" w:type="dxa"/>
-            </w:tcMar>
-            <w:tcBorders>
-              <w:bottom w:val="single" w:sz="4" w:color="CAD8E3"/>
-            </w:tcBorders>
-            <w:vAlign w:val="center"/>
-          </w:tcPr>
-          <w:p>
-            <w:pPr>
-              <w:spacing w:after="0"/>
-            </w:pPr>
-            <w:r>
-              <w:rPr>
-                <w:color w:val="162433"/>
-                <w:sz w:val="17"/>
-              </w:rPr>
-              <w:t>Current facility or operating activity in an official facility record.</w:t>
-            </w:r>
-          </w:p>
-        </w:tc>
-        <w:tc>
-          <w:tcPr>
-            <w:tcW w:type="dxa" w:w="3120"/>
-            <w:tcMar>
-              <w:top w:w="110" w:type="dxa"/>
-              <w:start w:w="120" w:type="dxa"/>
-              <w:bottom w:w="110" w:type="dxa"/>
-              <w:end w:w="120" w:type="dxa"/>
-            </w:tcMar>
-            <w:tcBorders>
-              <w:bottom w:val="single" w:sz="4" w:color="CAD8E3"/>
-            </w:tcBorders>
-            <w:vAlign w:val="center"/>
-          </w:tcPr>
-          <w:p>
-            <w:pPr>
-              <w:spacing w:after="0"/>
-            </w:pPr>
-            <w:r>
-              <w:rPr>
-                <w:color w:val="162433"/>
-                <w:sz w:val="17"/>
-              </w:rPr>
-              <w:t>Research operational scale and continuity needs; do not infer community or personal traits.</w:t>
-            </w:r>
-          </w:p>
-        </w:tc>
-      </w:tr>
-      <w:tr>
-        <w:tc>
-          <w:tcPr>
-            <w:tcW w:type="dxa" w:w="3120"/>
-            <w:tcMar>
-              <w:top w:w="110" w:type="dxa"/>
-              <w:start w:w="120" w:type="dxa"/>
-              <w:bottom w:w="110" w:type="dxa"/>
-              <w:end w:w="120" w:type="dxa"/>
-            </w:tcMar>
-            <w:tcBorders>
-              <w:bottom w:val="single" w:sz="4" w:color="CAD8E3"/>
-            </w:tcBorders>
-            <w:vAlign w:val="center"/>
-          </w:tcPr>
-          <w:p>
-            <w:pPr>
-              <w:spacing w:after="0"/>
-            </w:pPr>
-            <w:r>
-              <w:rPr>
-                <w:color w:val="162433"/>
-                <w:sz w:val="17"/>
-              </w:rPr>
-              <w:t>SAM.gov and FCC</w:t>
-            </w:r>
-          </w:p>
-        </w:tc>
-        <w:tc>
-          <w:tcPr>
-            <w:tcW w:type="dxa" w:w="3120"/>
-            <w:tcMar>
-              <w:top w:w="110" w:type="dxa"/>
-              <w:start w:w="120" w:type="dxa"/>
-              <w:bottom w:w="110" w:type="dxa"/>
-              <w:end w:w="120" w:type="dxa"/>
-            </w:tcMar>
-            <w:tcBorders>
-              <w:bottom w:val="single" w:sz="4" w:color="CAD8E3"/>
-            </w:tcBorders>
-            <w:vAlign w:val="center"/>
-          </w:tcPr>
-          <w:p>
-            <w:pPr>
-              <w:spacing w:after="0"/>
-            </w:pPr>
-            <w:r>
-              <w:rPr>
-                <w:color w:val="162433"/>
-                <w:sz w:val="17"/>
-              </w:rPr>
-              <w:t>Adapter status is shown even when a durable live pull is not available.</w:t>
-            </w:r>
-          </w:p>
-        </w:tc>
-        <w:tc>
-          <w:tcPr>
-            <w:tcW w:type="dxa" w:w="3120"/>
-            <w:tcMar>
-              <w:top w:w="110" w:type="dxa"/>
-              <w:start w:w="120" w:type="dxa"/>
-              <w:bottom w:w="110" w:type="dxa"/>
-              <w:end w:w="120" w:type="dxa"/>
-            </w:tcMar>
-            <w:tcBorders>
-              <w:bottom w:val="single" w:sz="4" w:color="CAD8E3"/>
-            </w:tcBorders>
-            <w:vAlign w:val="center"/>
-          </w:tcPr>
-          <w:p>
-            <w:pPr>
-              <w:spacing w:after="0"/>
-            </w:pPr>
-            <w:r>
-              <w:rPr>
-                <w:color w:val="162433"/>
-                <w:sz w:val="17"/>
-              </w:rPr>
-              <w:t>Treat unavailable as unavailable. Do not substitute a sample or guess.</w:t>
-            </w:r>
-          </w:p>
-        </w:tc>
-      </w:tr>
-    </w:tbl>
-    <w:p>
-      <w:pPr>
-        <w:pStyle w:val="Heading1"/>
-      </w:pPr>
-      <w:r>
-        <w:t>What the application deliberately does not use</w:t>
-      </w:r>
-    </w:p>
-    <w:p>
-      <w:pPr>
-        <w:pStyle w:val="ListBullet"/>
-      </w:pPr>
-      <w:r>
-        <w:t>Private consumer data, purchased personal contact lists, or hidden profiles.</w:t>
-      </w:r>
-    </w:p>
-    <w:p>
-      <w:pPr>
-        <w:pStyle w:val="ListBullet"/>
-      </w:pPr>
-      <w:r>
-        <w:t>Social-profile scraping, named executives, signers, donors, or insiders as personal ‘wealth leads.’</w:t>
-      </w:r>
-    </w:p>
-    <w:p>
-      <w:pPr>
-        <w:pStyle w:val="ListBullet"/>
-      </w:pPr>
-      <w:r>
-        <w:t>Health, age, race, religion, family status, wealth, insurability, or other sensitive personal inferences.</w:t>
-      </w:r>
-    </w:p>
-    <w:p>
-      <w:pPr>
-        <w:pStyle w:val="ListBullet"/>
-      </w:pPr>
-      <w:r>
-        <w:t>A public record as proof of consent, interest, eligibility, or permission to contact.</w:t>
-      </w:r>
-    </w:p>
-    <w:p>
-      <w:pPr>
-        <w:pStyle w:val="ListBullet"/>
-      </w:pPr>
-      <w:r>
-        <w:t>Sample leads when a live upstream source is unavailable.</w:t>
-      </w:r>
-    </w:p>
-    <w:p>
-      <w:pPr>
-        <w:pStyle w:val="Heading1"/>
-      </w:pPr>
-      <w:r>
-        <w:t>Before any call or email</w:t>
-      </w:r>
-    </w:p>
-    <w:p>
-      <w:r>
-        <w:t>A strong signal is still only a reason to research. Complete every check below before outreach.</w:t>
-      </w:r>
-    </w:p>
-    <w:tbl>
-      <w:tblPr>
-        <w:tblW w:type="auto" w:w="0"/>
-        <w:tblLayout w:type="fixed"/>
-        <w:tblLook w:firstColumn="1" w:firstRow="1" w:lastColumn="0" w:lastRow="0" w:noHBand="0" w:noVBand="1" w:val="04A0"/>
-      </w:tblPr>
-      <w:tblGrid>
-        <w:gridCol w:w="3120"/>
-        <w:gridCol w:w="3120"/>
-        <w:gridCol w:w="3120"/>
-      </w:tblGrid>
-      <w:tr>
-        <w:trPr>
-          <w:tblHeader w:val="true"/>
-        </w:trPr>
-        <w:tc>
-          <w:tcPr>
-            <w:tcW w:type="dxa" w:w="864"/>
-            <w:shd w:fill="071522"/>
-            <w:tcMar>
-              <w:top w:w="130" w:type="dxa"/>
-              <w:start w:w="120" w:type="dxa"/>
-              <w:bottom w:w="130" w:type="dxa"/>
-              <w:end w:w="120" w:type="dxa"/>
-            </w:tcMar>
-          </w:tcPr>
-          <w:p>
-            <w:pPr>
-              <w:spacing w:after="0"/>
-            </w:pPr>
-            <w:r>
-              <w:rPr>
-                <w:b/>
-                <w:color w:val="FFFFFF"/>
-                <w:sz w:val="17"/>
-              </w:rPr>
-              <w:t>Step</w:t>
-            </w:r>
-          </w:p>
-        </w:tc>
-        <w:tc>
-          <w:tcPr>
-            <w:tcW w:type="dxa" w:w="2304"/>
-            <w:shd w:fill="071522"/>
-            <w:tcMar>
-              <w:top w:w="130" w:type="dxa"/>
-              <w:start w:w="120" w:type="dxa"/>
-              <w:bottom w:w="130" w:type="dxa"/>
-              <w:end w:w="120" w:type="dxa"/>
-            </w:tcMar>
-          </w:tcPr>
-          <w:p>
-            <w:pPr>
-              <w:spacing w:after="0"/>
-            </w:pPr>
-            <w:r>
-              <w:rPr>
-                <w:b/>
-                <w:color w:val="FFFFFF"/>
-                <w:sz w:val="17"/>
-              </w:rPr>
-              <w:t>Check</w:t>
-            </w:r>
-          </w:p>
-        </w:tc>
-        <w:tc>
-          <w:tcPr>
-            <w:tcW w:type="dxa" w:w="6192"/>
-            <w:shd w:fill="071522"/>
-            <w:tcMar>
-              <w:top w:w="130" w:type="dxa"/>
-              <w:start w:w="120" w:type="dxa"/>
-              <w:bottom w:w="130" w:type="dxa"/>
-              <w:end w:w="120" w:type="dxa"/>
-            </w:tcMar>
-          </w:tcPr>
-          <w:p>
-            <w:pPr>
-              <w:spacing w:after="0"/>
-            </w:pPr>
-            <w:r>
-              <w:rPr>
-                <w:b/>
-                <w:color w:val="FFFFFF"/>
-                <w:sz w:val="17"/>
-              </w:rPr>
-              <w:t>What good looks like</w:t>
-            </w:r>
-          </w:p>
-        </w:tc>
-      </w:tr>
-      <w:tr>
-        <w:tc>
-          <w:tcPr>
-            <w:tcW w:type="dxa" w:w="864"/>
-            <w:tcMar>
-              <w:top w:w="110" w:type="dxa"/>
-              <w:start w:w="120" w:type="dxa"/>
-              <w:bottom w:w="110" w:type="dxa"/>
-              <w:end w:w="120" w:type="dxa"/>
-            </w:tcMar>
-            <w:tcBorders>
-              <w:bottom w:val="single" w:sz="4" w:color="CAD8E3"/>
-            </w:tcBorders>
-          </w:tcPr>
-          <w:p>
-            <w:pPr>
-              <w:spacing w:after="0"/>
-            </w:pPr>
-            <w:r>
-              <w:rPr>
-                <w:color w:val="162433"/>
-                <w:sz w:val="17"/>
-              </w:rPr>
-              <w:t>1</w:t>
-            </w:r>
-          </w:p>
-        </w:tc>
-        <w:tc>
-          <w:tcPr>
-            <w:tcW w:type="dxa" w:w="2304"/>
-            <w:tcMar>
-              <w:top w:w="110" w:type="dxa"/>
-              <w:start w:w="120" w:type="dxa"/>
-              <w:bottom w:w="110" w:type="dxa"/>
-              <w:end w:w="120" w:type="dxa"/>
-            </w:tcMar>
-            <w:tcBorders>
-              <w:bottom w:val="single" w:sz="4" w:color="CAD8E3"/>
-            </w:tcBorders>
-          </w:tcPr>
-          <w:p>
-            <w:pPr>
-              <w:spacing w:after="0"/>
-            </w:pPr>
-            <w:r>
-              <w:rPr>
-                <w:color w:val="162433"/>
-                <w:sz w:val="17"/>
-              </w:rPr>
-              <w:t>Entity</w:t>
-            </w:r>
-          </w:p>
-        </w:tc>
-        <w:tc>
-          <w:tcPr>
-            <w:tcW w:type="dxa" w:w="6192"/>
-            <w:tcMar>
-              <w:top w:w="110" w:type="dxa"/>
-              <w:start w:w="120" w:type="dxa"/>
-              <w:bottom w:w="110" w:type="dxa"/>
-              <w:end w:w="120" w:type="dxa"/>
-            </w:tcMar>
-            <w:tcBorders>
-              <w:bottom w:val="single" w:sz="4" w:color="CAD8E3"/>
-            </w:tcBorders>
-          </w:tcPr>
-          <w:p>
-            <w:pPr>
-              <w:spacing w:after="0"/>
-            </w:pPr>
-            <w:r>
-              <w:rPr>
-                <w:color w:val="162433"/>
-                <w:sz w:val="17"/>
-              </w:rPr>
-              <w:t>The official record and the organization’s own website refer to the same business.</w:t>
-            </w:r>
-          </w:p>
-        </w:tc>
-      </w:tr>
-      <w:tr>
-        <w:tc>
-          <w:tcPr>
-            <w:tcW w:type="dxa" w:w="864"/>
-            <w:tcMar>
-              <w:top w:w="110" w:type="dxa"/>
-              <w:start w:w="120" w:type="dxa"/>
-              <w:bottom w:w="110" w:type="dxa"/>
-              <w:end w:w="120" w:type="dxa"/>
-            </w:tcMar>
-            <w:tcBorders>
-              <w:bottom w:val="single" w:sz="4" w:color="CAD8E3"/>
-            </w:tcBorders>
-          </w:tcPr>
-          <w:p>
-            <w:pPr>
-              <w:spacing w:after="0"/>
-            </w:pPr>
-            <w:r>
-              <w:rPr>
-                <w:color w:val="162433"/>
-                <w:sz w:val="17"/>
-              </w:rPr>
-              <w:t>2</w:t>
-            </w:r>
-          </w:p>
-        </w:tc>
-        <w:tc>
-          <w:tcPr>
-            <w:tcW w:type="dxa" w:w="2304"/>
-            <w:tcMar>
-              <w:top w:w="110" w:type="dxa"/>
-              <w:start w:w="120" w:type="dxa"/>
-              <w:bottom w:w="110" w:type="dxa"/>
-              <w:end w:w="120" w:type="dxa"/>
-            </w:tcMar>
-            <w:tcBorders>
-              <w:bottom w:val="single" w:sz="4" w:color="CAD8E3"/>
-            </w:tcBorders>
-          </w:tcPr>
-          <w:p>
-            <w:pPr>
-              <w:spacing w:after="0"/>
-            </w:pPr>
-            <w:r>
-              <w:rPr>
-                <w:color w:val="162433"/>
-                <w:sz w:val="17"/>
-              </w:rPr>
-              <w:t>Channel</w:t>
-            </w:r>
-          </w:p>
-        </w:tc>
-        <w:tc>
-          <w:tcPr>
-            <w:tcW w:type="dxa" w:w="6192"/>
-            <w:tcMar>
-              <w:top w:w="110" w:type="dxa"/>
-              <w:start w:w="120" w:type="dxa"/>
-              <w:bottom w:w="110" w:type="dxa"/>
-              <w:end w:w="120" w:type="dxa"/>
-            </w:tcMar>
-            <w:tcBorders>
-              <w:bottom w:val="single" w:sz="4" w:color="CAD8E3"/>
-            </w:tcBorders>
-          </w:tcPr>
-          <w:p>
-            <w:pPr>
-              <w:spacing w:after="0"/>
-            </w:pPr>
-            <w:r>
-              <w:rPr>
-                <w:color w:val="162433"/>
-                <w:sz w:val="17"/>
-              </w:rPr>
-              <w:t>The phone number or email is published by the business for business communication; it is not guessed or scraped from a person.</w:t>
-            </w:r>
-          </w:p>
-        </w:tc>
-      </w:tr>
-      <w:tr>
-        <w:tc>
-          <w:tcPr>
-            <w:tcW w:type="dxa" w:w="864"/>
-            <w:tcMar>
-              <w:top w:w="110" w:type="dxa"/>
-              <w:start w:w="120" w:type="dxa"/>
-              <w:bottom w:w="110" w:type="dxa"/>
-              <w:end w:w="120" w:type="dxa"/>
-            </w:tcMar>
-            <w:tcBorders>
-              <w:bottom w:val="single" w:sz="4" w:color="CAD8E3"/>
-            </w:tcBorders>
-          </w:tcPr>
-          <w:p>
-            <w:pPr>
-              <w:spacing w:after="0"/>
-            </w:pPr>
-            <w:r>
-              <w:rPr>
-                <w:color w:val="162433"/>
-                <w:sz w:val="17"/>
-              </w:rPr>
-              <w:t>3</w:t>
-            </w:r>
-          </w:p>
-        </w:tc>
-        <w:tc>
-          <w:tcPr>
-            <w:tcW w:type="dxa" w:w="2304"/>
-            <w:tcMar>
-              <w:top w:w="110" w:type="dxa"/>
-              <w:start w:w="120" w:type="dxa"/>
-              <w:bottom w:w="110" w:type="dxa"/>
-              <w:end w:w="120" w:type="dxa"/>
-            </w:tcMar>
-            <w:tcBorders>
-              <w:bottom w:val="single" w:sz="4" w:color="CAD8E3"/>
-            </w:tcBorders>
-          </w:tcPr>
-          <w:p>
-            <w:pPr>
-              <w:spacing w:after="0"/>
-            </w:pPr>
-            <w:r>
-              <w:rPr>
-                <w:color w:val="162433"/>
-                <w:sz w:val="17"/>
-              </w:rPr>
-              <w:t>License</w:t>
-            </w:r>
-          </w:p>
-        </w:tc>
-        <w:tc>
-          <w:tcPr>
-            <w:tcW w:type="dxa" w:w="6192"/>
-            <w:tcMar>
-              <w:top w:w="110" w:type="dxa"/>
-              <w:start w:w="120" w:type="dxa"/>
-              <w:bottom w:w="110" w:type="dxa"/>
-              <w:end w:w="120" w:type="dxa"/>
-            </w:tcMar>
-            <w:tcBorders>
-              <w:bottom w:val="single" w:sz="4" w:color="CAD8E3"/>
-            </w:tcBorders>
-          </w:tcPr>
-          <w:p>
-            <w:pPr>
-              <w:spacing w:after="0"/>
-            </w:pPr>
-            <w:r>
-              <w:rPr>
-                <w:color w:val="162433"/>
-                <w:sz w:val="17"/>
-              </w:rPr>
-              <w:t>David is licensed and authorized for the jurisdiction, product, and activity.</w:t>
-            </w:r>
-          </w:p>
-        </w:tc>
-      </w:tr>
-      <w:tr>
-        <w:tc>
-          <w:tcPr>
-            <w:tcW w:type="dxa" w:w="864"/>
-            <w:tcMar>
-              <w:top w:w="110" w:type="dxa"/>
-              <w:start w:w="120" w:type="dxa"/>
-              <w:bottom w:w="110" w:type="dxa"/>
-              <w:end w:w="120" w:type="dxa"/>
-            </w:tcMar>
-            <w:tcBorders>
-              <w:bottom w:val="single" w:sz="4" w:color="CAD8E3"/>
-            </w:tcBorders>
-          </w:tcPr>
-          <w:p>
-            <w:pPr>
-              <w:spacing w:after="0"/>
-            </w:pPr>
-            <w:r>
-              <w:rPr>
-                <w:color w:val="162433"/>
-                <w:sz w:val="17"/>
-              </w:rPr>
-              <w:t>4</w:t>
-            </w:r>
-          </w:p>
-        </w:tc>
-        <w:tc>
-          <w:tcPr>
-            <w:tcW w:type="dxa" w:w="2304"/>
-            <w:tcMar>
-              <w:top w:w="110" w:type="dxa"/>
-              <w:start w:w="120" w:type="dxa"/>
-              <w:bottom w:w="110" w:type="dxa"/>
-              <w:end w:w="120" w:type="dxa"/>
-            </w:tcMar>
-            <w:tcBorders>
-              <w:bottom w:val="single" w:sz="4" w:color="CAD8E3"/>
-            </w:tcBorders>
-          </w:tcPr>
-          <w:p>
-            <w:pPr>
-              <w:spacing w:after="0"/>
-            </w:pPr>
-            <w:r>
-              <w:rPr>
-                <w:color w:val="162433"/>
-                <w:sz w:val="17"/>
-              </w:rPr>
-              <w:t>Suppression</w:t>
-            </w:r>
-          </w:p>
-        </w:tc>
-        <w:tc>
-          <w:tcPr>
-            <w:tcW w:type="dxa" w:w="6192"/>
-            <w:tcMar>
-              <w:top w:w="110" w:type="dxa"/>
-              <w:start w:w="120" w:type="dxa"/>
-              <w:bottom w:w="110" w:type="dxa"/>
-              <w:end w:w="120" w:type="dxa"/>
-            </w:tcMar>
-            <w:tcBorders>
-              <w:bottom w:val="single" w:sz="4" w:color="CAD8E3"/>
-            </w:tcBorders>
-          </w:tcPr>
-          <w:p>
-            <w:pPr>
-              <w:spacing w:after="0"/>
-            </w:pPr>
-            <w:r>
-              <w:rPr>
-                <w:color w:val="162433"/>
-                <w:sz w:val="17"/>
-              </w:rPr>
-              <w:t>Do-not-call, do-not-email, prior opt-out, and internal suppression checks are clear.</w:t>
-            </w:r>
-          </w:p>
-        </w:tc>
-      </w:tr>
-      <w:tr>
-        <w:tc>
-          <w:tcPr>
-            <w:tcW w:type="dxa" w:w="864"/>
-            <w:tcMar>
-              <w:top w:w="110" w:type="dxa"/>
-              <w:start w:w="120" w:type="dxa"/>
-              <w:bottom w:w="110" w:type="dxa"/>
-              <w:end w:w="120" w:type="dxa"/>
-            </w:tcMar>
-            <w:tcBorders>
-              <w:bottom w:val="single" w:sz="4" w:color="CAD8E3"/>
-            </w:tcBorders>
-          </w:tcPr>
-          <w:p>
-            <w:pPr>
-              <w:spacing w:after="0"/>
-            </w:pPr>
-            <w:r>
-              <w:rPr>
-                <w:color w:val="162433"/>
-                <w:sz w:val="17"/>
-              </w:rPr>
-              <w:t>5</w:t>
-            </w:r>
-          </w:p>
-        </w:tc>
-        <w:tc>
-          <w:tcPr>
-            <w:tcW w:type="dxa" w:w="2304"/>
-            <w:tcMar>
-              <w:top w:w="110" w:type="dxa"/>
-              <w:start w:w="120" w:type="dxa"/>
-              <w:bottom w:w="110" w:type="dxa"/>
-              <w:end w:w="120" w:type="dxa"/>
-            </w:tcMar>
-            <w:tcBorders>
-              <w:bottom w:val="single" w:sz="4" w:color="CAD8E3"/>
-            </w:tcBorders>
-          </w:tcPr>
-          <w:p>
-            <w:pPr>
-              <w:spacing w:after="0"/>
-            </w:pPr>
-            <w:r>
-              <w:rPr>
-                <w:color w:val="162433"/>
-                <w:sz w:val="17"/>
-              </w:rPr>
-              <w:t>Purpose</w:t>
-            </w:r>
-          </w:p>
-        </w:tc>
-        <w:tc>
-          <w:tcPr>
-            <w:tcW w:type="dxa" w:w="6192"/>
-            <w:tcMar>
-              <w:top w:w="110" w:type="dxa"/>
-              <w:start w:w="120" w:type="dxa"/>
-              <w:bottom w:w="110" w:type="dxa"/>
-              <w:end w:w="120" w:type="dxa"/>
-            </w:tcMar>
-            <w:tcBorders>
-              <w:bottom w:val="single" w:sz="4" w:color="CAD8E3"/>
-            </w:tcBorders>
-          </w:tcPr>
-          <w:p>
-            <w:pPr>
-              <w:spacing w:after="0"/>
-            </w:pPr>
-            <w:r>
-              <w:rPr>
-                <w:color w:val="162433"/>
-                <w:sz w:val="17"/>
-              </w:rPr>
-              <w:t>The reason for contact is truthful, relevant to the observed public fact, and not an unsupported claim.</w:t>
-            </w:r>
-          </w:p>
-        </w:tc>
-      </w:tr>
-      <w:tr>
-        <w:tc>
-          <w:tcPr>
-            <w:tcW w:type="dxa" w:w="864"/>
-            <w:tcMar>
-              <w:top w:w="110" w:type="dxa"/>
-              <w:start w:w="120" w:type="dxa"/>
-              <w:bottom w:w="110" w:type="dxa"/>
-              <w:end w:w="120" w:type="dxa"/>
-            </w:tcMar>
-            <w:tcBorders>
-              <w:bottom w:val="single" w:sz="4" w:color="CAD8E3"/>
-            </w:tcBorders>
-          </w:tcPr>
-          <w:p>
-            <w:pPr>
-              <w:spacing w:after="0"/>
-            </w:pPr>
-            <w:r>
-              <w:rPr>
-                <w:color w:val="162433"/>
-                <w:sz w:val="17"/>
-              </w:rPr>
-              <w:t>6</w:t>
-            </w:r>
-          </w:p>
-        </w:tc>
-        <w:tc>
-          <w:tcPr>
-            <w:tcW w:type="dxa" w:w="2304"/>
-            <w:tcMar>
-              <w:top w:w="110" w:type="dxa"/>
-              <w:start w:w="120" w:type="dxa"/>
-              <w:bottom w:w="110" w:type="dxa"/>
-              <w:end w:w="120" w:type="dxa"/>
-            </w:tcMar>
-            <w:tcBorders>
-              <w:bottom w:val="single" w:sz="4" w:color="CAD8E3"/>
-            </w:tcBorders>
-          </w:tcPr>
-          <w:p>
-            <w:pPr>
-              <w:spacing w:after="0"/>
-            </w:pPr>
-            <w:r>
-              <w:rPr>
-                <w:color w:val="162433"/>
-                <w:sz w:val="17"/>
-              </w:rPr>
-              <w:t>Record</w:t>
-            </w:r>
-          </w:p>
-        </w:tc>
-        <w:tc>
-          <w:tcPr>
-            <w:tcW w:type="dxa" w:w="6192"/>
-            <w:tcMar>
-              <w:top w:w="110" w:type="dxa"/>
-              <w:start w:w="120" w:type="dxa"/>
-              <w:bottom w:w="110" w:type="dxa"/>
-              <w:end w:w="120" w:type="dxa"/>
-            </w:tcMar>
-            <w:tcBorders>
-              <w:bottom w:val="single" w:sz="4" w:color="CAD8E3"/>
-            </w:tcBorders>
-          </w:tcPr>
-          <w:p>
-            <w:pPr>
-              <w:spacing w:after="0"/>
-            </w:pPr>
-            <w:r>
-              <w:rPr>
-                <w:color w:val="162433"/>
-                <w:sz w:val="17"/>
-              </w:rPr>
-              <w:t>The source, check result, outreach purpose, and later outcome are recorded in the protected system.</w:t>
-            </w:r>
-          </w:p>
-        </w:tc>
-      </w:tr>
-    </w:tbl>
-    <w:tbl>
-      <w:tblPr>
-        <w:tblW w:type="auto" w:w="0"/>
-        <w:tblLayout w:type="fixed"/>
-        <w:tblLook w:firstColumn="1" w:firstRow="1" w:lastColumn="0" w:lastRow="0" w:noHBand="0" w:noVBand="1" w:val="04A0"/>
-      </w:tblPr>
-      <w:tblGrid>
-        <w:gridCol w:w="9360"/>
-      </w:tblGrid>
-      <w:tr>
-        <w:tc>
-          <w:tcPr>
-            <w:tcW w:type="dxa" w:w="9360"/>
-            <w:vAlign w:val="center"/>
-            <w:shd w:fill="FFF6DB"/>
-            <w:tcMar>
-              <w:top w:w="170" w:type="dxa"/>
-              <w:start w:w="220" w:type="dxa"/>
-              <w:bottom w:w="170" w:type="dxa"/>
-              <w:end w:w="220" w:type="dxa"/>
-            </w:tcMar>
-            <w:tcBorders>
-              <w:start w:val="single" w:sz="28" w:color="9A6A00"/>
-            </w:tcBorders>
-          </w:tcPr>
-          <w:p>
-            <w:pPr>
-              <w:spacing w:after="40"/>
-            </w:pPr>
-            <w:r>
-              <w:rPr>
-                <w:b/>
-                <w:color w:val="9A6A00"/>
-                <w:sz w:val="16"/>
-              </w:rPr>
-              <w:t>STOP RULE</w:t>
-            </w:r>
-          </w:p>
-          <w:p>
-            <w:pPr>
-              <w:spacing w:after="0"/>
-            </w:pPr>
-            <w:r>
-              <w:rPr>
-                <w:color w:val="162433"/>
-                <w:sz w:val="21"/>
-              </w:rPr>
-              <w:t>If any check is unknown, blocked, expired, or unavailable, do not contact. Research can continue; outreach cannot.</w:t>
-            </w:r>
-          </w:p>
-        </w:tc>
-        <w:trPr>
-          <w:tblHeader/>
-        </w:trPr>
-      </w:tr>
-    </w:tbl>
-    <w:p>
-      <w:pPr>
-        <w:spacing w:after="0"/>
-      </w:pPr>
-    </w:p>
-    <w:p>
-      <w:pPr>
-        <w:pStyle w:val="Heading1"/>
-      </w:pPr>
-      <w:r>
-        <w:t>A compliant opening</w:t>
-      </w:r>
-    </w:p>
-    <w:p>
-      <w:pPr>
-        <w:spacing w:before="120" w:after="200" w:line="288" w:lineRule="auto"/>
-        <w:ind w:left="360" w:right="360"/>
-      </w:pPr>
-      <w:r>
-        <w:rPr>
-          <w:i/>
-          <w:color w:val="445568"/>
-          <w:sz w:val="22"/>
-        </w:rPr>
-        <w:t>“I’m reaching out because your organization’s public record showed [verified event]. I’d like to confirm whether the timing is relevant before discussing anything further.”</w:t>
-      </w:r>
-    </w:p>
-    <w:p>
-      <w:r>
-        <w:t>Use only after clearance. Replace the bracketed text with the exact fact you verified. Never imply that the record proves a need, decision, dissatisfaction, or personal circumstance.</w:t>
-      </w:r>
-    </w:p>
-    <w:p>
-      <w:pPr>
-        <w:pStyle w:val="Heading1"/>
-      </w:pPr>
-      <w:r>
-        <w:t>The meeting talk track</w:t>
-      </w:r>
-    </w:p>
-    <w:p>
-      <w:pPr>
-        <w:pStyle w:val="Heading2"/>
-      </w:pPr>
-      <w:r>
-        <w:t>For David — 30 seconds</w:t>
-      </w:r>
-    </w:p>
-    <w:p>
-      <w:r>
-        <w:t>David Leads shows which organizations changed and why the timing may deserve research. I choose a state, open an account, and follow the official record. The product tells me what is observed, what is uncertain, and what must be cleared before outreach. It does not hand me personal data or pretend a public record is permission to call.</w:t>
-      </w:r>
-    </w:p>
-    <w:p>
-      <w:pPr>
-        <w:pStyle w:val="Heading2"/>
-      </w:pPr>
-      <w:r>
-        <w:t>For an investor — 30 seconds</w:t>
-      </w:r>
-    </w:p>
-    <w:p>
-      <w:r>
-        <w:t>This is a governed lead-intelligence product built on official organization records. The public interface shows live source status, evidence, coverage, and product limits. Unavailable sources fail visibly, records are research-only until a protected clearance decision, and the deployed build can be matched back to its source revision.</w:t>
-      </w:r>
-    </w:p>
-    <w:p>
-      <w:pPr>
-        <w:pStyle w:val="Heading2"/>
-      </w:pPr>
-      <w:r>
-        <w:t>Three points to demonstrate live</w:t>
-      </w:r>
-    </w:p>
-    <w:p>
-      <w:pPr>
-        <w:pStyle w:val="ListNumber"/>
-      </w:pPr>
-      <w:r>
-        <w:t>Switch from All East to one state and show that the live count and briefing change.</w:t>
-      </w:r>
-    </w:p>
-    <w:p>
-      <w:pPr>
-        <w:pStyle w:val="ListNumber"/>
-      </w:pPr>
-      <w:r>
-        <w:t>Open an account and follow its official evidence link.</w:t>
-      </w:r>
-    </w:p>
-    <w:p>
-      <w:pPr>
-        <w:pStyle w:val="ListNumber"/>
-      </w:pPr>
-      <w:r>
-        <w:t>Open Market coverage or Investor view and show which sources answered, which did not, and what the product refuses to infer.</w:t>
-      </w:r>
-    </w:p>
-    <w:p>
-      <w:pPr>
-        <w:pStyle w:val="Heading1"/>
-      </w:pPr>
-      <w:r>
-        <w:t>What is live today</w:t>
-      </w:r>
-    </w:p>
-    <w:p>
-      <w:pPr>
-        <w:pStyle w:val="ListBullet"/>
-      </w:pPr>
-      <w:r>
-        <w:t>A no-login public research view designed for desktop and mobile.</w:t>
-      </w:r>
-    </w:p>
-    <w:p>
-      <w:pPr>
-        <w:pStyle w:val="ListBullet"/>
-      </w:pPr>
-      <w:r>
-        <w:t>All 27 Eastern U.S. markets selectable by region or full state name.</w:t>
-      </w:r>
-    </w:p>
-    <w:p>
-      <w:pPr>
-        <w:pStyle w:val="ListBullet"/>
-      </w:pPr>
-      <w:r>
-        <w:t>Current organization records from official public sources, with visible source status and no sample replacement when a source is down.</w:t>
-      </w:r>
-    </w:p>
-    <w:p>
-      <w:pPr>
-        <w:pStyle w:val="ListBullet"/>
-      </w:pPr>
-      <w:r>
-        <w:t>A broker brief, deal-moment filters, market coverage, account evidence, and investor proof language.</w:t>
-      </w:r>
-    </w:p>
-    <w:p>
-      <w:pPr>
-        <w:pStyle w:val="ListBullet"/>
-      </w:pPr>
-      <w:r>
-        <w:t>A protected back-end workflow for clearance, activity, and outcomes; those private actions are not exposed in the public view.</w:t>
-      </w:r>
-    </w:p>
-    <w:p>
-      <w:pPr>
-        <w:pStyle w:val="Heading2"/>
-      </w:pPr>
-      <w:r>
-        <w:t>What is not a live claim</w:t>
-      </w:r>
-    </w:p>
-    <w:p>
-      <w:pPr>
-        <w:pStyle w:val="ListBullet"/>
-      </w:pPr>
-      <w:r>
-        <w:t>A record is not a ready-to-call person or proof of consent.</w:t>
-      </w:r>
-    </w:p>
-    <w:p>
-      <w:pPr>
-        <w:pStyle w:val="ListBullet"/>
-      </w:pPr>
-      <w:r>
-        <w:t>A timing signal is not proof that a policy is renewing or that a buyer is dissatisfied.</w:t>
-      </w:r>
-    </w:p>
-    <w:p>
-      <w:pPr>
-        <w:pStyle w:val="ListBullet"/>
-      </w:pPr>
-      <w:r>
-        <w:t>The public screen does not store notes, place calls, send messages, or display private broker history.</w:t>
-      </w:r>
-    </w:p>
-    <w:p>
-      <w:pPr>
-        <w:pStyle w:val="ListBullet"/>
-      </w:pPr>
-      <w:r>
-        <w:t>Counts are not fixed; they change with territory, source availability, and official updates.</w:t>
-      </w:r>
-    </w:p>
-    <w:p>
-      <w:pPr>
-        <w:pStyle w:val="Heading1"/>
-      </w:pPr>
-      <w:r>
-        <w:t>If something looks wrong</w:t>
-      </w:r>
-    </w:p>
-    <w:p>
-      <w:pPr>
-        <w:pStyle w:val="Heading2"/>
-      </w:pPr>
-      <w:r>
-        <w:t>The page says ‘Checking live data’</w:t>
-      </w:r>
-    </w:p>
-    <w:p>
-      <w:r>
-        <w:t>Give the official sources a moment to answer. If the message remains, refresh once.</w:t>
-      </w:r>
-    </w:p>
-    <w:p>
-      <w:pPr>
-        <w:pStyle w:val="Heading2"/>
-      </w:pPr>
-      <w:r>
-        <w:t>A source is unavailable</w:t>
-      </w:r>
-    </w:p>
-    <w:p>
-      <w:r>
-        <w:t>Open Market coverage to see which source failed. Continue with the sources marked live; never treat an unavailable source as zero evidence.</w:t>
-      </w:r>
-    </w:p>
-    <w:p>
-      <w:pPr>
-        <w:pStyle w:val="Heading2"/>
-      </w:pPr>
-      <w:r>
-        <w:t>The list is too broad</w:t>
-      </w:r>
-    </w:p>
-    <w:p>
-      <w:r>
-        <w:t>Choose one state instead of a region. State-specific pulls are easier to review during a call block.</w:t>
-      </w:r>
-    </w:p>
-    <w:p>
-      <w:pPr>
-        <w:pStyle w:val="Heading2"/>
-      </w:pPr>
-      <w:r>
-        <w:t>The list returns no accounts</w:t>
-      </w:r>
-    </w:p>
-    <w:p>
-      <w:r>
-        <w:t>Confirm the selected territory and source status. Zero results and an unavailable source are different conditions; the interface shows them separately.</w:t>
-      </w:r>
-    </w:p>
-    <w:p>
-      <w:pPr>
-        <w:pStyle w:val="Heading2"/>
-      </w:pPr>
-      <w:r>
-        <w:t>A link does not open</w:t>
-      </w:r>
-    </w:p>
-    <w:p>
-      <w:r>
-        <w:t>Open the account again and use its official-source link. If the government site has moved the record, search the entity name on that same official domain.</w:t>
-      </w:r>
-    </w:p>
-    <w:p>
-      <w:pPr>
-        <w:pStyle w:val="Heading2"/>
-      </w:pPr>
-      <w:r>
-        <w:t>Someone asks for a password</w:t>
-      </w:r>
-    </w:p>
-    <w:p>
-      <w:r>
-        <w:t>The public research view does not need one. Do not send or paste broker credentials, access keys, or private tokens.</w:t>
-      </w:r>
-    </w:p>
-    <w:p>
-      <w:pPr>
-        <w:pStyle w:val="Heading1"/>
-      </w:pPr>
-      <w:r>
-        <w:t>End-of-day handoff</w:t>
-      </w:r>
-    </w:p>
-    <w:p>
-      <w:r>
-        <w:t>Before closing the day, confirm that every contacted organization had a completed clearance, every outcome is factual, and every do-not-contact request is recorded immediately in the protected system. Keep research notes and private channels out of screenshots and public links.</w:t>
-      </w:r>
-    </w:p>
-    <w:tbl>
-      <w:tblPr>
-        <w:tblW w:type="auto" w:w="0"/>
-        <w:tblLayout w:type="fixed"/>
-        <w:tblLook w:firstColumn="1" w:firstRow="1" w:lastColumn="0" w:lastRow="0" w:noHBand="0" w:noVBand="1" w:val="04A0"/>
-      </w:tblPr>
-      <w:tblGrid>
-        <w:gridCol w:w="9360"/>
-      </w:tblGrid>
-      <w:tr>
-        <w:tc>
-          <w:tcPr>
-            <w:tcW w:type="dxa" w:w="9360"/>
-            <w:vAlign w:val="center"/>
-            <w:shd w:fill="DFF6FF"/>
-            <w:tcMar>
-              <w:top w:w="170" w:type="dxa"/>
-              <w:start w:w="220" w:type="dxa"/>
-              <w:bottom w:w="170" w:type="dxa"/>
-              <w:end w:w="220" w:type="dxa"/>
-            </w:tcMar>
-            <w:tcBorders>
-              <w:start w:val="single" w:sz="28" w:color="2E74B5"/>
-            </w:tcBorders>
-          </w:tcPr>
-          <w:p>
-            <w:pPr>
-              <w:spacing w:after="40"/>
-            </w:pPr>
-            <w:r>
-              <w:rPr>
-                <w:b/>
-                <w:color w:val="2E74B5"/>
-                <w:sz w:val="16"/>
-              </w:rPr>
-              <w:t>BOTTOM LINE</w:t>
-            </w:r>
-          </w:p>
-          <w:p>
-            <w:pPr>
-              <w:spacing w:after="0"/>
-            </w:pPr>
-            <w:r>
-              <w:rPr>
-                <w:color w:val="162433"/>
-                <w:sz w:val="21"/>
-              </w:rPr>
-              <w:t>The advantage is not more personal data. The advantage is earlier organization-level change detection, transparent evidence, disciplined follow-through, and a clean boundary between research and permission to contact.</w:t>
-            </w:r>
-          </w:p>
-        </w:tc>
-        <w:trPr>
-          <w:tblHeader/>
-        </w:trPr>
-      </w:tr>
-    </w:tbl>
-    <w:p>
-      <w:pPr>
-        <w:spacing w:after="0"/>
-      </w:pPr>
-    </w:p>
-    <w:p>
-      <w:pPr>
-        <w:spacing w:before="200"/>
-      </w:pPr>
-      <w:r>
-        <w:rPr>
-          <w:b/>
-        </w:rPr>
-        <w:t xml:space="preserve">Live workspace: </w:t>
-      </w:r>
-      <w:hyperlink r:id="rId11">
-        <w:r>
-          <w:rPr>
-            <w:color w:val="2E74B5"/>
-            <w:u w:val="single"/>
-          </w:rPr>
-          <w:t>Open David Leads</w:t>
-        </w:r>
-      </w:hyperlink>
-    </w:p>
-    <w:p>
-      <w:r>
-        <w:rPr>
-          <w:b/>
-        </w:rPr>
-        <w:t xml:space="preserve">Source and operating model: </w:t>
-      </w:r>
-      <w:hyperlink r:id="rId12">
-        <w:r>
-          <w:rPr>
-            <w:color w:val="2E74B5"/>
-            <w:u w:val="single"/>
-          </w:rPr>
-          <w:t>View the public GitHub repository</w:t>
-        </w:r>
-      </w:hyperlink>
-    </w:p>
     <w:sectPr>
-      <w:headerReference w:type="first" r:id="rId9"/>
+      <w:headerReference w:type="default" r:id="rId9"/>
       <w:footerReference w:type="default" r:id="rId10"/>
       <w:pgSz w:w="12240" w:h="15840"/>
-      <w:pgMar w:top="1440" w:right="1440" w:bottom="1152" w:left="1440" w:header="504" w:footer="504" w:gutter="0"/>
+      <w:pgMar w:top="1440" w:right="1440" w:bottom="1440" w:left="1440" w:header="708" w:footer="708" w:gutter="0"/>
       <w:cols w:space="720"/>
-      <w:titlePg/>
       <w:docGrid w:linePitch="360"/>
     </w:sectPr>
   </w:body>
@@ -2833,17 +3305,22 @@
   <w:p>
     <w:pPr>
       <w:pStyle w:val="Footer"/>
-      <w:spacing w:before="80"/>
-      <w:jc w:val="center"/>
+      <w:jc w:val="right"/>
     </w:pPr>
     <w:r>
       <w:rPr>
-        <w:color w:val="445568"/>
-        <w:sz w:val="16"/>
-      </w:rPr>
-      <w:t xml:space="preserve">Public broker guide  |  No credentials included  |  Page </w:t>
+        <w:rFonts w:ascii="Calibri" w:hAnsi="Calibri"/>
+        <w:color w:val="5A6B7C"/>
+        <w:sz w:val="17"/>
+      </w:rPr>
+      <w:t xml:space="preserve">Operating guide  |  verify the current release at demo time  |  </w:t>
     </w:r>
     <w:r>
+      <w:rPr>
+        <w:rFonts w:ascii="Calibri" w:hAnsi="Calibri"/>
+        <w:color w:val="5A6B7C"/>
+        <w:sz w:val="18"/>
+      </w:rPr>
       <w:fldChar w:fldCharType="begin"/>
       <w:instrText xml:space="preserve"> PAGE </w:instrText>
       <w:fldChar w:fldCharType="separate"/>
@@ -2859,79 +3336,19 @@
   <w:p>
     <w:pPr>
       <w:pStyle w:val="Header"/>
+      <w:spacing w:after="0"/>
+      <w:jc w:val="left"/>
     </w:pPr>
+    <w:r>
+      <w:rPr>
+        <w:rFonts w:ascii="Calibri" w:hAnsi="Calibri"/>
+        <w:b/>
+        <w:color w:val="5A6B7C"/>
+        <w:sz w:val="17"/>
+      </w:rPr>
+      <w:t>DAVID LEADS  |  BROKER FIELD GUIDE</w:t>
+    </w:r>
   </w:p>
-  <w:tbl>
-    <w:tblPr>
-      <w:tblW w:type="auto" w:w="0"/>
-      <w:tblLayout w:type="fixed"/>
-      <w:tblLook w:firstColumn="1" w:firstRow="1" w:lastColumn="0" w:lastRow="0" w:noHBand="0" w:noVBand="1" w:val="04A0"/>
-    </w:tblPr>
-    <w:tblGrid>
-      <w:gridCol w:w="5040"/>
-      <w:gridCol w:w="4320"/>
-    </w:tblGrid>
-    <w:tr>
-      <w:tc>
-        <w:tcPr>
-          <w:tcW w:type="dxa" w:w="5040"/>
-          <w:tcMar>
-            <w:top w:w="0" w:type="dxa"/>
-            <w:start w:w="0" w:type="dxa"/>
-            <w:bottom w:w="60" w:type="dxa"/>
-            <w:end w:w="0" w:type="dxa"/>
-          </w:tcMar>
-          <w:tcBorders>
-            <w:bottom w:val="single" w:sz="14" w:color="22D3AE"/>
-          </w:tcBorders>
-        </w:tcPr>
-        <w:p>
-          <w:pPr>
-            <w:spacing w:after="0"/>
-          </w:pPr>
-          <w:r>
-            <w:rPr>
-              <w:b/>
-              <w:color w:val="071522"/>
-              <w:sz w:val="18"/>
-            </w:rPr>
-            <w:t>DAVID LEADS</w:t>
-          </w:r>
-        </w:p>
-      </w:tc>
-      <w:tc>
-        <w:tcPr>
-          <w:tcW w:type="dxa" w:w="4320"/>
-          <w:tcMar>
-            <w:top w:w="0" w:type="dxa"/>
-            <w:start w:w="0" w:type="dxa"/>
-            <w:bottom w:w="60" w:type="dxa"/>
-            <w:end w:w="0" w:type="dxa"/>
-          </w:tcMar>
-          <w:tcBorders>
-            <w:bottom w:val="single" w:sz="14" w:color="22D3AE"/>
-          </w:tcBorders>
-        </w:tcPr>
-        <w:p>
-          <w:pPr>
-            <w:spacing w:after="0"/>
-            <w:jc w:val="right"/>
-          </w:pPr>
-          <w:r>
-            <w:rPr>
-              <w:b/>
-              <w:color w:val="445568"/>
-              <w:sz w:val="16"/>
-            </w:rPr>
-            <w:t>BROKER FIELD GUIDE</w:t>
-          </w:r>
-        </w:p>
-      </w:tc>
-      <w:trPr>
-        <w:tblHeader/>
-      </w:trPr>
-    </w:tr>
-  </w:tbl>
 </w:hdr>
 </file>
 
@@ -3299,11 +3716,11 @@
     <w:qFormat/>
     <w:rsid w:val="00FC693F"/>
     <w:pPr>
-      <w:spacing w:after="120" w:line="300" w:lineRule="auto"/>
+      <w:spacing w:before="0" w:after="120" w:line="300" w:lineRule="auto"/>
     </w:pPr>
     <w:rPr>
       <w:rFonts w:ascii="Calibri" w:hAnsi="Calibri"/>
-      <w:color w:val="162433"/>
+      <w:color w:val="1F2933"/>
       <w:sz w:val="22"/>
     </w:rPr>
   </w:style>
@@ -3369,7 +3786,7 @@
       <w:rFonts w:asciiTheme="majorHAnsi" w:eastAsiaTheme="majorEastAsia" w:hAnsiTheme="majorHAnsi" w:cstheme="majorBidi" w:ascii="Calibri" w:hAnsi="Calibri"/>
       <w:b/>
       <w:bCs/>
-      <w:color w:val="2E74B5"/>
+      <w:color w:val="0A2540"/>
       <w:sz w:val="32"/>
       <w:szCs w:val="28"/>
     </w:rPr>
@@ -3393,7 +3810,7 @@
       <w:rFonts w:asciiTheme="majorHAnsi" w:eastAsiaTheme="majorEastAsia" w:hAnsiTheme="majorHAnsi" w:cstheme="majorBidi" w:ascii="Calibri" w:hAnsi="Calibri"/>
       <w:b/>
       <w:bCs/>
-      <w:color w:val="071522"/>
+      <w:color w:val="168F89"/>
       <w:sz w:val="26"/>
       <w:szCs w:val="26"/>
     </w:rPr>
@@ -3417,7 +3834,7 @@
       <w:rFonts w:asciiTheme="majorHAnsi" w:eastAsiaTheme="majorEastAsia" w:hAnsiTheme="majorHAnsi" w:cstheme="majorBidi" w:ascii="Calibri" w:hAnsi="Calibri"/>
       <w:b/>
       <w:bCs/>
-      <w:color w:val="1F4D78"/>
+      <w:color w:val="0A2540"/>
       <w:sz w:val="24"/>
     </w:rPr>
   </w:style>
@@ -3649,17 +4066,16 @@
     <w:qFormat/>
     <w:rsid w:val="00FC693F"/>
     <w:pPr>
-      <w:keepNext/>
       <w:pBdr>
         <w:bottom w:val="single" w:sz="8" w:space="4" w:color="4F81BD" w:themeColor="accent1"/>
       </w:pBdr>
-      <w:spacing w:after="200" w:line="240" w:lineRule="auto" w:before="0"/>
+      <w:spacing w:after="160" w:line="240" w:lineRule="auto" w:before="0"/>
       <w:contextualSpacing/>
     </w:pPr>
     <w:rPr>
       <w:rFonts w:asciiTheme="majorHAnsi" w:eastAsiaTheme="majorEastAsia" w:hAnsiTheme="majorHAnsi" w:cstheme="majorBidi" w:ascii="Calibri" w:hAnsi="Calibri"/>
       <w:b/>
-      <w:color w:val="071522"/>
+      <w:color w:val="0A2540"/>
       <w:spacing w:val="5"/>
       <w:kern w:val="28"/>
       <w:sz w:val="56"/>
@@ -3693,14 +4109,15 @@
       <w:numPr>
         <w:ilvl w:val="1"/>
       </w:numPr>
+      <w:spacing w:after="360"/>
     </w:pPr>
     <w:rPr>
-      <w:rFonts w:asciiTheme="majorHAnsi" w:eastAsiaTheme="majorEastAsia" w:hAnsiTheme="majorHAnsi" w:cstheme="majorBidi"/>
+      <w:rFonts w:asciiTheme="majorHAnsi" w:eastAsiaTheme="majorEastAsia" w:hAnsiTheme="majorHAnsi" w:cstheme="majorBidi" w:ascii="Calibri" w:hAnsi="Calibri"/>
       <w:i/>
       <w:iCs/>
-      <w:color w:val="4F81BD" w:themeColor="accent1"/>
+      <w:color w:val="5A6B7C"/>
       <w:spacing w:val="15"/>
-      <w:sz w:val="24"/>
+      <w:sz w:val="27"/>
       <w:szCs w:val="24"/>
     </w:rPr>
   </w:style>
@@ -3836,14 +4253,8 @@
       <w:numPr>
         <w:numId w:val="1"/>
       </w:numPr>
-      <w:spacing w:after="80"/>
-      <w:ind w:left="403" w:hanging="230"/>
       <w:contextualSpacing/>
     </w:pPr>
-    <w:rPr>
-      <w:rFonts w:ascii="Calibri" w:hAnsi="Calibri"/>
-      <w:sz w:val="21"/>
-    </w:rPr>
   </w:style>
   <w:style w:type="paragraph" w:styleId="ListBullet2">
     <w:name w:val="List Bullet 2"/>
@@ -3881,14 +4292,8 @@
       <w:numPr>
         <w:numId w:val="5"/>
       </w:numPr>
-      <w:spacing w:after="80"/>
-      <w:ind w:left="403" w:hanging="230"/>
       <w:contextualSpacing/>
     </w:pPr>
-    <w:rPr>
-      <w:rFonts w:ascii="Calibri" w:hAnsi="Calibri"/>
-      <w:sz w:val="21"/>
-    </w:rPr>
   </w:style>
   <w:style w:type="paragraph" w:styleId="ListNumber2">
     <w:name w:val="List Number 2"/>
